--- a/data/outputs/v2/Essential_Mathematics/SS2.1_Similarity_and_Enlargement/Essential_Mathematics_Similarity_and_Enlargement_CBE_LessonSequence.docx
+++ b/data/outputs/v2/Essential_Mathematics/SS2.1_Similarity_and_Enlargement/Essential_Mathematics_Similarity_and_Enlargement_CBE_LessonSequence.docx
@@ -3362,7 +3362,7 @@
             <w:pPr>
               <w:spacing w:after="20" w:before="0"/>
             </w:pPr>
-            <w:hyperlink w:history="1" r:id="rIdetl4cpomsfahvskpy8odo">
+            <w:hyperlink w:history="1" r:id="rIdf1defhyn4a8o8qmh66b5m">
               <w:r>
                 <w:rPr>
                   <w:rFonts w:ascii="Arial" w:cs="Arial" w:eastAsia="Arial" w:hAnsi="Arial"/>
@@ -3395,7 +3395,7 @@
               <w:spacing w:after="10" w:before="0"/>
               <w:ind w:left="120"/>
             </w:pPr>
-            <w:hyperlink w:history="1" r:id="rIdroptp3xm5csgeg3mugxpc">
+            <w:hyperlink w:history="1" r:id="rIdqpqeywhnz8uyotrcqpcqf">
               <w:r>
                 <w:rPr>
                   <w:rFonts w:ascii="Arial" w:cs="Arial" w:eastAsia="Arial" w:hAnsi="Arial"/>
@@ -3440,7 +3440,7 @@
             <w:pPr>
               <w:spacing w:after="20" w:before="0"/>
             </w:pPr>
-            <w:hyperlink w:history="1" r:id="rIdtwfutwmhiw9jdd837bw0g">
+            <w:hyperlink w:history="1" r:id="rIdfftlmxesqd5pcsshks6ip">
               <w:r>
                 <w:rPr>
                   <w:rFonts w:ascii="Arial" w:cs="Arial" w:eastAsia="Arial" w:hAnsi="Arial"/>
@@ -3473,7 +3473,7 @@
               <w:spacing w:after="10" w:before="0"/>
               <w:ind w:left="120"/>
             </w:pPr>
-            <w:hyperlink w:history="1" r:id="rIdtch5nwqtrackquqayt9x6">
+            <w:hyperlink w:history="1" r:id="rIda6vqrmblux49zfcwr6ef1">
               <w:r>
                 <w:rPr>
                   <w:rFonts w:ascii="Arial" w:cs="Arial" w:eastAsia="Arial" w:hAnsi="Arial"/>
@@ -3668,7 +3668,7 @@
             <w:pPr>
               <w:spacing w:after="20" w:before="0"/>
             </w:pPr>
-            <w:hyperlink w:history="1" r:id="rIddulofl64s3ludnuuqdjih">
+            <w:hyperlink w:history="1" r:id="rIdtuf-jajvfniixzwpgxhec">
               <w:r>
                 <w:rPr>
                   <w:rFonts w:ascii="Arial" w:cs="Arial" w:eastAsia="Arial" w:hAnsi="Arial"/>
@@ -3701,7 +3701,7 @@
               <w:spacing w:after="10" w:before="0"/>
               <w:ind w:left="120"/>
             </w:pPr>
-            <w:hyperlink w:history="1" r:id="rId7hjljyhgte5vunxpblz2j">
+            <w:hyperlink w:history="1" r:id="rIdbkhp3-gjx-oapf_rdgdcq">
               <w:r>
                 <w:rPr>
                   <w:rFonts w:ascii="Arial" w:cs="Arial" w:eastAsia="Arial" w:hAnsi="Arial"/>
@@ -3746,7 +3746,7 @@
             <w:pPr>
               <w:spacing w:after="20" w:before="0"/>
             </w:pPr>
-            <w:hyperlink w:history="1" r:id="rIduvfie0x0x-gxgbm9q8csh">
+            <w:hyperlink w:history="1" r:id="rIdmfel-fxtidltwatai2ifr">
               <w:r>
                 <w:rPr>
                   <w:rFonts w:ascii="Arial" w:cs="Arial" w:eastAsia="Arial" w:hAnsi="Arial"/>
@@ -3779,7 +3779,7 @@
               <w:spacing w:after="10" w:before="0"/>
               <w:ind w:left="120"/>
             </w:pPr>
-            <w:hyperlink w:history="1" r:id="rIdv-_suemahzdnpcttspmra">
+            <w:hyperlink w:history="1" r:id="rIdjazv9rs-azjqqmf2376ho">
               <w:r>
                 <w:rPr>
                   <w:rFonts w:ascii="Arial" w:cs="Arial" w:eastAsia="Arial" w:hAnsi="Arial"/>
@@ -3974,7 +3974,7 @@
             <w:pPr>
               <w:spacing w:after="20" w:before="0"/>
             </w:pPr>
-            <w:hyperlink w:history="1" r:id="rId-jubtdht5gpbcuyd-mnvw">
+            <w:hyperlink w:history="1" r:id="rIdnamyskh2hfkou3vitvdl4">
               <w:r>
                 <w:rPr>
                   <w:rFonts w:ascii="Arial" w:cs="Arial" w:eastAsia="Arial" w:hAnsi="Arial"/>
@@ -4007,7 +4007,7 @@
               <w:spacing w:after="10" w:before="0"/>
               <w:ind w:left="120"/>
             </w:pPr>
-            <w:hyperlink w:history="1" r:id="rIduvhatuiwdecmniiqxliua">
+            <w:hyperlink w:history="1" r:id="rIdvbnshmsk9gt0oj_xqhq6l">
               <w:r>
                 <w:rPr>
                   <w:rFonts w:ascii="Arial" w:cs="Arial" w:eastAsia="Arial" w:hAnsi="Arial"/>
@@ -4052,7 +4052,7 @@
             <w:pPr>
               <w:spacing w:after="20" w:before="0"/>
             </w:pPr>
-            <w:hyperlink w:history="1" r:id="rIdnyshlnnimgtwcurnzsqar">
+            <w:hyperlink w:history="1" r:id="rIddl5jiofw6ah6csxeih2qo">
               <w:r>
                 <w:rPr>
                   <w:rFonts w:ascii="Arial" w:cs="Arial" w:eastAsia="Arial" w:hAnsi="Arial"/>
@@ -4085,7 +4085,7 @@
               <w:spacing w:after="10" w:before="0"/>
               <w:ind w:left="120"/>
             </w:pPr>
-            <w:hyperlink w:history="1" r:id="rIdsz33r87qu3wqo4c7ktqdz">
+            <w:hyperlink w:history="1" r:id="rId3yinmqnk5gvswcxorpj9e">
               <w:r>
                 <w:rPr>
                   <w:rFonts w:ascii="Arial" w:cs="Arial" w:eastAsia="Arial" w:hAnsi="Arial"/>
@@ -4280,7 +4280,7 @@
             <w:pPr>
               <w:spacing w:after="20" w:before="0"/>
             </w:pPr>
-            <w:hyperlink w:history="1" r:id="rIdotydvpxga4zj6jx08vooc">
+            <w:hyperlink w:history="1" r:id="rIdacn0ijs_euvkrp3hq9ovg">
               <w:r>
                 <w:rPr>
                   <w:rFonts w:ascii="Arial" w:cs="Arial" w:eastAsia="Arial" w:hAnsi="Arial"/>
@@ -4313,7 +4313,7 @@
               <w:spacing w:after="10" w:before="0"/>
               <w:ind w:left="120"/>
             </w:pPr>
-            <w:hyperlink w:history="1" r:id="rIdbggegzzlu-wza79jfwuse">
+            <w:hyperlink w:history="1" r:id="rIdjwjwhkvlmtun2oabmmkf_">
               <w:r>
                 <w:rPr>
                   <w:rFonts w:ascii="Arial" w:cs="Arial" w:eastAsia="Arial" w:hAnsi="Arial"/>
@@ -4358,7 +4358,7 @@
             <w:pPr>
               <w:spacing w:after="20" w:before="0"/>
             </w:pPr>
-            <w:hyperlink w:history="1" r:id="rIdjq_hdhpfca20wgoy7e5r1">
+            <w:hyperlink w:history="1" r:id="rIdrixcmtrekwujamioovp44">
               <w:r>
                 <w:rPr>
                   <w:rFonts w:ascii="Arial" w:cs="Arial" w:eastAsia="Arial" w:hAnsi="Arial"/>
@@ -4391,7 +4391,7 @@
               <w:spacing w:after="10" w:before="0"/>
               <w:ind w:left="120"/>
             </w:pPr>
-            <w:hyperlink w:history="1" r:id="rId_82p2a0ckowlzcrmiyf_i">
+            <w:hyperlink w:history="1" r:id="rIdo-xoqd3yt5tzfnfvrobpa">
               <w:r>
                 <w:rPr>
                   <w:rFonts w:ascii="Arial" w:cs="Arial" w:eastAsia="Arial" w:hAnsi="Arial"/>
@@ -4586,7 +4586,7 @@
             <w:pPr>
               <w:spacing w:after="20" w:before="0"/>
             </w:pPr>
-            <w:hyperlink w:history="1" r:id="rId27xljb-pgmzgqsv9vx1ip">
+            <w:hyperlink w:history="1" r:id="rId_yi3_njw4mv8-0zk5gxcx">
               <w:r>
                 <w:rPr>
                   <w:rFonts w:ascii="Arial" w:cs="Arial" w:eastAsia="Arial" w:hAnsi="Arial"/>
@@ -4619,7 +4619,7 @@
               <w:spacing w:after="10" w:before="0"/>
               <w:ind w:left="120"/>
             </w:pPr>
-            <w:hyperlink w:history="1" r:id="rId934rpfxki2q51atpeqzzj">
+            <w:hyperlink w:history="1" r:id="rIdtnp4lmcycwv4s5i0uhejh">
               <w:r>
                 <w:rPr>
                   <w:rFonts w:ascii="Arial" w:cs="Arial" w:eastAsia="Arial" w:hAnsi="Arial"/>
@@ -4664,7 +4664,7 @@
             <w:pPr>
               <w:spacing w:after="20" w:before="0"/>
             </w:pPr>
-            <w:hyperlink w:history="1" r:id="rIdd7amiazbc-xibwu9htfsy">
+            <w:hyperlink w:history="1" r:id="rIducybfbgpsuszg6igc6ajs">
               <w:r>
                 <w:rPr>
                   <w:rFonts w:ascii="Arial" w:cs="Arial" w:eastAsia="Arial" w:hAnsi="Arial"/>
@@ -4697,7 +4697,7 @@
               <w:spacing w:after="10" w:before="0"/>
               <w:ind w:left="120"/>
             </w:pPr>
-            <w:hyperlink w:history="1" r:id="rIdocdu7rmydsopqyjws6qsu">
+            <w:hyperlink w:history="1" r:id="rIdrwueld3ntbhtierbq5niu">
               <w:r>
                 <w:rPr>
                   <w:rFonts w:ascii="Arial" w:cs="Arial" w:eastAsia="Arial" w:hAnsi="Arial"/>
@@ -6288,32 +6288,32 @@
         <w:tc>
           <w:tcPr>
             <w:tcW w:type="dxa" w:w="1520"/>
-            <w:shd w:fill="F2F2F2" w:color="auto" w:val="clear"/>
-            <w:tcMar>
-              <w:top w:type="dxa" w:w="60"/>
-              <w:left w:type="dxa" w:w="120"/>
-              <w:bottom w:type="dxa" w:w="60"/>
-              <w:right w:type="dxa" w:w="120"/>
-            </w:tcMar>
-            <w:vAlign w:val="top"/>
-          </w:tcPr>
-          <w:p>
-            <w:pPr>
-              <w:spacing w:after="40" w:before="0"/>
-              <w:jc w:val="left"/>
-            </w:pPr>
-            <w:r>
-              <w:rPr>
-                <w:rFonts w:ascii="Arial" w:cs="Arial" w:eastAsia="Arial" w:hAnsi="Arial"/>
-                <w:b/>
-                <w:bCs/>
-                <w:i w:val="false"/>
-                <w:iCs w:val="false"/>
-                <w:color w:val="000000"/>
-                <w:sz w:val="18"/>
-                <w:szCs w:val="18"/>
-              </w:rPr>
-              <w:t xml:space="preserve">1 — Predict Phase (10 min)</w:t>
+            <w:shd w:fill="EAD1F5" w:color="auto" w:val="clear"/>
+            <w:tcMar>
+              <w:top w:type="dxa" w:w="60"/>
+              <w:left w:type="dxa" w:w="120"/>
+              <w:bottom w:type="dxa" w:w="60"/>
+              <w:right w:type="dxa" w:w="120"/>
+            </w:tcMar>
+            <w:vAlign w:val="top"/>
+          </w:tcPr>
+          <w:p>
+            <w:pPr>
+              <w:spacing w:after="40" w:before="0"/>
+              <w:jc w:val="left"/>
+            </w:pPr>
+            <w:r>
+              <w:rPr>
+                <w:rFonts w:ascii="Arial" w:cs="Arial" w:eastAsia="Arial" w:hAnsi="Arial"/>
+                <w:b/>
+                <w:bCs/>
+                <w:i w:val="false"/>
+                <w:iCs w:val="false"/>
+                <w:color w:val="000000"/>
+                <w:sz w:val="18"/>
+                <w:szCs w:val="18"/>
+              </w:rPr>
+              <w:t xml:space="preserve">Predict Phase</w:t>
             </w:r>
           </w:p>
           <w:p>
@@ -6336,7 +6336,7 @@
             <w:pPr>
               <w:spacing w:after="20" w:before="0"/>
             </w:pPr>
-            <w:hyperlink w:history="1" r:id="rIdd2wnvxb84bcyuavch5iuz">
+            <w:hyperlink w:history="1" r:id="rIdln3arapvuluwco_mpvvwg">
               <w:r>
                 <w:rPr>
                   <w:rFonts w:ascii="Arial" w:cs="Arial" w:eastAsia="Arial" w:hAnsi="Arial"/>
@@ -6369,7 +6369,7 @@
               <w:spacing w:after="10" w:before="0"/>
               <w:ind w:left="120"/>
             </w:pPr>
-            <w:hyperlink w:history="1" r:id="rIdipgyi9t3jxutyj3qkp7o8">
+            <w:hyperlink w:history="1" r:id="rId6xqdeeqv1owcy6wsv4ddx">
               <w:r>
                 <w:rPr>
                   <w:rFonts w:ascii="Arial" w:cs="Arial" w:eastAsia="Arial" w:hAnsi="Arial"/>
@@ -6414,7 +6414,7 @@
             <w:pPr>
               <w:spacing w:after="20" w:before="0"/>
             </w:pPr>
-            <w:hyperlink w:history="1" r:id="rIdlfpzjkb-ymduk3lcn-ist">
+            <w:hyperlink w:history="1" r:id="rIdhc6aqrhrakvixjiaskljt">
               <w:r>
                 <w:rPr>
                   <w:rFonts w:ascii="Arial" w:cs="Arial" w:eastAsia="Arial" w:hAnsi="Arial"/>
@@ -6447,7 +6447,7 @@
               <w:spacing w:after="10" w:before="0"/>
               <w:ind w:left="120"/>
             </w:pPr>
-            <w:hyperlink w:history="1" r:id="rIdbyhq6jzrn62s_egh-nlor">
+            <w:hyperlink w:history="1" r:id="rIdflluy5gouu9osuvhiovlw">
               <w:r>
                 <w:rPr>
                   <w:rFonts w:ascii="Arial" w:cs="Arial" w:eastAsia="Arial" w:hAnsi="Arial"/>
@@ -6594,32 +6594,32 @@
         <w:tc>
           <w:tcPr>
             <w:tcW w:type="dxa" w:w="1520"/>
-            <w:shd w:fill="F2F2F2" w:color="auto" w:val="clear"/>
-            <w:tcMar>
-              <w:top w:type="dxa" w:w="60"/>
-              <w:left w:type="dxa" w:w="120"/>
-              <w:bottom w:type="dxa" w:w="60"/>
-              <w:right w:type="dxa" w:w="120"/>
-            </w:tcMar>
-            <w:vAlign w:val="top"/>
-          </w:tcPr>
-          <w:p>
-            <w:pPr>
-              <w:spacing w:after="40" w:before="0"/>
-              <w:jc w:val="left"/>
-            </w:pPr>
-            <w:r>
-              <w:rPr>
-                <w:rFonts w:ascii="Arial" w:cs="Arial" w:eastAsia="Arial" w:hAnsi="Arial"/>
-                <w:b/>
-                <w:bCs/>
-                <w:i w:val="false"/>
-                <w:iCs w:val="false"/>
-                <w:color w:val="000000"/>
-                <w:sz w:val="18"/>
-                <w:szCs w:val="18"/>
-              </w:rPr>
-              <w:t xml:space="preserve">2 — Observe Phase (25 min)</w:t>
+            <w:shd w:fill="D9EEF1" w:color="auto" w:val="clear"/>
+            <w:tcMar>
+              <w:top w:type="dxa" w:w="60"/>
+              <w:left w:type="dxa" w:w="120"/>
+              <w:bottom w:type="dxa" w:w="60"/>
+              <w:right w:type="dxa" w:w="120"/>
+            </w:tcMar>
+            <w:vAlign w:val="top"/>
+          </w:tcPr>
+          <w:p>
+            <w:pPr>
+              <w:spacing w:after="40" w:before="0"/>
+              <w:jc w:val="left"/>
+            </w:pPr>
+            <w:r>
+              <w:rPr>
+                <w:rFonts w:ascii="Arial" w:cs="Arial" w:eastAsia="Arial" w:hAnsi="Arial"/>
+                <w:b/>
+                <w:bCs/>
+                <w:i w:val="false"/>
+                <w:iCs w:val="false"/>
+                <w:color w:val="000000"/>
+                <w:sz w:val="18"/>
+                <w:szCs w:val="18"/>
+              </w:rPr>
+              <w:t xml:space="preserve">Observe Phase</w:t>
             </w:r>
           </w:p>
           <w:p>
@@ -6642,7 +6642,7 @@
             <w:pPr>
               <w:spacing w:after="20" w:before="0"/>
             </w:pPr>
-            <w:hyperlink w:history="1" r:id="rIdu43c4lqu2hmvcauikhzmo">
+            <w:hyperlink w:history="1" r:id="rId1s2icx5brpd0abb9yo3jn">
               <w:r>
                 <w:rPr>
                   <w:rFonts w:ascii="Arial" w:cs="Arial" w:eastAsia="Arial" w:hAnsi="Arial"/>
@@ -6675,7 +6675,7 @@
               <w:spacing w:after="10" w:before="0"/>
               <w:ind w:left="120"/>
             </w:pPr>
-            <w:hyperlink w:history="1" r:id="rIdq4ybb75r1vlg6ptidv65k">
+            <w:hyperlink w:history="1" r:id="rIdyb7uy9j6oy6ctwrkyprdr">
               <w:r>
                 <w:rPr>
                   <w:rFonts w:ascii="Arial" w:cs="Arial" w:eastAsia="Arial" w:hAnsi="Arial"/>
@@ -6720,7 +6720,7 @@
             <w:pPr>
               <w:spacing w:after="20" w:before="0"/>
             </w:pPr>
-            <w:hyperlink w:history="1" r:id="rIdebxjbn8zsnnolb-7agjen">
+            <w:hyperlink w:history="1" r:id="rIdwqcvhreajkl82sria7dti">
               <w:r>
                 <w:rPr>
                   <w:rFonts w:ascii="Arial" w:cs="Arial" w:eastAsia="Arial" w:hAnsi="Arial"/>
@@ -6753,7 +6753,7 @@
               <w:spacing w:after="10" w:before="0"/>
               <w:ind w:left="120"/>
             </w:pPr>
-            <w:hyperlink w:history="1" r:id="rIdhdxa_n6ultr12qez9cdem">
+            <w:hyperlink w:history="1" r:id="rIdfcmkevqw7bsjxhpac9t-p">
               <w:r>
                 <w:rPr>
                   <w:rFonts w:ascii="Arial" w:cs="Arial" w:eastAsia="Arial" w:hAnsi="Arial"/>
@@ -6900,32 +6900,32 @@
         <w:tc>
           <w:tcPr>
             <w:tcW w:type="dxa" w:w="1520"/>
-            <w:shd w:fill="F2F2F2" w:color="auto" w:val="clear"/>
-            <w:tcMar>
-              <w:top w:type="dxa" w:w="60"/>
-              <w:left w:type="dxa" w:w="120"/>
-              <w:bottom w:type="dxa" w:w="60"/>
-              <w:right w:type="dxa" w:w="120"/>
-            </w:tcMar>
-            <w:vAlign w:val="top"/>
-          </w:tcPr>
-          <w:p>
-            <w:pPr>
-              <w:spacing w:after="40" w:before="0"/>
-              <w:jc w:val="left"/>
-            </w:pPr>
-            <w:r>
-              <w:rPr>
-                <w:rFonts w:ascii="Arial" w:cs="Arial" w:eastAsia="Arial" w:hAnsi="Arial"/>
-                <w:b/>
-                <w:bCs/>
-                <w:i w:val="false"/>
-                <w:iCs w:val="false"/>
-                <w:color w:val="000000"/>
-                <w:sz w:val="18"/>
-                <w:szCs w:val="18"/>
-              </w:rPr>
-              <w:t xml:space="preserve">3 — Explain Phase (20 min)</w:t>
+            <w:shd w:fill="E2EFDA" w:color="auto" w:val="clear"/>
+            <w:tcMar>
+              <w:top w:type="dxa" w:w="60"/>
+              <w:left w:type="dxa" w:w="120"/>
+              <w:bottom w:type="dxa" w:w="60"/>
+              <w:right w:type="dxa" w:w="120"/>
+            </w:tcMar>
+            <w:vAlign w:val="top"/>
+          </w:tcPr>
+          <w:p>
+            <w:pPr>
+              <w:spacing w:after="40" w:before="0"/>
+              <w:jc w:val="left"/>
+            </w:pPr>
+            <w:r>
+              <w:rPr>
+                <w:rFonts w:ascii="Arial" w:cs="Arial" w:eastAsia="Arial" w:hAnsi="Arial"/>
+                <w:b/>
+                <w:bCs/>
+                <w:i w:val="false"/>
+                <w:iCs w:val="false"/>
+                <w:color w:val="000000"/>
+                <w:sz w:val="18"/>
+                <w:szCs w:val="18"/>
+              </w:rPr>
+              <w:t xml:space="preserve">Explain Phase</w:t>
             </w:r>
           </w:p>
           <w:p>
@@ -6948,7 +6948,7 @@
             <w:pPr>
               <w:spacing w:after="20" w:before="0"/>
             </w:pPr>
-            <w:hyperlink w:history="1" r:id="rIdmlugxgbtj-wu0zrgcdocw">
+            <w:hyperlink w:history="1" r:id="rId35ou5vihwzjrmsiaxwmmp">
               <w:r>
                 <w:rPr>
                   <w:rFonts w:ascii="Arial" w:cs="Arial" w:eastAsia="Arial" w:hAnsi="Arial"/>
@@ -6981,7 +6981,7 @@
               <w:spacing w:after="10" w:before="0"/>
               <w:ind w:left="120"/>
             </w:pPr>
-            <w:hyperlink w:history="1" r:id="rIdrvvg8mhlzelelhnuygxsp">
+            <w:hyperlink w:history="1" r:id="rIdxf3splyodurqstzw9uxzj">
               <w:r>
                 <w:rPr>
                   <w:rFonts w:ascii="Arial" w:cs="Arial" w:eastAsia="Arial" w:hAnsi="Arial"/>
@@ -7026,7 +7026,7 @@
             <w:pPr>
               <w:spacing w:after="20" w:before="0"/>
             </w:pPr>
-            <w:hyperlink w:history="1" r:id="rIdj-9qbqcjucg66x3mcy4iw">
+            <w:hyperlink w:history="1" r:id="rIdly-y-vahkgewudzvaaban">
               <w:r>
                 <w:rPr>
                   <w:rFonts w:ascii="Arial" w:cs="Arial" w:eastAsia="Arial" w:hAnsi="Arial"/>
@@ -7059,7 +7059,7 @@
               <w:spacing w:after="10" w:before="0"/>
               <w:ind w:left="120"/>
             </w:pPr>
-            <w:hyperlink w:history="1" r:id="rIdpzv9lny-xjqfocvvyedik">
+            <w:hyperlink w:history="1" r:id="rIdczaahp6nlxxb01airtvtm">
               <w:r>
                 <w:rPr>
                   <w:rFonts w:ascii="Arial" w:cs="Arial" w:eastAsia="Arial" w:hAnsi="Arial"/>
@@ -7206,32 +7206,32 @@
         <w:tc>
           <w:tcPr>
             <w:tcW w:type="dxa" w:w="1520"/>
-            <w:shd w:fill="F2F2F2" w:color="auto" w:val="clear"/>
-            <w:tcMar>
-              <w:top w:type="dxa" w:w="60"/>
-              <w:left w:type="dxa" w:w="120"/>
-              <w:bottom w:type="dxa" w:w="60"/>
-              <w:right w:type="dxa" w:w="120"/>
-            </w:tcMar>
-            <w:vAlign w:val="top"/>
-          </w:tcPr>
-          <w:p>
-            <w:pPr>
-              <w:spacing w:after="40" w:before="0"/>
-              <w:jc w:val="left"/>
-            </w:pPr>
-            <w:r>
-              <w:rPr>
-                <w:rFonts w:ascii="Arial" w:cs="Arial" w:eastAsia="Arial" w:hAnsi="Arial"/>
-                <w:b/>
-                <w:bCs/>
-                <w:i w:val="false"/>
-                <w:iCs w:val="false"/>
-                <w:color w:val="000000"/>
-                <w:sz w:val="18"/>
-                <w:szCs w:val="18"/>
-              </w:rPr>
-              <w:t xml:space="preserve">4 — Driving Question Board (DQB) Update (10 min)</w:t>
+            <w:shd w:fill="FCE4D6" w:color="auto" w:val="clear"/>
+            <w:tcMar>
+              <w:top w:type="dxa" w:w="60"/>
+              <w:left w:type="dxa" w:w="120"/>
+              <w:bottom w:type="dxa" w:w="60"/>
+              <w:right w:type="dxa" w:w="120"/>
+            </w:tcMar>
+            <w:vAlign w:val="top"/>
+          </w:tcPr>
+          <w:p>
+            <w:pPr>
+              <w:spacing w:after="40" w:before="0"/>
+              <w:jc w:val="left"/>
+            </w:pPr>
+            <w:r>
+              <w:rPr>
+                <w:rFonts w:ascii="Arial" w:cs="Arial" w:eastAsia="Arial" w:hAnsi="Arial"/>
+                <w:b/>
+                <w:bCs/>
+                <w:i w:val="false"/>
+                <w:iCs w:val="false"/>
+                <w:color w:val="000000"/>
+                <w:sz w:val="18"/>
+                <w:szCs w:val="18"/>
+              </w:rPr>
+              <w:t xml:space="preserve">Driving Question Board (DQB) Creation</w:t>
             </w:r>
           </w:p>
           <w:p>
@@ -7254,7 +7254,7 @@
             <w:pPr>
               <w:spacing w:after="20" w:before="0"/>
             </w:pPr>
-            <w:hyperlink w:history="1" r:id="rIdtmxtnj9km4on3vnxw5wlc">
+            <w:hyperlink w:history="1" r:id="rIdbwgu0ppvwglu6e5illske">
               <w:r>
                 <w:rPr>
                   <w:rFonts w:ascii="Arial" w:cs="Arial" w:eastAsia="Arial" w:hAnsi="Arial"/>
@@ -7287,7 +7287,7 @@
               <w:spacing w:after="10" w:before="0"/>
               <w:ind w:left="120"/>
             </w:pPr>
-            <w:hyperlink w:history="1" r:id="rIdyugwhkjyjh5qbb4hd3bjr">
+            <w:hyperlink w:history="1" r:id="rIdc8ivkp4tcouuciveubd00">
               <w:r>
                 <w:rPr>
                   <w:rFonts w:ascii="Arial" w:cs="Arial" w:eastAsia="Arial" w:hAnsi="Arial"/>
@@ -7332,7 +7332,7 @@
             <w:pPr>
               <w:spacing w:after="20" w:before="0"/>
             </w:pPr>
-            <w:hyperlink w:history="1" r:id="rId2ci1sa7czuafbxi3kzwof">
+            <w:hyperlink w:history="1" r:id="rIdp6kmdjwf6pqrd_6dc4z0f">
               <w:r>
                 <w:rPr>
                   <w:rFonts w:ascii="Arial" w:cs="Arial" w:eastAsia="Arial" w:hAnsi="Arial"/>
@@ -7365,7 +7365,7 @@
               <w:spacing w:after="10" w:before="0"/>
               <w:ind w:left="120"/>
             </w:pPr>
-            <w:hyperlink w:history="1" r:id="rIdkuc7gde_clqgngnn0qxjq">
+            <w:hyperlink w:history="1" r:id="rIdaqkf6jyib_p19at-va75o">
               <w:r>
                 <w:rPr>
                   <w:rFonts w:ascii="Arial" w:cs="Arial" w:eastAsia="Arial" w:hAnsi="Arial"/>
@@ -7512,32 +7512,32 @@
         <w:tc>
           <w:tcPr>
             <w:tcW w:type="dxa" w:w="1520"/>
-            <w:shd w:fill="F2F2F2" w:color="auto" w:val="clear"/>
-            <w:tcMar>
-              <w:top w:type="dxa" w:w="60"/>
-              <w:left w:type="dxa" w:w="120"/>
-              <w:bottom w:type="dxa" w:w="60"/>
-              <w:right w:type="dxa" w:w="120"/>
-            </w:tcMar>
-            <w:vAlign w:val="top"/>
-          </w:tcPr>
-          <w:p>
-            <w:pPr>
-              <w:spacing w:after="40" w:before="0"/>
-              <w:jc w:val="left"/>
-            </w:pPr>
-            <w:r>
-              <w:rPr>
-                <w:rFonts w:ascii="Arial" w:cs="Arial" w:eastAsia="Arial" w:hAnsi="Arial"/>
-                <w:b/>
-                <w:bCs/>
-                <w:i w:val="false"/>
-                <w:iCs w:val="false"/>
-                <w:color w:val="000000"/>
-                <w:sz w:val="18"/>
-                <w:szCs w:val="18"/>
-              </w:rPr>
-              <w:t xml:space="preserve">5 — Model Building Phase (15 min)</w:t>
+            <w:shd w:fill="D5E8F0" w:color="auto" w:val="clear"/>
+            <w:tcMar>
+              <w:top w:type="dxa" w:w="60"/>
+              <w:left w:type="dxa" w:w="120"/>
+              <w:bottom w:type="dxa" w:w="60"/>
+              <w:right w:type="dxa" w:w="120"/>
+            </w:tcMar>
+            <w:vAlign w:val="top"/>
+          </w:tcPr>
+          <w:p>
+            <w:pPr>
+              <w:spacing w:after="40" w:before="0"/>
+              <w:jc w:val="left"/>
+            </w:pPr>
+            <w:r>
+              <w:rPr>
+                <w:rFonts w:ascii="Arial" w:cs="Arial" w:eastAsia="Arial" w:hAnsi="Arial"/>
+                <w:b/>
+                <w:bCs/>
+                <w:i w:val="false"/>
+                <w:iCs w:val="false"/>
+                <w:color w:val="000000"/>
+                <w:sz w:val="18"/>
+                <w:szCs w:val="18"/>
+              </w:rPr>
+              <w:t xml:space="preserve">Model Building Phase</w:t>
             </w:r>
           </w:p>
           <w:p>
@@ -7560,7 +7560,7 @@
             <w:pPr>
               <w:spacing w:after="20" w:before="0"/>
             </w:pPr>
-            <w:hyperlink w:history="1" r:id="rId1n3nrsnjd5o083ybm1fsn">
+            <w:hyperlink w:history="1" r:id="rIdlfn3hhrc-ykvywdq9b5uf">
               <w:r>
                 <w:rPr>
                   <w:rFonts w:ascii="Arial" w:cs="Arial" w:eastAsia="Arial" w:hAnsi="Arial"/>
@@ -7593,7 +7593,7 @@
               <w:spacing w:after="10" w:before="0"/>
               <w:ind w:left="120"/>
             </w:pPr>
-            <w:hyperlink w:history="1" r:id="rIdeink0ggeni1gnh_qnyhkh">
+            <w:hyperlink w:history="1" r:id="rIdnqvpz5pb02qitrzonuc2q">
               <w:r>
                 <w:rPr>
                   <w:rFonts w:ascii="Arial" w:cs="Arial" w:eastAsia="Arial" w:hAnsi="Arial"/>
@@ -7638,7 +7638,7 @@
             <w:pPr>
               <w:spacing w:after="20" w:before="0"/>
             </w:pPr>
-            <w:hyperlink w:history="1" r:id="rIduse1pktsk_rclk9v2w-z8">
+            <w:hyperlink w:history="1" r:id="rIdvuwu3pytfg7cpkbryjuae">
               <w:r>
                 <w:rPr>
                   <w:rFonts w:ascii="Arial" w:cs="Arial" w:eastAsia="Arial" w:hAnsi="Arial"/>
@@ -7671,7 +7671,7 @@
               <w:spacing w:after="10" w:before="0"/>
               <w:ind w:left="120"/>
             </w:pPr>
-            <w:hyperlink w:history="1" r:id="rIdhhg2v_vugkjrktpdbb2fr">
+            <w:hyperlink w:history="1" r:id="rIdzp1kdzs6pdcuuh92xo4kc">
               <w:r>
                 <w:rPr>
                   <w:rFonts w:ascii="Arial" w:cs="Arial" w:eastAsia="Arial" w:hAnsi="Arial"/>
@@ -9317,7 +9317,7 @@
             <w:pPr>
               <w:spacing w:after="20" w:before="0"/>
             </w:pPr>
-            <w:hyperlink w:history="1" r:id="rIdmikcgvkblt8oscmutgwa3">
+            <w:hyperlink w:history="1" r:id="rIdvwlfigzoul5xygfdfxzqg">
               <w:r>
                 <w:rPr>
                   <w:rFonts w:ascii="Arial" w:cs="Arial" w:eastAsia="Arial" w:hAnsi="Arial"/>
@@ -9350,7 +9350,7 @@
               <w:spacing w:after="10" w:before="0"/>
               <w:ind w:left="120"/>
             </w:pPr>
-            <w:hyperlink w:history="1" r:id="rIdeuyrtreaveywt1ulu1j55">
+            <w:hyperlink w:history="1" r:id="rId-mrz8wwjhv9v6e5xim1ft">
               <w:r>
                 <w:rPr>
                   <w:rFonts w:ascii="Arial" w:cs="Arial" w:eastAsia="Arial" w:hAnsi="Arial"/>
@@ -9395,7 +9395,7 @@
             <w:pPr>
               <w:spacing w:after="20" w:before="0"/>
             </w:pPr>
-            <w:hyperlink w:history="1" r:id="rId-5y5tbx32n6c7xbtb6odb">
+            <w:hyperlink w:history="1" r:id="rIdmgmuopohwn2g8fklsoh5m">
               <w:r>
                 <w:rPr>
                   <w:rFonts w:ascii="Arial" w:cs="Arial" w:eastAsia="Arial" w:hAnsi="Arial"/>
@@ -9428,7 +9428,7 @@
               <w:spacing w:after="10" w:before="0"/>
               <w:ind w:left="120"/>
             </w:pPr>
-            <w:hyperlink w:history="1" r:id="rIdakkgr4ocwupdgfpsp5q8v">
+            <w:hyperlink w:history="1" r:id="rIduzn6bj2hml0cyj76vznok">
               <w:r>
                 <w:rPr>
                   <w:rFonts w:ascii="Arial" w:cs="Arial" w:eastAsia="Arial" w:hAnsi="Arial"/>
@@ -9623,7 +9623,7 @@
             <w:pPr>
               <w:spacing w:after="20" w:before="0"/>
             </w:pPr>
-            <w:hyperlink w:history="1" r:id="rIdz_jn0ouoxbiyr29kkszia">
+            <w:hyperlink w:history="1" r:id="rIdyl2rgqflyth-2ztfz6mwi">
               <w:r>
                 <w:rPr>
                   <w:rFonts w:ascii="Arial" w:cs="Arial" w:eastAsia="Arial" w:hAnsi="Arial"/>
@@ -9656,7 +9656,7 @@
               <w:spacing w:after="10" w:before="0"/>
               <w:ind w:left="120"/>
             </w:pPr>
-            <w:hyperlink w:history="1" r:id="rId13sxll7dtdghnp-bigdsb">
+            <w:hyperlink w:history="1" r:id="rIdbz2dtbbfol6lrnlcrbnff">
               <w:r>
                 <w:rPr>
                   <w:rFonts w:ascii="Arial" w:cs="Arial" w:eastAsia="Arial" w:hAnsi="Arial"/>
@@ -9701,7 +9701,7 @@
             <w:pPr>
               <w:spacing w:after="20" w:before="0"/>
             </w:pPr>
-            <w:hyperlink w:history="1" r:id="rIdak58e1vdzdngkdfy1kqev">
+            <w:hyperlink w:history="1" r:id="rIdygxxw3epcs6xnmbg4_hkj">
               <w:r>
                 <w:rPr>
                   <w:rFonts w:ascii="Arial" w:cs="Arial" w:eastAsia="Arial" w:hAnsi="Arial"/>
@@ -9734,7 +9734,7 @@
               <w:spacing w:after="10" w:before="0"/>
               <w:ind w:left="120"/>
             </w:pPr>
-            <w:hyperlink w:history="1" r:id="rIds13rf6v4_islrdjsc6tcr">
+            <w:hyperlink w:history="1" r:id="rIdq7htgfxree_h_gn6_1o39">
               <w:r>
                 <w:rPr>
                   <w:rFonts w:ascii="Arial" w:cs="Arial" w:eastAsia="Arial" w:hAnsi="Arial"/>
@@ -9929,7 +9929,7 @@
             <w:pPr>
               <w:spacing w:after="20" w:before="0"/>
             </w:pPr>
-            <w:hyperlink w:history="1" r:id="rId5mjpbb7oz2qv9zoik9wvm">
+            <w:hyperlink w:history="1" r:id="rIdbvjbedgr3w4ehoj1qe1k3">
               <w:r>
                 <w:rPr>
                   <w:rFonts w:ascii="Arial" w:cs="Arial" w:eastAsia="Arial" w:hAnsi="Arial"/>
@@ -9962,7 +9962,7 @@
               <w:spacing w:after="10" w:before="0"/>
               <w:ind w:left="120"/>
             </w:pPr>
-            <w:hyperlink w:history="1" r:id="rIdtaa79xskwb5im_49s_ur0">
+            <w:hyperlink w:history="1" r:id="rIdrn2_tll49gcnnulz3wgen">
               <w:r>
                 <w:rPr>
                   <w:rFonts w:ascii="Arial" w:cs="Arial" w:eastAsia="Arial" w:hAnsi="Arial"/>
@@ -10007,7 +10007,7 @@
             <w:pPr>
               <w:spacing w:after="20" w:before="0"/>
             </w:pPr>
-            <w:hyperlink w:history="1" r:id="rIdiawqck_dasvymy-rhnldu">
+            <w:hyperlink w:history="1" r:id="rIdhm8ovbeiccpbyf7pmcna5">
               <w:r>
                 <w:rPr>
                   <w:rFonts w:ascii="Arial" w:cs="Arial" w:eastAsia="Arial" w:hAnsi="Arial"/>
@@ -10040,7 +10040,7 @@
               <w:spacing w:after="10" w:before="0"/>
               <w:ind w:left="120"/>
             </w:pPr>
-            <w:hyperlink w:history="1" r:id="rId0lpei05jcdbnc6b9a0p1o">
+            <w:hyperlink w:history="1" r:id="rIdpneq8jvpmtoxphrrm7rum">
               <w:r>
                 <w:rPr>
                   <w:rFonts w:ascii="Arial" w:cs="Arial" w:eastAsia="Arial" w:hAnsi="Arial"/>
@@ -10235,7 +10235,7 @@
             <w:pPr>
               <w:spacing w:after="20" w:before="0"/>
             </w:pPr>
-            <w:hyperlink w:history="1" r:id="rIdkmaq2e06_42grbxeaf8a5">
+            <w:hyperlink w:history="1" r:id="rIdh9n1iueeaarwjbw4s8qfv">
               <w:r>
                 <w:rPr>
                   <w:rFonts w:ascii="Arial" w:cs="Arial" w:eastAsia="Arial" w:hAnsi="Arial"/>
@@ -10268,7 +10268,7 @@
               <w:spacing w:after="10" w:before="0"/>
               <w:ind w:left="120"/>
             </w:pPr>
-            <w:hyperlink w:history="1" r:id="rIdyowhdftqinnoytxunddul">
+            <w:hyperlink w:history="1" r:id="rId8rknoa9r71lauxrmuoqej">
               <w:r>
                 <w:rPr>
                   <w:rFonts w:ascii="Arial" w:cs="Arial" w:eastAsia="Arial" w:hAnsi="Arial"/>
@@ -10313,7 +10313,7 @@
             <w:pPr>
               <w:spacing w:after="20" w:before="0"/>
             </w:pPr>
-            <w:hyperlink w:history="1" r:id="rId2bwugfhm8r3r6ycpb82bk">
+            <w:hyperlink w:history="1" r:id="rIdbvaggwh4bz95tct4jbcm5">
               <w:r>
                 <w:rPr>
                   <w:rFonts w:ascii="Arial" w:cs="Arial" w:eastAsia="Arial" w:hAnsi="Arial"/>
@@ -10346,7 +10346,7 @@
               <w:spacing w:after="10" w:before="0"/>
               <w:ind w:left="120"/>
             </w:pPr>
-            <w:hyperlink w:history="1" r:id="rId-oaw6faipainx0dqoil4q">
+            <w:hyperlink w:history="1" r:id="rIdicvgv3sn0litcnjecfs5t">
               <w:r>
                 <w:rPr>
                   <w:rFonts w:ascii="Arial" w:cs="Arial" w:eastAsia="Arial" w:hAnsi="Arial"/>
@@ -10541,7 +10541,7 @@
             <w:pPr>
               <w:spacing w:after="20" w:before="0"/>
             </w:pPr>
-            <w:hyperlink w:history="1" r:id="rIdplnnn5wo5ugl4ljwg9sxr">
+            <w:hyperlink w:history="1" r:id="rIdryhirlahkquiqid70upwr">
               <w:r>
                 <w:rPr>
                   <w:rFonts w:ascii="Arial" w:cs="Arial" w:eastAsia="Arial" w:hAnsi="Arial"/>
@@ -10574,7 +10574,7 @@
               <w:spacing w:after="10" w:before="0"/>
               <w:ind w:left="120"/>
             </w:pPr>
-            <w:hyperlink w:history="1" r:id="rIdd0vns2uxxikp1mc7qw_a3">
+            <w:hyperlink w:history="1" r:id="rIdqgcqykghjjvyc3ua2y4uo">
               <w:r>
                 <w:rPr>
                   <w:rFonts w:ascii="Arial" w:cs="Arial" w:eastAsia="Arial" w:hAnsi="Arial"/>
@@ -10619,7 +10619,7 @@
             <w:pPr>
               <w:spacing w:after="20" w:before="0"/>
             </w:pPr>
-            <w:hyperlink w:history="1" r:id="rId3keqwqpvdy3ekcvii8r1h">
+            <w:hyperlink w:history="1" r:id="rIdl-isupq5_cp-1jozl0pci">
               <w:r>
                 <w:rPr>
                   <w:rFonts w:ascii="Arial" w:cs="Arial" w:eastAsia="Arial" w:hAnsi="Arial"/>
@@ -10652,7 +10652,7 @@
               <w:spacing w:after="10" w:before="0"/>
               <w:ind w:left="120"/>
             </w:pPr>
-            <w:hyperlink w:history="1" r:id="rIdbhgaj3mxuf20tb-hj65st">
+            <w:hyperlink w:history="1" r:id="rId6jeyix36y29h25cyuqm_t">
               <w:r>
                 <w:rPr>
                   <w:rFonts w:ascii="Arial" w:cs="Arial" w:eastAsia="Arial" w:hAnsi="Arial"/>
@@ -12167,32 +12167,32 @@
         <w:tc>
           <w:tcPr>
             <w:tcW w:type="dxa" w:w="1520"/>
-            <w:shd w:fill="F2F2F2" w:color="auto" w:val="clear"/>
-            <w:tcMar>
-              <w:top w:type="dxa" w:w="60"/>
-              <w:left w:type="dxa" w:w="120"/>
-              <w:bottom w:type="dxa" w:w="60"/>
-              <w:right w:type="dxa" w:w="120"/>
-            </w:tcMar>
-            <w:vAlign w:val="top"/>
-          </w:tcPr>
-          <w:p>
-            <w:pPr>
-              <w:spacing w:after="40" w:before="0"/>
-              <w:jc w:val="left"/>
-            </w:pPr>
-            <w:r>
-              <w:rPr>
-                <w:rFonts w:ascii="Arial" w:cs="Arial" w:eastAsia="Arial" w:hAnsi="Arial"/>
-                <w:b/>
-                <w:bCs/>
-                <w:i w:val="false"/>
-                <w:iCs w:val="false"/>
-                <w:color w:val="000000"/>
-                <w:sz w:val="18"/>
-                <w:szCs w:val="18"/>
-              </w:rPr>
-              <w:t xml:space="preserve">Phase 1 — Predict</w:t>
+            <w:shd w:fill="EAD1F5" w:color="auto" w:val="clear"/>
+            <w:tcMar>
+              <w:top w:type="dxa" w:w="60"/>
+              <w:left w:type="dxa" w:w="120"/>
+              <w:bottom w:type="dxa" w:w="60"/>
+              <w:right w:type="dxa" w:w="120"/>
+            </w:tcMar>
+            <w:vAlign w:val="top"/>
+          </w:tcPr>
+          <w:p>
+            <w:pPr>
+              <w:spacing w:after="40" w:before="0"/>
+              <w:jc w:val="left"/>
+            </w:pPr>
+            <w:r>
+              <w:rPr>
+                <w:rFonts w:ascii="Arial" w:cs="Arial" w:eastAsia="Arial" w:hAnsi="Arial"/>
+                <w:b/>
+                <w:bCs/>
+                <w:i w:val="false"/>
+                <w:iCs w:val="false"/>
+                <w:color w:val="000000"/>
+                <w:sz w:val="18"/>
+                <w:szCs w:val="18"/>
+              </w:rPr>
+              <w:t xml:space="preserve">Predict Phase</w:t>
             </w:r>
           </w:p>
           <w:p>
@@ -12215,7 +12215,7 @@
             <w:pPr>
               <w:spacing w:after="20" w:before="0"/>
             </w:pPr>
-            <w:hyperlink w:history="1" r:id="rIdshay5ym-dyjhbp07dgemf">
+            <w:hyperlink w:history="1" r:id="rIdzttdd5xzclebstlgw0hwl">
               <w:r>
                 <w:rPr>
                   <w:rFonts w:ascii="Arial" w:cs="Arial" w:eastAsia="Arial" w:hAnsi="Arial"/>
@@ -12248,7 +12248,7 @@
               <w:spacing w:after="10" w:before="0"/>
               <w:ind w:left="120"/>
             </w:pPr>
-            <w:hyperlink w:history="1" r:id="rIdw935pb0uykvb7cnuosihg">
+            <w:hyperlink w:history="1" r:id="rIdppauxcoxu6ffr7m79ozt4">
               <w:r>
                 <w:rPr>
                   <w:rFonts w:ascii="Arial" w:cs="Arial" w:eastAsia="Arial" w:hAnsi="Arial"/>
@@ -12293,7 +12293,7 @@
             <w:pPr>
               <w:spacing w:after="20" w:before="0"/>
             </w:pPr>
-            <w:hyperlink w:history="1" r:id="rIdqeko7qmiwiduuzsvmvtjo">
+            <w:hyperlink w:history="1" r:id="rIdzezfgjrn1h3jgm2n-gkaa">
               <w:r>
                 <w:rPr>
                   <w:rFonts w:ascii="Arial" w:cs="Arial" w:eastAsia="Arial" w:hAnsi="Arial"/>
@@ -12326,7 +12326,7 @@
               <w:spacing w:after="10" w:before="0"/>
               <w:ind w:left="120"/>
             </w:pPr>
-            <w:hyperlink w:history="1" r:id="rIdyut7ks4mcidgdncjupoap">
+            <w:hyperlink w:history="1" r:id="rIdo8z-r7rji1mcjbfgqxa87">
               <w:r>
                 <w:rPr>
                   <w:rFonts w:ascii="Arial" w:cs="Arial" w:eastAsia="Arial" w:hAnsi="Arial"/>
@@ -12473,32 +12473,32 @@
         <w:tc>
           <w:tcPr>
             <w:tcW w:type="dxa" w:w="1520"/>
-            <w:shd w:fill="F2F2F2" w:color="auto" w:val="clear"/>
-            <w:tcMar>
-              <w:top w:type="dxa" w:w="60"/>
-              <w:left w:type="dxa" w:w="120"/>
-              <w:bottom w:type="dxa" w:w="60"/>
-              <w:right w:type="dxa" w:w="120"/>
-            </w:tcMar>
-            <w:vAlign w:val="top"/>
-          </w:tcPr>
-          <w:p>
-            <w:pPr>
-              <w:spacing w:after="40" w:before="0"/>
-              <w:jc w:val="left"/>
-            </w:pPr>
-            <w:r>
-              <w:rPr>
-                <w:rFonts w:ascii="Arial" w:cs="Arial" w:eastAsia="Arial" w:hAnsi="Arial"/>
-                <w:b/>
-                <w:bCs/>
-                <w:i w:val="false"/>
-                <w:iCs w:val="false"/>
-                <w:color w:val="000000"/>
-                <w:sz w:val="18"/>
-                <w:szCs w:val="18"/>
-              </w:rPr>
-              <w:t xml:space="preserve">Phase 2 — Observe</w:t>
+            <w:shd w:fill="D9EEF1" w:color="auto" w:val="clear"/>
+            <w:tcMar>
+              <w:top w:type="dxa" w:w="60"/>
+              <w:left w:type="dxa" w:w="120"/>
+              <w:bottom w:type="dxa" w:w="60"/>
+              <w:right w:type="dxa" w:w="120"/>
+            </w:tcMar>
+            <w:vAlign w:val="top"/>
+          </w:tcPr>
+          <w:p>
+            <w:pPr>
+              <w:spacing w:after="40" w:before="0"/>
+              <w:jc w:val="left"/>
+            </w:pPr>
+            <w:r>
+              <w:rPr>
+                <w:rFonts w:ascii="Arial" w:cs="Arial" w:eastAsia="Arial" w:hAnsi="Arial"/>
+                <w:b/>
+                <w:bCs/>
+                <w:i w:val="false"/>
+                <w:iCs w:val="false"/>
+                <w:color w:val="000000"/>
+                <w:sz w:val="18"/>
+                <w:szCs w:val="18"/>
+              </w:rPr>
+              <w:t xml:space="preserve">Observe Phase</w:t>
             </w:r>
           </w:p>
           <w:p>
@@ -12521,7 +12521,7 @@
             <w:pPr>
               <w:spacing w:after="20" w:before="0"/>
             </w:pPr>
-            <w:hyperlink w:history="1" r:id="rId3ean9ualn4axgha2mwnqi">
+            <w:hyperlink w:history="1" r:id="rIdfahmohhkutjf3w52oox2t">
               <w:r>
                 <w:rPr>
                   <w:rFonts w:ascii="Arial" w:cs="Arial" w:eastAsia="Arial" w:hAnsi="Arial"/>
@@ -12554,7 +12554,7 @@
               <w:spacing w:after="10" w:before="0"/>
               <w:ind w:left="120"/>
             </w:pPr>
-            <w:hyperlink w:history="1" r:id="rIdkzjuh1f6foxwb1pkbzt0p">
+            <w:hyperlink w:history="1" r:id="rIdob7lwaqwsfwbtoqflub-f">
               <w:r>
                 <w:rPr>
                   <w:rFonts w:ascii="Arial" w:cs="Arial" w:eastAsia="Arial" w:hAnsi="Arial"/>
@@ -12599,7 +12599,7 @@
             <w:pPr>
               <w:spacing w:after="20" w:before="0"/>
             </w:pPr>
-            <w:hyperlink w:history="1" r:id="rIdtrnvtoqjceoowgnshtxzs">
+            <w:hyperlink w:history="1" r:id="rIdzl9frzv7dd_pr9q9hrkvv">
               <w:r>
                 <w:rPr>
                   <w:rFonts w:ascii="Arial" w:cs="Arial" w:eastAsia="Arial" w:hAnsi="Arial"/>
@@ -12632,7 +12632,7 @@
               <w:spacing w:after="10" w:before="0"/>
               <w:ind w:left="120"/>
             </w:pPr>
-            <w:hyperlink w:history="1" r:id="rId7afq_aixw1tmcji8pu6cl">
+            <w:hyperlink w:history="1" r:id="rIdceptyrmsl-ksdrnwlwqa0">
               <w:r>
                 <w:rPr>
                   <w:rFonts w:ascii="Arial" w:cs="Arial" w:eastAsia="Arial" w:hAnsi="Arial"/>
@@ -12779,32 +12779,32 @@
         <w:tc>
           <w:tcPr>
             <w:tcW w:type="dxa" w:w="1520"/>
-            <w:shd w:fill="F2F2F2" w:color="auto" w:val="clear"/>
-            <w:tcMar>
-              <w:top w:type="dxa" w:w="60"/>
-              <w:left w:type="dxa" w:w="120"/>
-              <w:bottom w:type="dxa" w:w="60"/>
-              <w:right w:type="dxa" w:w="120"/>
-            </w:tcMar>
-            <w:vAlign w:val="top"/>
-          </w:tcPr>
-          <w:p>
-            <w:pPr>
-              <w:spacing w:after="40" w:before="0"/>
-              <w:jc w:val="left"/>
-            </w:pPr>
-            <w:r>
-              <w:rPr>
-                <w:rFonts w:ascii="Arial" w:cs="Arial" w:eastAsia="Arial" w:hAnsi="Arial"/>
-                <w:b/>
-                <w:bCs/>
-                <w:i w:val="false"/>
-                <w:iCs w:val="false"/>
-                <w:color w:val="000000"/>
-                <w:sz w:val="18"/>
-                <w:szCs w:val="18"/>
-              </w:rPr>
-              <w:t xml:space="preserve">Phase 3 — Explain</w:t>
+            <w:shd w:fill="E2EFDA" w:color="auto" w:val="clear"/>
+            <w:tcMar>
+              <w:top w:type="dxa" w:w="60"/>
+              <w:left w:type="dxa" w:w="120"/>
+              <w:bottom w:type="dxa" w:w="60"/>
+              <w:right w:type="dxa" w:w="120"/>
+            </w:tcMar>
+            <w:vAlign w:val="top"/>
+          </w:tcPr>
+          <w:p>
+            <w:pPr>
+              <w:spacing w:after="40" w:before="0"/>
+              <w:jc w:val="left"/>
+            </w:pPr>
+            <w:r>
+              <w:rPr>
+                <w:rFonts w:ascii="Arial" w:cs="Arial" w:eastAsia="Arial" w:hAnsi="Arial"/>
+                <w:b/>
+                <w:bCs/>
+                <w:i w:val="false"/>
+                <w:iCs w:val="false"/>
+                <w:color w:val="000000"/>
+                <w:sz w:val="18"/>
+                <w:szCs w:val="18"/>
+              </w:rPr>
+              <w:t xml:space="preserve">Explain Phase</w:t>
             </w:r>
           </w:p>
           <w:p>
@@ -12827,7 +12827,7 @@
             <w:pPr>
               <w:spacing w:after="20" w:before="0"/>
             </w:pPr>
-            <w:hyperlink w:history="1" r:id="rIdxjd5cjmaf8cmkhkezdhc-">
+            <w:hyperlink w:history="1" r:id="rId0mgvci3nwepnxb5cueb-9">
               <w:r>
                 <w:rPr>
                   <w:rFonts w:ascii="Arial" w:cs="Arial" w:eastAsia="Arial" w:hAnsi="Arial"/>
@@ -12860,7 +12860,7 @@
               <w:spacing w:after="10" w:before="0"/>
               <w:ind w:left="120"/>
             </w:pPr>
-            <w:hyperlink w:history="1" r:id="rId7akrwix2hxabexbhjrzyl">
+            <w:hyperlink w:history="1" r:id="rIdx8owf-jitndk_mi_rkdxk">
               <w:r>
                 <w:rPr>
                   <w:rFonts w:ascii="Arial" w:cs="Arial" w:eastAsia="Arial" w:hAnsi="Arial"/>
@@ -12905,7 +12905,7 @@
             <w:pPr>
               <w:spacing w:after="20" w:before="0"/>
             </w:pPr>
-            <w:hyperlink w:history="1" r:id="rIdd4hdzsury2llq8-yamfwm">
+            <w:hyperlink w:history="1" r:id="rIdqjt5s7wya_gpeuewavjgg">
               <w:r>
                 <w:rPr>
                   <w:rFonts w:ascii="Arial" w:cs="Arial" w:eastAsia="Arial" w:hAnsi="Arial"/>
@@ -12938,7 +12938,7 @@
               <w:spacing w:after="10" w:before="0"/>
               <w:ind w:left="120"/>
             </w:pPr>
-            <w:hyperlink w:history="1" r:id="rIdqsy7z7trwaqbbq-6lmjrt">
+            <w:hyperlink w:history="1" r:id="rIdgs-1f6th966xrxdy8as0o">
               <w:r>
                 <w:rPr>
                   <w:rFonts w:ascii="Arial" w:cs="Arial" w:eastAsia="Arial" w:hAnsi="Arial"/>
@@ -13085,32 +13085,32 @@
         <w:tc>
           <w:tcPr>
             <w:tcW w:type="dxa" w:w="1520"/>
-            <w:shd w:fill="F2F2F2" w:color="auto" w:val="clear"/>
-            <w:tcMar>
-              <w:top w:type="dxa" w:w="60"/>
-              <w:left w:type="dxa" w:w="120"/>
-              <w:bottom w:type="dxa" w:w="60"/>
-              <w:right w:type="dxa" w:w="120"/>
-            </w:tcMar>
-            <w:vAlign w:val="top"/>
-          </w:tcPr>
-          <w:p>
-            <w:pPr>
-              <w:spacing w:after="40" w:before="0"/>
-              <w:jc w:val="left"/>
-            </w:pPr>
-            <w:r>
-              <w:rPr>
-                <w:rFonts w:ascii="Arial" w:cs="Arial" w:eastAsia="Arial" w:hAnsi="Arial"/>
-                <w:b/>
-                <w:bCs/>
-                <w:i w:val="false"/>
-                <w:iCs w:val="false"/>
-                <w:color w:val="000000"/>
-                <w:sz w:val="18"/>
-                <w:szCs w:val="18"/>
-              </w:rPr>
-              <w:t xml:space="preserve">Phase 4 — Driving Question Board (DQB) Update</w:t>
+            <w:shd w:fill="FCE4D6" w:color="auto" w:val="clear"/>
+            <w:tcMar>
+              <w:top w:type="dxa" w:w="60"/>
+              <w:left w:type="dxa" w:w="120"/>
+              <w:bottom w:type="dxa" w:w="60"/>
+              <w:right w:type="dxa" w:w="120"/>
+            </w:tcMar>
+            <w:vAlign w:val="top"/>
+          </w:tcPr>
+          <w:p>
+            <w:pPr>
+              <w:spacing w:after="40" w:before="0"/>
+              <w:jc w:val="left"/>
+            </w:pPr>
+            <w:r>
+              <w:rPr>
+                <w:rFonts w:ascii="Arial" w:cs="Arial" w:eastAsia="Arial" w:hAnsi="Arial"/>
+                <w:b/>
+                <w:bCs/>
+                <w:i w:val="false"/>
+                <w:iCs w:val="false"/>
+                <w:color w:val="000000"/>
+                <w:sz w:val="18"/>
+                <w:szCs w:val="18"/>
+              </w:rPr>
+              <w:t xml:space="preserve">Driving Question Board (DQB) Creation</w:t>
             </w:r>
           </w:p>
           <w:p>
@@ -13133,7 +13133,7 @@
             <w:pPr>
               <w:spacing w:after="20" w:before="0"/>
             </w:pPr>
-            <w:hyperlink w:history="1" r:id="rIdl0f59ohad1j0yqzxvkqc1">
+            <w:hyperlink w:history="1" r:id="rId-epvyo6fbsisx1xgynsrt">
               <w:r>
                 <w:rPr>
                   <w:rFonts w:ascii="Arial" w:cs="Arial" w:eastAsia="Arial" w:hAnsi="Arial"/>
@@ -13166,7 +13166,7 @@
               <w:spacing w:after="10" w:before="0"/>
               <w:ind w:left="120"/>
             </w:pPr>
-            <w:hyperlink w:history="1" r:id="rIdsvl1wp3ugxdn9mbxcassv">
+            <w:hyperlink w:history="1" r:id="rIdrdefjmuncvxuo0hyjmgz4">
               <w:r>
                 <w:rPr>
                   <w:rFonts w:ascii="Arial" w:cs="Arial" w:eastAsia="Arial" w:hAnsi="Arial"/>
@@ -13211,7 +13211,7 @@
             <w:pPr>
               <w:spacing w:after="20" w:before="0"/>
             </w:pPr>
-            <w:hyperlink w:history="1" r:id="rIdrxfrhgj2rela0wiu0gbbr">
+            <w:hyperlink w:history="1" r:id="rIdx9q50wqmovr3_qbxbyrt9">
               <w:r>
                 <w:rPr>
                   <w:rFonts w:ascii="Arial" w:cs="Arial" w:eastAsia="Arial" w:hAnsi="Arial"/>
@@ -13244,7 +13244,7 @@
               <w:spacing w:after="10" w:before="0"/>
               <w:ind w:left="120"/>
             </w:pPr>
-            <w:hyperlink w:history="1" r:id="rIdpzxswnkl_qtgkbym4wymr">
+            <w:hyperlink w:history="1" r:id="rId906gu_rso6ldiplt2au0n">
               <w:r>
                 <w:rPr>
                   <w:rFonts w:ascii="Arial" w:cs="Arial" w:eastAsia="Arial" w:hAnsi="Arial"/>
@@ -13391,32 +13391,32 @@
         <w:tc>
           <w:tcPr>
             <w:tcW w:type="dxa" w:w="1520"/>
-            <w:shd w:fill="F2F2F2" w:color="auto" w:val="clear"/>
-            <w:tcMar>
-              <w:top w:type="dxa" w:w="60"/>
-              <w:left w:type="dxa" w:w="120"/>
-              <w:bottom w:type="dxa" w:w="60"/>
-              <w:right w:type="dxa" w:w="120"/>
-            </w:tcMar>
-            <w:vAlign w:val="top"/>
-          </w:tcPr>
-          <w:p>
-            <w:pPr>
-              <w:spacing w:after="40" w:before="0"/>
-              <w:jc w:val="left"/>
-            </w:pPr>
-            <w:r>
-              <w:rPr>
-                <w:rFonts w:ascii="Arial" w:cs="Arial" w:eastAsia="Arial" w:hAnsi="Arial"/>
-                <w:b/>
-                <w:bCs/>
-                <w:i w:val="false"/>
-                <w:iCs w:val="false"/>
-                <w:color w:val="000000"/>
-                <w:sz w:val="18"/>
-                <w:szCs w:val="18"/>
-              </w:rPr>
-              <w:t xml:space="preserve">Phase 5 — Model Building</w:t>
+            <w:shd w:fill="D5E8F0" w:color="auto" w:val="clear"/>
+            <w:tcMar>
+              <w:top w:type="dxa" w:w="60"/>
+              <w:left w:type="dxa" w:w="120"/>
+              <w:bottom w:type="dxa" w:w="60"/>
+              <w:right w:type="dxa" w:w="120"/>
+            </w:tcMar>
+            <w:vAlign w:val="top"/>
+          </w:tcPr>
+          <w:p>
+            <w:pPr>
+              <w:spacing w:after="40" w:before="0"/>
+              <w:jc w:val="left"/>
+            </w:pPr>
+            <w:r>
+              <w:rPr>
+                <w:rFonts w:ascii="Arial" w:cs="Arial" w:eastAsia="Arial" w:hAnsi="Arial"/>
+                <w:b/>
+                <w:bCs/>
+                <w:i w:val="false"/>
+                <w:iCs w:val="false"/>
+                <w:color w:val="000000"/>
+                <w:sz w:val="18"/>
+                <w:szCs w:val="18"/>
+              </w:rPr>
+              <w:t xml:space="preserve">Model Building Phase</w:t>
             </w:r>
           </w:p>
           <w:p>
@@ -13439,7 +13439,7 @@
             <w:pPr>
               <w:spacing w:after="20" w:before="0"/>
             </w:pPr>
-            <w:hyperlink w:history="1" r:id="rIddj1_fpgqlvjbptibhs_co">
+            <w:hyperlink w:history="1" r:id="rId9lqmztcd6oy9drnvuxvpj">
               <w:r>
                 <w:rPr>
                   <w:rFonts w:ascii="Arial" w:cs="Arial" w:eastAsia="Arial" w:hAnsi="Arial"/>
@@ -13472,7 +13472,7 @@
               <w:spacing w:after="10" w:before="0"/>
               <w:ind w:left="120"/>
             </w:pPr>
-            <w:hyperlink w:history="1" r:id="rIdtxxzjqaocbvam35zecdq6">
+            <w:hyperlink w:history="1" r:id="rIdtlymipgenzrhg3bex62rg">
               <w:r>
                 <w:rPr>
                   <w:rFonts w:ascii="Arial" w:cs="Arial" w:eastAsia="Arial" w:hAnsi="Arial"/>
@@ -13517,7 +13517,7 @@
             <w:pPr>
               <w:spacing w:after="20" w:before="0"/>
             </w:pPr>
-            <w:hyperlink w:history="1" r:id="rIdjzvy8fnc29eyeucjhxp-y">
+            <w:hyperlink w:history="1" r:id="rIdjoibozer8yqiln9tziwpk">
               <w:r>
                 <w:rPr>
                   <w:rFonts w:ascii="Arial" w:cs="Arial" w:eastAsia="Arial" w:hAnsi="Arial"/>
@@ -13550,7 +13550,7 @@
               <w:spacing w:after="10" w:before="0"/>
               <w:ind w:left="120"/>
             </w:pPr>
-            <w:hyperlink w:history="1" r:id="rId-ct5niuyg86uw1e0frky9">
+            <w:hyperlink w:history="1" r:id="rIdeztqq3uifzgvimcruzbdl">
               <w:r>
                 <w:rPr>
                   <w:rFonts w:ascii="Arial" w:cs="Arial" w:eastAsia="Arial" w:hAnsi="Arial"/>
@@ -14989,32 +14989,32 @@
         <w:tc>
           <w:tcPr>
             <w:tcW w:type="dxa" w:w="1520"/>
-            <w:shd w:fill="F2F2F2" w:color="auto" w:val="clear"/>
-            <w:tcMar>
-              <w:top w:type="dxa" w:w="60"/>
-              <w:left w:type="dxa" w:w="120"/>
-              <w:bottom w:type="dxa" w:w="60"/>
-              <w:right w:type="dxa" w:w="120"/>
-            </w:tcMar>
-            <w:vAlign w:val="top"/>
-          </w:tcPr>
-          <w:p>
-            <w:pPr>
-              <w:spacing w:after="40" w:before="0"/>
-              <w:jc w:val="left"/>
-            </w:pPr>
-            <w:r>
-              <w:rPr>
-                <w:rFonts w:ascii="Arial" w:cs="Arial" w:eastAsia="Arial" w:hAnsi="Arial"/>
-                <w:b/>
-                <w:bCs/>
-                <w:i w:val="false"/>
-                <w:iCs w:val="false"/>
-                <w:color w:val="000000"/>
-                <w:sz w:val="18"/>
-                <w:szCs w:val="18"/>
-              </w:rPr>
-              <w:t xml:space="preserve">Phase 1 — Predict (12 minutes)</w:t>
+            <w:shd w:fill="EAD1F5" w:color="auto" w:val="clear"/>
+            <w:tcMar>
+              <w:top w:type="dxa" w:w="60"/>
+              <w:left w:type="dxa" w:w="120"/>
+              <w:bottom w:type="dxa" w:w="60"/>
+              <w:right w:type="dxa" w:w="120"/>
+            </w:tcMar>
+            <w:vAlign w:val="top"/>
+          </w:tcPr>
+          <w:p>
+            <w:pPr>
+              <w:spacing w:after="40" w:before="0"/>
+              <w:jc w:val="left"/>
+            </w:pPr>
+            <w:r>
+              <w:rPr>
+                <w:rFonts w:ascii="Arial" w:cs="Arial" w:eastAsia="Arial" w:hAnsi="Arial"/>
+                <w:b/>
+                <w:bCs/>
+                <w:i w:val="false"/>
+                <w:iCs w:val="false"/>
+                <w:color w:val="000000"/>
+                <w:sz w:val="18"/>
+                <w:szCs w:val="18"/>
+              </w:rPr>
+              <w:t xml:space="preserve">Predict Phase</w:t>
             </w:r>
           </w:p>
           <w:p>
@@ -15037,7 +15037,7 @@
             <w:pPr>
               <w:spacing w:after="20" w:before="0"/>
             </w:pPr>
-            <w:hyperlink w:history="1" r:id="rId6lmirjbxjfxlnu0d2mutq">
+            <w:hyperlink w:history="1" r:id="rIdhqn8jvmkpas_d3zjh1jmq">
               <w:r>
                 <w:rPr>
                   <w:rFonts w:ascii="Arial" w:cs="Arial" w:eastAsia="Arial" w:hAnsi="Arial"/>
@@ -15070,7 +15070,7 @@
               <w:spacing w:after="10" w:before="0"/>
               <w:ind w:left="120"/>
             </w:pPr>
-            <w:hyperlink w:history="1" r:id="rIdc_jwdlbal67vqkrxjrocs">
+            <w:hyperlink w:history="1" r:id="rIdo8eduda6mbai69x5gcj6o">
               <w:r>
                 <w:rPr>
                   <w:rFonts w:ascii="Arial" w:cs="Arial" w:eastAsia="Arial" w:hAnsi="Arial"/>
@@ -15115,7 +15115,7 @@
             <w:pPr>
               <w:spacing w:after="20" w:before="0"/>
             </w:pPr>
-            <w:hyperlink w:history="1" r:id="rIdnei6llfdafibw5selywbb">
+            <w:hyperlink w:history="1" r:id="rIdkcjgmtqcdhpblqpuma4-j">
               <w:r>
                 <w:rPr>
                   <w:rFonts w:ascii="Arial" w:cs="Arial" w:eastAsia="Arial" w:hAnsi="Arial"/>
@@ -15148,7 +15148,7 @@
               <w:spacing w:after="10" w:before="0"/>
               <w:ind w:left="120"/>
             </w:pPr>
-            <w:hyperlink w:history="1" r:id="rIdjswkrfihjf3_-jcjp3mhf">
+            <w:hyperlink w:history="1" r:id="rIdl5umfvyenyjh0hdkf1btp">
               <w:r>
                 <w:rPr>
                   <w:rFonts w:ascii="Arial" w:cs="Arial" w:eastAsia="Arial" w:hAnsi="Arial"/>
@@ -15295,32 +15295,32 @@
         <w:tc>
           <w:tcPr>
             <w:tcW w:type="dxa" w:w="1520"/>
-            <w:shd w:fill="F2F2F2" w:color="auto" w:val="clear"/>
-            <w:tcMar>
-              <w:top w:type="dxa" w:w="60"/>
-              <w:left w:type="dxa" w:w="120"/>
-              <w:bottom w:type="dxa" w:w="60"/>
-              <w:right w:type="dxa" w:w="120"/>
-            </w:tcMar>
-            <w:vAlign w:val="top"/>
-          </w:tcPr>
-          <w:p>
-            <w:pPr>
-              <w:spacing w:after="40" w:before="0"/>
-              <w:jc w:val="left"/>
-            </w:pPr>
-            <w:r>
-              <w:rPr>
-                <w:rFonts w:ascii="Arial" w:cs="Arial" w:eastAsia="Arial" w:hAnsi="Arial"/>
-                <w:b/>
-                <w:bCs/>
-                <w:i w:val="false"/>
-                <w:iCs w:val="false"/>
-                <w:color w:val="000000"/>
-                <w:sz w:val="18"/>
-                <w:szCs w:val="18"/>
-              </w:rPr>
-              <w:t xml:space="preserve">Phase 2 — Observe (28 minutes)</w:t>
+            <w:shd w:fill="D9EEF1" w:color="auto" w:val="clear"/>
+            <w:tcMar>
+              <w:top w:type="dxa" w:w="60"/>
+              <w:left w:type="dxa" w:w="120"/>
+              <w:bottom w:type="dxa" w:w="60"/>
+              <w:right w:type="dxa" w:w="120"/>
+            </w:tcMar>
+            <w:vAlign w:val="top"/>
+          </w:tcPr>
+          <w:p>
+            <w:pPr>
+              <w:spacing w:after="40" w:before="0"/>
+              <w:jc w:val="left"/>
+            </w:pPr>
+            <w:r>
+              <w:rPr>
+                <w:rFonts w:ascii="Arial" w:cs="Arial" w:eastAsia="Arial" w:hAnsi="Arial"/>
+                <w:b/>
+                <w:bCs/>
+                <w:i w:val="false"/>
+                <w:iCs w:val="false"/>
+                <w:color w:val="000000"/>
+                <w:sz w:val="18"/>
+                <w:szCs w:val="18"/>
+              </w:rPr>
+              <w:t xml:space="preserve">Observe Phase</w:t>
             </w:r>
           </w:p>
           <w:p>
@@ -15343,7 +15343,7 @@
             <w:pPr>
               <w:spacing w:after="20" w:before="0"/>
             </w:pPr>
-            <w:hyperlink w:history="1" r:id="rIdrmsum0rcsizjse4908to3">
+            <w:hyperlink w:history="1" r:id="rIdgbf8stjrqpqkzwktwxneh">
               <w:r>
                 <w:rPr>
                   <w:rFonts w:ascii="Arial" w:cs="Arial" w:eastAsia="Arial" w:hAnsi="Arial"/>
@@ -15376,7 +15376,7 @@
               <w:spacing w:after="10" w:before="0"/>
               <w:ind w:left="120"/>
             </w:pPr>
-            <w:hyperlink w:history="1" r:id="rId2wkqdidzxwvywtkfg5wit">
+            <w:hyperlink w:history="1" r:id="rIdh4p__b67f15whvubmquts">
               <w:r>
                 <w:rPr>
                   <w:rFonts w:ascii="Arial" w:cs="Arial" w:eastAsia="Arial" w:hAnsi="Arial"/>
@@ -15421,7 +15421,7 @@
             <w:pPr>
               <w:spacing w:after="20" w:before="0"/>
             </w:pPr>
-            <w:hyperlink w:history="1" r:id="rIdtztkjrizangrvz6afr1ax">
+            <w:hyperlink w:history="1" r:id="rIdkfaggvfni3q4tjxboanr1">
               <w:r>
                 <w:rPr>
                   <w:rFonts w:ascii="Arial" w:cs="Arial" w:eastAsia="Arial" w:hAnsi="Arial"/>
@@ -15454,7 +15454,7 @@
               <w:spacing w:after="10" w:before="0"/>
               <w:ind w:left="120"/>
             </w:pPr>
-            <w:hyperlink w:history="1" r:id="rIduv6f9q4o_sl964o4_yrsj">
+            <w:hyperlink w:history="1" r:id="rIdyxj31qmtbsmsllnomz0s5">
               <w:r>
                 <w:rPr>
                   <w:rFonts w:ascii="Arial" w:cs="Arial" w:eastAsia="Arial" w:hAnsi="Arial"/>
@@ -15601,32 +15601,32 @@
         <w:tc>
           <w:tcPr>
             <w:tcW w:type="dxa" w:w="1520"/>
-            <w:shd w:fill="F2F2F2" w:color="auto" w:val="clear"/>
-            <w:tcMar>
-              <w:top w:type="dxa" w:w="60"/>
-              <w:left w:type="dxa" w:w="120"/>
-              <w:bottom w:type="dxa" w:w="60"/>
-              <w:right w:type="dxa" w:w="120"/>
-            </w:tcMar>
-            <w:vAlign w:val="top"/>
-          </w:tcPr>
-          <w:p>
-            <w:pPr>
-              <w:spacing w:after="40" w:before="0"/>
-              <w:jc w:val="left"/>
-            </w:pPr>
-            <w:r>
-              <w:rPr>
-                <w:rFonts w:ascii="Arial" w:cs="Arial" w:eastAsia="Arial" w:hAnsi="Arial"/>
-                <w:b/>
-                <w:bCs/>
-                <w:i w:val="false"/>
-                <w:iCs w:val="false"/>
-                <w:color w:val="000000"/>
-                <w:sz w:val="18"/>
-                <w:szCs w:val="18"/>
-              </w:rPr>
-              <w:t xml:space="preserve">Phase 3 — Explain (20 minutes)</w:t>
+            <w:shd w:fill="E2EFDA" w:color="auto" w:val="clear"/>
+            <w:tcMar>
+              <w:top w:type="dxa" w:w="60"/>
+              <w:left w:type="dxa" w:w="120"/>
+              <w:bottom w:type="dxa" w:w="60"/>
+              <w:right w:type="dxa" w:w="120"/>
+            </w:tcMar>
+            <w:vAlign w:val="top"/>
+          </w:tcPr>
+          <w:p>
+            <w:pPr>
+              <w:spacing w:after="40" w:before="0"/>
+              <w:jc w:val="left"/>
+            </w:pPr>
+            <w:r>
+              <w:rPr>
+                <w:rFonts w:ascii="Arial" w:cs="Arial" w:eastAsia="Arial" w:hAnsi="Arial"/>
+                <w:b/>
+                <w:bCs/>
+                <w:i w:val="false"/>
+                <w:iCs w:val="false"/>
+                <w:color w:val="000000"/>
+                <w:sz w:val="18"/>
+                <w:szCs w:val="18"/>
+              </w:rPr>
+              <w:t xml:space="preserve">Explain Phase</w:t>
             </w:r>
           </w:p>
           <w:p>
@@ -15649,7 +15649,7 @@
             <w:pPr>
               <w:spacing w:after="20" w:before="0"/>
             </w:pPr>
-            <w:hyperlink w:history="1" r:id="rIdfavnsuyyub7i2t5oxy7vk">
+            <w:hyperlink w:history="1" r:id="rIduzndwh_bc2jvxufyixuzm">
               <w:r>
                 <w:rPr>
                   <w:rFonts w:ascii="Arial" w:cs="Arial" w:eastAsia="Arial" w:hAnsi="Arial"/>
@@ -15682,7 +15682,7 @@
               <w:spacing w:after="10" w:before="0"/>
               <w:ind w:left="120"/>
             </w:pPr>
-            <w:hyperlink w:history="1" r:id="rIdccg9xo_pseixilvyrvwnj">
+            <w:hyperlink w:history="1" r:id="rIdal9j6ufnfxzu-39fsafls">
               <w:r>
                 <w:rPr>
                   <w:rFonts w:ascii="Arial" w:cs="Arial" w:eastAsia="Arial" w:hAnsi="Arial"/>
@@ -15727,7 +15727,7 @@
             <w:pPr>
               <w:spacing w:after="20" w:before="0"/>
             </w:pPr>
-            <w:hyperlink w:history="1" r:id="rIdfx6jcwndgu9vbmwjvhccw">
+            <w:hyperlink w:history="1" r:id="rId9qnye8n086vhkh-wmc4e8">
               <w:r>
                 <w:rPr>
                   <w:rFonts w:ascii="Arial" w:cs="Arial" w:eastAsia="Arial" w:hAnsi="Arial"/>
@@ -15760,7 +15760,7 @@
               <w:spacing w:after="10" w:before="0"/>
               <w:ind w:left="120"/>
             </w:pPr>
-            <w:hyperlink w:history="1" r:id="rIdkhd2yqfv-nfv4qq5rl_uf">
+            <w:hyperlink w:history="1" r:id="rIdwistsqvf4pxahpy00isct">
               <w:r>
                 <w:rPr>
                   <w:rFonts w:ascii="Arial" w:cs="Arial" w:eastAsia="Arial" w:hAnsi="Arial"/>
@@ -15907,32 +15907,32 @@
         <w:tc>
           <w:tcPr>
             <w:tcW w:type="dxa" w:w="1520"/>
-            <w:shd w:fill="F2F2F2" w:color="auto" w:val="clear"/>
-            <w:tcMar>
-              <w:top w:type="dxa" w:w="60"/>
-              <w:left w:type="dxa" w:w="120"/>
-              <w:bottom w:type="dxa" w:w="60"/>
-              <w:right w:type="dxa" w:w="120"/>
-            </w:tcMar>
-            <w:vAlign w:val="top"/>
-          </w:tcPr>
-          <w:p>
-            <w:pPr>
-              <w:spacing w:after="40" w:before="0"/>
-              <w:jc w:val="left"/>
-            </w:pPr>
-            <w:r>
-              <w:rPr>
-                <w:rFonts w:ascii="Arial" w:cs="Arial" w:eastAsia="Arial" w:hAnsi="Arial"/>
-                <w:b/>
-                <w:bCs/>
-                <w:i w:val="false"/>
-                <w:iCs w:val="false"/>
-                <w:color w:val="000000"/>
-                <w:sz w:val="18"/>
-                <w:szCs w:val="18"/>
-              </w:rPr>
-              <w:t xml:space="preserve">Phase 4 — Driving Question Board (DQB) Update (10 minutes)</w:t>
+            <w:shd w:fill="FCE4D6" w:color="auto" w:val="clear"/>
+            <w:tcMar>
+              <w:top w:type="dxa" w:w="60"/>
+              <w:left w:type="dxa" w:w="120"/>
+              <w:bottom w:type="dxa" w:w="60"/>
+              <w:right w:type="dxa" w:w="120"/>
+            </w:tcMar>
+            <w:vAlign w:val="top"/>
+          </w:tcPr>
+          <w:p>
+            <w:pPr>
+              <w:spacing w:after="40" w:before="0"/>
+              <w:jc w:val="left"/>
+            </w:pPr>
+            <w:r>
+              <w:rPr>
+                <w:rFonts w:ascii="Arial" w:cs="Arial" w:eastAsia="Arial" w:hAnsi="Arial"/>
+                <w:b/>
+                <w:bCs/>
+                <w:i w:val="false"/>
+                <w:iCs w:val="false"/>
+                <w:color w:val="000000"/>
+                <w:sz w:val="18"/>
+                <w:szCs w:val="18"/>
+              </w:rPr>
+              <w:t xml:space="preserve">Driving Question Board (DQB) Creation</w:t>
             </w:r>
           </w:p>
           <w:p>
@@ -15955,7 +15955,7 @@
             <w:pPr>
               <w:spacing w:after="20" w:before="0"/>
             </w:pPr>
-            <w:hyperlink w:history="1" r:id="rIdu_nyitkx_shwamwgaidip">
+            <w:hyperlink w:history="1" r:id="rIdfxonsukjpk9yebifsvmr2">
               <w:r>
                 <w:rPr>
                   <w:rFonts w:ascii="Arial" w:cs="Arial" w:eastAsia="Arial" w:hAnsi="Arial"/>
@@ -15988,7 +15988,7 @@
               <w:spacing w:after="10" w:before="0"/>
               <w:ind w:left="120"/>
             </w:pPr>
-            <w:hyperlink w:history="1" r:id="rId8ypnkxgeesmgjxch6fwjj">
+            <w:hyperlink w:history="1" r:id="rIdq3ph-0wfq-vnii45rgrhp">
               <w:r>
                 <w:rPr>
                   <w:rFonts w:ascii="Arial" w:cs="Arial" w:eastAsia="Arial" w:hAnsi="Arial"/>
@@ -16033,7 +16033,7 @@
             <w:pPr>
               <w:spacing w:after="20" w:before="0"/>
             </w:pPr>
-            <w:hyperlink w:history="1" r:id="rIdgkms9u0uvqcr0hz_o3_wg">
+            <w:hyperlink w:history="1" r:id="rIdpyt0fkgby61xdjypmj7mu">
               <w:r>
                 <w:rPr>
                   <w:rFonts w:ascii="Arial" w:cs="Arial" w:eastAsia="Arial" w:hAnsi="Arial"/>
@@ -16066,7 +16066,7 @@
               <w:spacing w:after="10" w:before="0"/>
               <w:ind w:left="120"/>
             </w:pPr>
-            <w:hyperlink w:history="1" r:id="rId3l5180lhvfbkhcicg8bx5">
+            <w:hyperlink w:history="1" r:id="rIdh0a5lh8goj_ncdoirq0ar">
               <w:r>
                 <w:rPr>
                   <w:rFonts w:ascii="Arial" w:cs="Arial" w:eastAsia="Arial" w:hAnsi="Arial"/>
@@ -16213,32 +16213,32 @@
         <w:tc>
           <w:tcPr>
             <w:tcW w:type="dxa" w:w="1520"/>
-            <w:shd w:fill="F2F2F2" w:color="auto" w:val="clear"/>
-            <w:tcMar>
-              <w:top w:type="dxa" w:w="60"/>
-              <w:left w:type="dxa" w:w="120"/>
-              <w:bottom w:type="dxa" w:w="60"/>
-              <w:right w:type="dxa" w:w="120"/>
-            </w:tcMar>
-            <w:vAlign w:val="top"/>
-          </w:tcPr>
-          <w:p>
-            <w:pPr>
-              <w:spacing w:after="40" w:before="0"/>
-              <w:jc w:val="left"/>
-            </w:pPr>
-            <w:r>
-              <w:rPr>
-                <w:rFonts w:ascii="Arial" w:cs="Arial" w:eastAsia="Arial" w:hAnsi="Arial"/>
-                <w:b/>
-                <w:bCs/>
-                <w:i w:val="false"/>
-                <w:iCs w:val="false"/>
-                <w:color w:val="000000"/>
-                <w:sz w:val="18"/>
-                <w:szCs w:val="18"/>
-              </w:rPr>
-              <w:t xml:space="preserve">Phase 5 — Model Building (10 minutes)</w:t>
+            <w:shd w:fill="D5E8F0" w:color="auto" w:val="clear"/>
+            <w:tcMar>
+              <w:top w:type="dxa" w:w="60"/>
+              <w:left w:type="dxa" w:w="120"/>
+              <w:bottom w:type="dxa" w:w="60"/>
+              <w:right w:type="dxa" w:w="120"/>
+            </w:tcMar>
+            <w:vAlign w:val="top"/>
+          </w:tcPr>
+          <w:p>
+            <w:pPr>
+              <w:spacing w:after="40" w:before="0"/>
+              <w:jc w:val="left"/>
+            </w:pPr>
+            <w:r>
+              <w:rPr>
+                <w:rFonts w:ascii="Arial" w:cs="Arial" w:eastAsia="Arial" w:hAnsi="Arial"/>
+                <w:b/>
+                <w:bCs/>
+                <w:i w:val="false"/>
+                <w:iCs w:val="false"/>
+                <w:color w:val="000000"/>
+                <w:sz w:val="18"/>
+                <w:szCs w:val="18"/>
+              </w:rPr>
+              <w:t xml:space="preserve">Model Building Phase</w:t>
             </w:r>
           </w:p>
           <w:p>
@@ -16261,7 +16261,7 @@
             <w:pPr>
               <w:spacing w:after="20" w:before="0"/>
             </w:pPr>
-            <w:hyperlink w:history="1" r:id="rIdpoowqh-o5skd0g_j76zs_">
+            <w:hyperlink w:history="1" r:id="rIdwppoxtfsifgq8igytpvpw">
               <w:r>
                 <w:rPr>
                   <w:rFonts w:ascii="Arial" w:cs="Arial" w:eastAsia="Arial" w:hAnsi="Arial"/>
@@ -16294,7 +16294,7 @@
               <w:spacing w:after="10" w:before="0"/>
               <w:ind w:left="120"/>
             </w:pPr>
-            <w:hyperlink w:history="1" r:id="rIdx0bmtbyyj5dtw50erxr94">
+            <w:hyperlink w:history="1" r:id="rId1gywro8elqj_3dx5prug6">
               <w:r>
                 <w:rPr>
                   <w:rFonts w:ascii="Arial" w:cs="Arial" w:eastAsia="Arial" w:hAnsi="Arial"/>
@@ -16339,7 +16339,7 @@
             <w:pPr>
               <w:spacing w:after="20" w:before="0"/>
             </w:pPr>
-            <w:hyperlink w:history="1" r:id="rIdecwqdqekytyj32z7yzoax">
+            <w:hyperlink w:history="1" r:id="rIdydrg1afevmz8igp2cxcux">
               <w:r>
                 <w:rPr>
                   <w:rFonts w:ascii="Arial" w:cs="Arial" w:eastAsia="Arial" w:hAnsi="Arial"/>
@@ -16372,7 +16372,7 @@
               <w:spacing w:after="10" w:before="0"/>
               <w:ind w:left="120"/>
             </w:pPr>
-            <w:hyperlink w:history="1" r:id="rIdavwupu-_ubp0dzvikowsj">
+            <w:hyperlink w:history="1" r:id="rIdkxvetj3ba9yjprwvgqnrl">
               <w:r>
                 <w:rPr>
                   <w:rFonts w:ascii="Arial" w:cs="Arial" w:eastAsia="Arial" w:hAnsi="Arial"/>
@@ -17811,32 +17811,32 @@
         <w:tc>
           <w:tcPr>
             <w:tcW w:type="dxa" w:w="1520"/>
-            <w:shd w:fill="F2F2F2" w:color="auto" w:val="clear"/>
-            <w:tcMar>
-              <w:top w:type="dxa" w:w="60"/>
-              <w:left w:type="dxa" w:w="120"/>
-              <w:bottom w:type="dxa" w:w="60"/>
-              <w:right w:type="dxa" w:w="120"/>
-            </w:tcMar>
-            <w:vAlign w:val="top"/>
-          </w:tcPr>
-          <w:p>
-            <w:pPr>
-              <w:spacing w:after="40" w:before="0"/>
-              <w:jc w:val="left"/>
-            </w:pPr>
-            <w:r>
-              <w:rPr>
-                <w:rFonts w:ascii="Arial" w:cs="Arial" w:eastAsia="Arial" w:hAnsi="Arial"/>
-                <w:b/>
-                <w:bCs/>
-                <w:i w:val="false"/>
-                <w:iCs w:val="false"/>
-                <w:color w:val="000000"/>
-                <w:sz w:val="18"/>
-                <w:szCs w:val="18"/>
-              </w:rPr>
-              <w:t xml:space="preserve">1 — PREDICT</w:t>
+            <w:shd w:fill="EAD1F5" w:color="auto" w:val="clear"/>
+            <w:tcMar>
+              <w:top w:type="dxa" w:w="60"/>
+              <w:left w:type="dxa" w:w="120"/>
+              <w:bottom w:type="dxa" w:w="60"/>
+              <w:right w:type="dxa" w:w="120"/>
+            </w:tcMar>
+            <w:vAlign w:val="top"/>
+          </w:tcPr>
+          <w:p>
+            <w:pPr>
+              <w:spacing w:after="40" w:before="0"/>
+              <w:jc w:val="left"/>
+            </w:pPr>
+            <w:r>
+              <w:rPr>
+                <w:rFonts w:ascii="Arial" w:cs="Arial" w:eastAsia="Arial" w:hAnsi="Arial"/>
+                <w:b/>
+                <w:bCs/>
+                <w:i w:val="false"/>
+                <w:iCs w:val="false"/>
+                <w:color w:val="000000"/>
+                <w:sz w:val="18"/>
+                <w:szCs w:val="18"/>
+              </w:rPr>
+              <w:t xml:space="preserve">Predict Phase</w:t>
             </w:r>
           </w:p>
           <w:p>
@@ -17859,7 +17859,7 @@
             <w:pPr>
               <w:spacing w:after="20" w:before="0"/>
             </w:pPr>
-            <w:hyperlink w:history="1" r:id="rIda_q3xmpsgpa6dxd1g3fye">
+            <w:hyperlink w:history="1" r:id="rIdrmhfuqe_ndk1dgp3s5wpn">
               <w:r>
                 <w:rPr>
                   <w:rFonts w:ascii="Arial" w:cs="Arial" w:eastAsia="Arial" w:hAnsi="Arial"/>
@@ -17892,7 +17892,7 @@
               <w:spacing w:after="10" w:before="0"/>
               <w:ind w:left="120"/>
             </w:pPr>
-            <w:hyperlink w:history="1" r:id="rIdpupntlwywu311wuiv4nk8">
+            <w:hyperlink w:history="1" r:id="rIdtqfqz1cu6u5hq7hb05ccy">
               <w:r>
                 <w:rPr>
                   <w:rFonts w:ascii="Arial" w:cs="Arial" w:eastAsia="Arial" w:hAnsi="Arial"/>
@@ -17937,7 +17937,7 @@
             <w:pPr>
               <w:spacing w:after="20" w:before="0"/>
             </w:pPr>
-            <w:hyperlink w:history="1" r:id="rId5o4ryiqqxm8j-dj7ttu_x">
+            <w:hyperlink w:history="1" r:id="rIdcsbjm7xbw9mo3dwslyusm">
               <w:r>
                 <w:rPr>
                   <w:rFonts w:ascii="Arial" w:cs="Arial" w:eastAsia="Arial" w:hAnsi="Arial"/>
@@ -17970,7 +17970,7 @@
               <w:spacing w:after="10" w:before="0"/>
               <w:ind w:left="120"/>
             </w:pPr>
-            <w:hyperlink w:history="1" r:id="rIdyfj7warfmw_yi7b5xv8px">
+            <w:hyperlink w:history="1" r:id="rIdkmpmblsntlu8v9mne9yy9">
               <w:r>
                 <w:rPr>
                   <w:rFonts w:ascii="Arial" w:cs="Arial" w:eastAsia="Arial" w:hAnsi="Arial"/>
@@ -18117,32 +18117,32 @@
         <w:tc>
           <w:tcPr>
             <w:tcW w:type="dxa" w:w="1520"/>
-            <w:shd w:fill="F2F2F2" w:color="auto" w:val="clear"/>
-            <w:tcMar>
-              <w:top w:type="dxa" w:w="60"/>
-              <w:left w:type="dxa" w:w="120"/>
-              <w:bottom w:type="dxa" w:w="60"/>
-              <w:right w:type="dxa" w:w="120"/>
-            </w:tcMar>
-            <w:vAlign w:val="top"/>
-          </w:tcPr>
-          <w:p>
-            <w:pPr>
-              <w:spacing w:after="40" w:before="0"/>
-              <w:jc w:val="left"/>
-            </w:pPr>
-            <w:r>
-              <w:rPr>
-                <w:rFonts w:ascii="Arial" w:cs="Arial" w:eastAsia="Arial" w:hAnsi="Arial"/>
-                <w:b/>
-                <w:bCs/>
-                <w:i w:val="false"/>
-                <w:iCs w:val="false"/>
-                <w:color w:val="000000"/>
-                <w:sz w:val="18"/>
-                <w:szCs w:val="18"/>
-              </w:rPr>
-              <w:t xml:space="preserve">2 — OBSERVE</w:t>
+            <w:shd w:fill="D9EEF1" w:color="auto" w:val="clear"/>
+            <w:tcMar>
+              <w:top w:type="dxa" w:w="60"/>
+              <w:left w:type="dxa" w:w="120"/>
+              <w:bottom w:type="dxa" w:w="60"/>
+              <w:right w:type="dxa" w:w="120"/>
+            </w:tcMar>
+            <w:vAlign w:val="top"/>
+          </w:tcPr>
+          <w:p>
+            <w:pPr>
+              <w:spacing w:after="40" w:before="0"/>
+              <w:jc w:val="left"/>
+            </w:pPr>
+            <w:r>
+              <w:rPr>
+                <w:rFonts w:ascii="Arial" w:cs="Arial" w:eastAsia="Arial" w:hAnsi="Arial"/>
+                <w:b/>
+                <w:bCs/>
+                <w:i w:val="false"/>
+                <w:iCs w:val="false"/>
+                <w:color w:val="000000"/>
+                <w:sz w:val="18"/>
+                <w:szCs w:val="18"/>
+              </w:rPr>
+              <w:t xml:space="preserve">Observe Phase</w:t>
             </w:r>
           </w:p>
           <w:p>
@@ -18165,7 +18165,7 @@
             <w:pPr>
               <w:spacing w:after="20" w:before="0"/>
             </w:pPr>
-            <w:hyperlink w:history="1" r:id="rIdvgfdfqj89vq8tbnztj3fq">
+            <w:hyperlink w:history="1" r:id="rIdr-anbpifv9zal7bkq-5pe">
               <w:r>
                 <w:rPr>
                   <w:rFonts w:ascii="Arial" w:cs="Arial" w:eastAsia="Arial" w:hAnsi="Arial"/>
@@ -18198,7 +18198,7 @@
               <w:spacing w:after="10" w:before="0"/>
               <w:ind w:left="120"/>
             </w:pPr>
-            <w:hyperlink w:history="1" r:id="rIdwbswhkirmpbk06gzzkbqa">
+            <w:hyperlink w:history="1" r:id="rId3du3cshy-jipwzcsrywno">
               <w:r>
                 <w:rPr>
                   <w:rFonts w:ascii="Arial" w:cs="Arial" w:eastAsia="Arial" w:hAnsi="Arial"/>
@@ -18243,7 +18243,7 @@
             <w:pPr>
               <w:spacing w:after="20" w:before="0"/>
             </w:pPr>
-            <w:hyperlink w:history="1" r:id="rIdwk6jy0suqfu8i0oa_2afu">
+            <w:hyperlink w:history="1" r:id="rIdbvppjfpjvpiysrcjcvqxf">
               <w:r>
                 <w:rPr>
                   <w:rFonts w:ascii="Arial" w:cs="Arial" w:eastAsia="Arial" w:hAnsi="Arial"/>
@@ -18276,7 +18276,7 @@
               <w:spacing w:after="10" w:before="0"/>
               <w:ind w:left="120"/>
             </w:pPr>
-            <w:hyperlink w:history="1" r:id="rId5ohjhtyy4juldbhhitz-t">
+            <w:hyperlink w:history="1" r:id="rIdv6mpweg5-mt57enxwoevh">
               <w:r>
                 <w:rPr>
                   <w:rFonts w:ascii="Arial" w:cs="Arial" w:eastAsia="Arial" w:hAnsi="Arial"/>
@@ -18423,32 +18423,32 @@
         <w:tc>
           <w:tcPr>
             <w:tcW w:type="dxa" w:w="1520"/>
-            <w:shd w:fill="F2F2F2" w:color="auto" w:val="clear"/>
-            <w:tcMar>
-              <w:top w:type="dxa" w:w="60"/>
-              <w:left w:type="dxa" w:w="120"/>
-              <w:bottom w:type="dxa" w:w="60"/>
-              <w:right w:type="dxa" w:w="120"/>
-            </w:tcMar>
-            <w:vAlign w:val="top"/>
-          </w:tcPr>
-          <w:p>
-            <w:pPr>
-              <w:spacing w:after="40" w:before="0"/>
-              <w:jc w:val="left"/>
-            </w:pPr>
-            <w:r>
-              <w:rPr>
-                <w:rFonts w:ascii="Arial" w:cs="Arial" w:eastAsia="Arial" w:hAnsi="Arial"/>
-                <w:b/>
-                <w:bCs/>
-                <w:i w:val="false"/>
-                <w:iCs w:val="false"/>
-                <w:color w:val="000000"/>
-                <w:sz w:val="18"/>
-                <w:szCs w:val="18"/>
-              </w:rPr>
-              <w:t xml:space="preserve">3 — EXPLAIN</w:t>
+            <w:shd w:fill="E2EFDA" w:color="auto" w:val="clear"/>
+            <w:tcMar>
+              <w:top w:type="dxa" w:w="60"/>
+              <w:left w:type="dxa" w:w="120"/>
+              <w:bottom w:type="dxa" w:w="60"/>
+              <w:right w:type="dxa" w:w="120"/>
+            </w:tcMar>
+            <w:vAlign w:val="top"/>
+          </w:tcPr>
+          <w:p>
+            <w:pPr>
+              <w:spacing w:after="40" w:before="0"/>
+              <w:jc w:val="left"/>
+            </w:pPr>
+            <w:r>
+              <w:rPr>
+                <w:rFonts w:ascii="Arial" w:cs="Arial" w:eastAsia="Arial" w:hAnsi="Arial"/>
+                <w:b/>
+                <w:bCs/>
+                <w:i w:val="false"/>
+                <w:iCs w:val="false"/>
+                <w:color w:val="000000"/>
+                <w:sz w:val="18"/>
+                <w:szCs w:val="18"/>
+              </w:rPr>
+              <w:t xml:space="preserve">Explain Phase</w:t>
             </w:r>
           </w:p>
           <w:p>
@@ -18471,7 +18471,7 @@
             <w:pPr>
               <w:spacing w:after="20" w:before="0"/>
             </w:pPr>
-            <w:hyperlink w:history="1" r:id="rIdcwoz_dgk9b_1-k1-roqcm">
+            <w:hyperlink w:history="1" r:id="rIdm-lrb-p2jerk2sdhzwntw">
               <w:r>
                 <w:rPr>
                   <w:rFonts w:ascii="Arial" w:cs="Arial" w:eastAsia="Arial" w:hAnsi="Arial"/>
@@ -18504,7 +18504,7 @@
               <w:spacing w:after="10" w:before="0"/>
               <w:ind w:left="120"/>
             </w:pPr>
-            <w:hyperlink w:history="1" r:id="rIdhv9wijuigcyb48ra3g98v">
+            <w:hyperlink w:history="1" r:id="rIdeksgzgqrj3d9gelikj7cp">
               <w:r>
                 <w:rPr>
                   <w:rFonts w:ascii="Arial" w:cs="Arial" w:eastAsia="Arial" w:hAnsi="Arial"/>
@@ -18549,7 +18549,7 @@
             <w:pPr>
               <w:spacing w:after="20" w:before="0"/>
             </w:pPr>
-            <w:hyperlink w:history="1" r:id="rIdd7_thnf1qn7gaxgj3tjnq">
+            <w:hyperlink w:history="1" r:id="rIdmk_l1pmx7szfaavtbypjx">
               <w:r>
                 <w:rPr>
                   <w:rFonts w:ascii="Arial" w:cs="Arial" w:eastAsia="Arial" w:hAnsi="Arial"/>
@@ -18582,7 +18582,7 @@
               <w:spacing w:after="10" w:before="0"/>
               <w:ind w:left="120"/>
             </w:pPr>
-            <w:hyperlink w:history="1" r:id="rIdko75mwach_3neghbixjag">
+            <w:hyperlink w:history="1" r:id="rIdhyi3vid2tpe7g1moocdlu">
               <w:r>
                 <w:rPr>
                   <w:rFonts w:ascii="Arial" w:cs="Arial" w:eastAsia="Arial" w:hAnsi="Arial"/>
@@ -18729,32 +18729,32 @@
         <w:tc>
           <w:tcPr>
             <w:tcW w:type="dxa" w:w="1520"/>
-            <w:shd w:fill="F2F2F2" w:color="auto" w:val="clear"/>
-            <w:tcMar>
-              <w:top w:type="dxa" w:w="60"/>
-              <w:left w:type="dxa" w:w="120"/>
-              <w:bottom w:type="dxa" w:w="60"/>
-              <w:right w:type="dxa" w:w="120"/>
-            </w:tcMar>
-            <w:vAlign w:val="top"/>
-          </w:tcPr>
-          <w:p>
-            <w:pPr>
-              <w:spacing w:after="40" w:before="0"/>
-              <w:jc w:val="left"/>
-            </w:pPr>
-            <w:r>
-              <w:rPr>
-                <w:rFonts w:ascii="Arial" w:cs="Arial" w:eastAsia="Arial" w:hAnsi="Arial"/>
-                <w:b/>
-                <w:bCs/>
-                <w:i w:val="false"/>
-                <w:iCs w:val="false"/>
-                <w:color w:val="000000"/>
-                <w:sz w:val="18"/>
-                <w:szCs w:val="18"/>
-              </w:rPr>
-              <w:t xml:space="preserve">4 — DRIVING QUESTION BOARD (DQB) UPDATE</w:t>
+            <w:shd w:fill="FCE4D6" w:color="auto" w:val="clear"/>
+            <w:tcMar>
+              <w:top w:type="dxa" w:w="60"/>
+              <w:left w:type="dxa" w:w="120"/>
+              <w:bottom w:type="dxa" w:w="60"/>
+              <w:right w:type="dxa" w:w="120"/>
+            </w:tcMar>
+            <w:vAlign w:val="top"/>
+          </w:tcPr>
+          <w:p>
+            <w:pPr>
+              <w:spacing w:after="40" w:before="0"/>
+              <w:jc w:val="left"/>
+            </w:pPr>
+            <w:r>
+              <w:rPr>
+                <w:rFonts w:ascii="Arial" w:cs="Arial" w:eastAsia="Arial" w:hAnsi="Arial"/>
+                <w:b/>
+                <w:bCs/>
+                <w:i w:val="false"/>
+                <w:iCs w:val="false"/>
+                <w:color w:val="000000"/>
+                <w:sz w:val="18"/>
+                <w:szCs w:val="18"/>
+              </w:rPr>
+              <w:t xml:space="preserve">Driving Question Board (DQB) Creation</w:t>
             </w:r>
           </w:p>
           <w:p>
@@ -18777,7 +18777,7 @@
             <w:pPr>
               <w:spacing w:after="20" w:before="0"/>
             </w:pPr>
-            <w:hyperlink w:history="1" r:id="rIdgj1li7lim79dwzigofckn">
+            <w:hyperlink w:history="1" r:id="rIdoh6kh90maxk-03fmnvpoq">
               <w:r>
                 <w:rPr>
                   <w:rFonts w:ascii="Arial" w:cs="Arial" w:eastAsia="Arial" w:hAnsi="Arial"/>
@@ -18810,7 +18810,7 @@
               <w:spacing w:after="10" w:before="0"/>
               <w:ind w:left="120"/>
             </w:pPr>
-            <w:hyperlink w:history="1" r:id="rIdwi3_nu3cg5fpbgq9jkt51">
+            <w:hyperlink w:history="1" r:id="rIdjvrk4oc8b_mvdfycpbacg">
               <w:r>
                 <w:rPr>
                   <w:rFonts w:ascii="Arial" w:cs="Arial" w:eastAsia="Arial" w:hAnsi="Arial"/>
@@ -18855,7 +18855,7 @@
             <w:pPr>
               <w:spacing w:after="20" w:before="0"/>
             </w:pPr>
-            <w:hyperlink w:history="1" r:id="rIdojkb_pj3_jgdhzfjwluzy">
+            <w:hyperlink w:history="1" r:id="rIdcxhxckefmp2m8cy7lpd0d">
               <w:r>
                 <w:rPr>
                   <w:rFonts w:ascii="Arial" w:cs="Arial" w:eastAsia="Arial" w:hAnsi="Arial"/>
@@ -18888,7 +18888,7 @@
               <w:spacing w:after="10" w:before="0"/>
               <w:ind w:left="120"/>
             </w:pPr>
-            <w:hyperlink w:history="1" r:id="rIdnsadpknxuj-dqdkcnkwun">
+            <w:hyperlink w:history="1" r:id="rIdkagqo27likhv08wg4ihxf">
               <w:r>
                 <w:rPr>
                   <w:rFonts w:ascii="Arial" w:cs="Arial" w:eastAsia="Arial" w:hAnsi="Arial"/>
@@ -19035,32 +19035,32 @@
         <w:tc>
           <w:tcPr>
             <w:tcW w:type="dxa" w:w="1520"/>
-            <w:shd w:fill="F2F2F2" w:color="auto" w:val="clear"/>
-            <w:tcMar>
-              <w:top w:type="dxa" w:w="60"/>
-              <w:left w:type="dxa" w:w="120"/>
-              <w:bottom w:type="dxa" w:w="60"/>
-              <w:right w:type="dxa" w:w="120"/>
-            </w:tcMar>
-            <w:vAlign w:val="top"/>
-          </w:tcPr>
-          <w:p>
-            <w:pPr>
-              <w:spacing w:after="40" w:before="0"/>
-              <w:jc w:val="left"/>
-            </w:pPr>
-            <w:r>
-              <w:rPr>
-                <w:rFonts w:ascii="Arial" w:cs="Arial" w:eastAsia="Arial" w:hAnsi="Arial"/>
-                <w:b/>
-                <w:bCs/>
-                <w:i w:val="false"/>
-                <w:iCs w:val="false"/>
-                <w:color w:val="000000"/>
-                <w:sz w:val="18"/>
-                <w:szCs w:val="18"/>
-              </w:rPr>
-              <w:t xml:space="preserve">5 — MODEL BUILDING</w:t>
+            <w:shd w:fill="D5E8F0" w:color="auto" w:val="clear"/>
+            <w:tcMar>
+              <w:top w:type="dxa" w:w="60"/>
+              <w:left w:type="dxa" w:w="120"/>
+              <w:bottom w:type="dxa" w:w="60"/>
+              <w:right w:type="dxa" w:w="120"/>
+            </w:tcMar>
+            <w:vAlign w:val="top"/>
+          </w:tcPr>
+          <w:p>
+            <w:pPr>
+              <w:spacing w:after="40" w:before="0"/>
+              <w:jc w:val="left"/>
+            </w:pPr>
+            <w:r>
+              <w:rPr>
+                <w:rFonts w:ascii="Arial" w:cs="Arial" w:eastAsia="Arial" w:hAnsi="Arial"/>
+                <w:b/>
+                <w:bCs/>
+                <w:i w:val="false"/>
+                <w:iCs w:val="false"/>
+                <w:color w:val="000000"/>
+                <w:sz w:val="18"/>
+                <w:szCs w:val="18"/>
+              </w:rPr>
+              <w:t xml:space="preserve">Model Building Phase</w:t>
             </w:r>
           </w:p>
           <w:p>
@@ -19083,7 +19083,7 @@
             <w:pPr>
               <w:spacing w:after="20" w:before="0"/>
             </w:pPr>
-            <w:hyperlink w:history="1" r:id="rIdbpelh8dkpjldgbd7aseac">
+            <w:hyperlink w:history="1" r:id="rIdabnmnsronqknreyciimt7">
               <w:r>
                 <w:rPr>
                   <w:rFonts w:ascii="Arial" w:cs="Arial" w:eastAsia="Arial" w:hAnsi="Arial"/>
@@ -19116,7 +19116,7 @@
               <w:spacing w:after="10" w:before="0"/>
               <w:ind w:left="120"/>
             </w:pPr>
-            <w:hyperlink w:history="1" r:id="rIdndgri9jstii_xfoh2_ktd">
+            <w:hyperlink w:history="1" r:id="rIdxkhah_y0oyfpnn490eixv">
               <w:r>
                 <w:rPr>
                   <w:rFonts w:ascii="Arial" w:cs="Arial" w:eastAsia="Arial" w:hAnsi="Arial"/>
@@ -19161,7 +19161,7 @@
             <w:pPr>
               <w:spacing w:after="20" w:before="0"/>
             </w:pPr>
-            <w:hyperlink w:history="1" r:id="rId2aosrwytmebm9ecnggl_6">
+            <w:hyperlink w:history="1" r:id="rIdyuzcv2fnhircaagicwqno">
               <w:r>
                 <w:rPr>
                   <w:rFonts w:ascii="Arial" w:cs="Arial" w:eastAsia="Arial" w:hAnsi="Arial"/>
@@ -19194,7 +19194,7 @@
               <w:spacing w:after="10" w:before="0"/>
               <w:ind w:left="120"/>
             </w:pPr>
-            <w:hyperlink w:history="1" r:id="rIdnwdn_zrsmyf8porrhrlbh">
+            <w:hyperlink w:history="1" r:id="rIdxgo6ivgh3uybzuccd_yiz">
               <w:r>
                 <w:rPr>
                   <w:rFonts w:ascii="Arial" w:cs="Arial" w:eastAsia="Arial" w:hAnsi="Arial"/>
@@ -20633,32 +20633,32 @@
         <w:tc>
           <w:tcPr>
             <w:tcW w:type="dxa" w:w="1520"/>
-            <w:shd w:fill="F2F2F2" w:color="auto" w:val="clear"/>
-            <w:tcMar>
-              <w:top w:type="dxa" w:w="60"/>
-              <w:left w:type="dxa" w:w="120"/>
-              <w:bottom w:type="dxa" w:w="60"/>
-              <w:right w:type="dxa" w:w="120"/>
-            </w:tcMar>
-            <w:vAlign w:val="top"/>
-          </w:tcPr>
-          <w:p>
-            <w:pPr>
-              <w:spacing w:after="40" w:before="0"/>
-              <w:jc w:val="left"/>
-            </w:pPr>
-            <w:r>
-              <w:rPr>
-                <w:rFonts w:ascii="Arial" w:cs="Arial" w:eastAsia="Arial" w:hAnsi="Arial"/>
-                <w:b/>
-                <w:bCs/>
-                <w:i w:val="false"/>
-                <w:iCs w:val="false"/>
-                <w:color w:val="000000"/>
-                <w:sz w:val="18"/>
-                <w:szCs w:val="18"/>
-              </w:rPr>
-              <w:t xml:space="preserve">Phase 1 — Predict (10 minutes)</w:t>
+            <w:shd w:fill="EAD1F5" w:color="auto" w:val="clear"/>
+            <w:tcMar>
+              <w:top w:type="dxa" w:w="60"/>
+              <w:left w:type="dxa" w:w="120"/>
+              <w:bottom w:type="dxa" w:w="60"/>
+              <w:right w:type="dxa" w:w="120"/>
+            </w:tcMar>
+            <w:vAlign w:val="top"/>
+          </w:tcPr>
+          <w:p>
+            <w:pPr>
+              <w:spacing w:after="40" w:before="0"/>
+              <w:jc w:val="left"/>
+            </w:pPr>
+            <w:r>
+              <w:rPr>
+                <w:rFonts w:ascii="Arial" w:cs="Arial" w:eastAsia="Arial" w:hAnsi="Arial"/>
+                <w:b/>
+                <w:bCs/>
+                <w:i w:val="false"/>
+                <w:iCs w:val="false"/>
+                <w:color w:val="000000"/>
+                <w:sz w:val="18"/>
+                <w:szCs w:val="18"/>
+              </w:rPr>
+              <w:t xml:space="preserve">Predict Phase</w:t>
             </w:r>
           </w:p>
           <w:p>
@@ -20681,7 +20681,7 @@
             <w:pPr>
               <w:spacing w:after="20" w:before="0"/>
             </w:pPr>
-            <w:hyperlink w:history="1" r:id="rIdvvs9p_pw4luafu0vxdaay">
+            <w:hyperlink w:history="1" r:id="rIdjg-et8wsprszpus09da2q">
               <w:r>
                 <w:rPr>
                   <w:rFonts w:ascii="Arial" w:cs="Arial" w:eastAsia="Arial" w:hAnsi="Arial"/>
@@ -20714,7 +20714,7 @@
               <w:spacing w:after="10" w:before="0"/>
               <w:ind w:left="120"/>
             </w:pPr>
-            <w:hyperlink w:history="1" r:id="rIdv6zcggsecfn1jvvuhn9u9">
+            <w:hyperlink w:history="1" r:id="rIdxzpmuvo8cs9biqwlvj1mm">
               <w:r>
                 <w:rPr>
                   <w:rFonts w:ascii="Arial" w:cs="Arial" w:eastAsia="Arial" w:hAnsi="Arial"/>
@@ -20759,7 +20759,7 @@
             <w:pPr>
               <w:spacing w:after="20" w:before="0"/>
             </w:pPr>
-            <w:hyperlink w:history="1" r:id="rIdsxdg1-ii6rxgjrvfd8dbf">
+            <w:hyperlink w:history="1" r:id="rIdjupiogszh0nsdhxm3s89o">
               <w:r>
                 <w:rPr>
                   <w:rFonts w:ascii="Arial" w:cs="Arial" w:eastAsia="Arial" w:hAnsi="Arial"/>
@@ -20792,7 +20792,7 @@
               <w:spacing w:after="10" w:before="0"/>
               <w:ind w:left="120"/>
             </w:pPr>
-            <w:hyperlink w:history="1" r:id="rId54jmrh9ccrlhm9wi5ki1o">
+            <w:hyperlink w:history="1" r:id="rId4wx3o3kxqtzwtwyahnp1z">
               <w:r>
                 <w:rPr>
                   <w:rFonts w:ascii="Arial" w:cs="Arial" w:eastAsia="Arial" w:hAnsi="Arial"/>
@@ -20939,32 +20939,32 @@
         <w:tc>
           <w:tcPr>
             <w:tcW w:type="dxa" w:w="1520"/>
-            <w:shd w:fill="F2F2F2" w:color="auto" w:val="clear"/>
-            <w:tcMar>
-              <w:top w:type="dxa" w:w="60"/>
-              <w:left w:type="dxa" w:w="120"/>
-              <w:bottom w:type="dxa" w:w="60"/>
-              <w:right w:type="dxa" w:w="120"/>
-            </w:tcMar>
-            <w:vAlign w:val="top"/>
-          </w:tcPr>
-          <w:p>
-            <w:pPr>
-              <w:spacing w:after="40" w:before="0"/>
-              <w:jc w:val="left"/>
-            </w:pPr>
-            <w:r>
-              <w:rPr>
-                <w:rFonts w:ascii="Arial" w:cs="Arial" w:eastAsia="Arial" w:hAnsi="Arial"/>
-                <w:b/>
-                <w:bCs/>
-                <w:i w:val="false"/>
-                <w:iCs w:val="false"/>
-                <w:color w:val="000000"/>
-                <w:sz w:val="18"/>
-                <w:szCs w:val="18"/>
-              </w:rPr>
-              <w:t xml:space="preserve">Phase 2 — Observe / Evidence Gathering (25 minutes)</w:t>
+            <w:shd w:fill="D9EEF1" w:color="auto" w:val="clear"/>
+            <w:tcMar>
+              <w:top w:type="dxa" w:w="60"/>
+              <w:left w:type="dxa" w:w="120"/>
+              <w:bottom w:type="dxa" w:w="60"/>
+              <w:right w:type="dxa" w:w="120"/>
+            </w:tcMar>
+            <w:vAlign w:val="top"/>
+          </w:tcPr>
+          <w:p>
+            <w:pPr>
+              <w:spacing w:after="40" w:before="0"/>
+              <w:jc w:val="left"/>
+            </w:pPr>
+            <w:r>
+              <w:rPr>
+                <w:rFonts w:ascii="Arial" w:cs="Arial" w:eastAsia="Arial" w:hAnsi="Arial"/>
+                <w:b/>
+                <w:bCs/>
+                <w:i w:val="false"/>
+                <w:iCs w:val="false"/>
+                <w:color w:val="000000"/>
+                <w:sz w:val="18"/>
+                <w:szCs w:val="18"/>
+              </w:rPr>
+              <w:t xml:space="preserve">Observe Phase</w:t>
             </w:r>
           </w:p>
           <w:p>
@@ -20987,7 +20987,7 @@
             <w:pPr>
               <w:spacing w:after="20" w:before="0"/>
             </w:pPr>
-            <w:hyperlink w:history="1" r:id="rIdredw07pa1rtlf3mimzctq">
+            <w:hyperlink w:history="1" r:id="rIdqubfakee1b08dv3n7fr_t">
               <w:r>
                 <w:rPr>
                   <w:rFonts w:ascii="Arial" w:cs="Arial" w:eastAsia="Arial" w:hAnsi="Arial"/>
@@ -21020,7 +21020,7 @@
               <w:spacing w:after="10" w:before="0"/>
               <w:ind w:left="120"/>
             </w:pPr>
-            <w:hyperlink w:history="1" r:id="rIdrtdotz9ycxfffhwvnbest">
+            <w:hyperlink w:history="1" r:id="rIdrbq3rwblclzk3zomkblc8">
               <w:r>
                 <w:rPr>
                   <w:rFonts w:ascii="Arial" w:cs="Arial" w:eastAsia="Arial" w:hAnsi="Arial"/>
@@ -21065,7 +21065,7 @@
             <w:pPr>
               <w:spacing w:after="20" w:before="0"/>
             </w:pPr>
-            <w:hyperlink w:history="1" r:id="rIdgsdc5ueloewundiu5ph6t">
+            <w:hyperlink w:history="1" r:id="rIdy_j7esr2ocx-zsx7o_1kr">
               <w:r>
                 <w:rPr>
                   <w:rFonts w:ascii="Arial" w:cs="Arial" w:eastAsia="Arial" w:hAnsi="Arial"/>
@@ -21098,7 +21098,7 @@
               <w:spacing w:after="10" w:before="0"/>
               <w:ind w:left="120"/>
             </w:pPr>
-            <w:hyperlink w:history="1" r:id="rIdsmtlcmximm9xeopfxpdek">
+            <w:hyperlink w:history="1" r:id="rIdakba7chhdurtxt6wjg79v">
               <w:r>
                 <w:rPr>
                   <w:rFonts w:ascii="Arial" w:cs="Arial" w:eastAsia="Arial" w:hAnsi="Arial"/>
@@ -21359,32 +21359,32 @@
         <w:tc>
           <w:tcPr>
             <w:tcW w:type="dxa" w:w="1520"/>
-            <w:shd w:fill="F2F2F2" w:color="auto" w:val="clear"/>
-            <w:tcMar>
-              <w:top w:type="dxa" w:w="60"/>
-              <w:left w:type="dxa" w:w="120"/>
-              <w:bottom w:type="dxa" w:w="60"/>
-              <w:right w:type="dxa" w:w="120"/>
-            </w:tcMar>
-            <w:vAlign w:val="top"/>
-          </w:tcPr>
-          <w:p>
-            <w:pPr>
-              <w:spacing w:after="40" w:before="0"/>
-              <w:jc w:val="left"/>
-            </w:pPr>
-            <w:r>
-              <w:rPr>
-                <w:rFonts w:ascii="Arial" w:cs="Arial" w:eastAsia="Arial" w:hAnsi="Arial"/>
-                <w:b/>
-                <w:bCs/>
-                <w:i w:val="false"/>
-                <w:iCs w:val="false"/>
-                <w:color w:val="000000"/>
-                <w:sz w:val="18"/>
-                <w:szCs w:val="18"/>
-              </w:rPr>
-              <w:t xml:space="preserve">Phase 3 — Explain / Sensemaking (20 minutes)</w:t>
+            <w:shd w:fill="E2EFDA" w:color="auto" w:val="clear"/>
+            <w:tcMar>
+              <w:top w:type="dxa" w:w="60"/>
+              <w:left w:type="dxa" w:w="120"/>
+              <w:bottom w:type="dxa" w:w="60"/>
+              <w:right w:type="dxa" w:w="120"/>
+            </w:tcMar>
+            <w:vAlign w:val="top"/>
+          </w:tcPr>
+          <w:p>
+            <w:pPr>
+              <w:spacing w:after="40" w:before="0"/>
+              <w:jc w:val="left"/>
+            </w:pPr>
+            <w:r>
+              <w:rPr>
+                <w:rFonts w:ascii="Arial" w:cs="Arial" w:eastAsia="Arial" w:hAnsi="Arial"/>
+                <w:b/>
+                <w:bCs/>
+                <w:i w:val="false"/>
+                <w:iCs w:val="false"/>
+                <w:color w:val="000000"/>
+                <w:sz w:val="18"/>
+                <w:szCs w:val="18"/>
+              </w:rPr>
+              <w:t xml:space="preserve">Explain Phase</w:t>
             </w:r>
           </w:p>
           <w:p>
@@ -21407,7 +21407,7 @@
             <w:pPr>
               <w:spacing w:after="20" w:before="0"/>
             </w:pPr>
-            <w:hyperlink w:history="1" r:id="rIdvzyyvufteleogonwwvna5">
+            <w:hyperlink w:history="1" r:id="rIdrjescrvib32v-hjc6mqmw">
               <w:r>
                 <w:rPr>
                   <w:rFonts w:ascii="Arial" w:cs="Arial" w:eastAsia="Arial" w:hAnsi="Arial"/>
@@ -21440,7 +21440,7 @@
               <w:spacing w:after="10" w:before="0"/>
               <w:ind w:left="120"/>
             </w:pPr>
-            <w:hyperlink w:history="1" r:id="rId08idschq1b4dsovom9tgm">
+            <w:hyperlink w:history="1" r:id="rIdflccv9vyc4pzcvjqw4h_d">
               <w:r>
                 <w:rPr>
                   <w:rFonts w:ascii="Arial" w:cs="Arial" w:eastAsia="Arial" w:hAnsi="Arial"/>
@@ -21485,7 +21485,7 @@
             <w:pPr>
               <w:spacing w:after="20" w:before="0"/>
             </w:pPr>
-            <w:hyperlink w:history="1" r:id="rIdwiei2_qdiqyjkpkb5bdf_">
+            <w:hyperlink w:history="1" r:id="rIdxjsm59cseica2npz3wui-">
               <w:r>
                 <w:rPr>
                   <w:rFonts w:ascii="Arial" w:cs="Arial" w:eastAsia="Arial" w:hAnsi="Arial"/>
@@ -21518,7 +21518,7 @@
               <w:spacing w:after="10" w:before="0"/>
               <w:ind w:left="120"/>
             </w:pPr>
-            <w:hyperlink w:history="1" r:id="rId-_5skyrexbfis1n8rc9gm">
+            <w:hyperlink w:history="1" r:id="rIdqtpqkz-rt0b8kjvaqo6yd">
               <w:r>
                 <w:rPr>
                   <w:rFonts w:ascii="Arial" w:cs="Arial" w:eastAsia="Arial" w:hAnsi="Arial"/>
@@ -21741,32 +21741,32 @@
         <w:tc>
           <w:tcPr>
             <w:tcW w:type="dxa" w:w="1520"/>
-            <w:shd w:fill="F2F2F2" w:color="auto" w:val="clear"/>
-            <w:tcMar>
-              <w:top w:type="dxa" w:w="60"/>
-              <w:left w:type="dxa" w:w="120"/>
-              <w:bottom w:type="dxa" w:w="60"/>
-              <w:right w:type="dxa" w:w="120"/>
-            </w:tcMar>
-            <w:vAlign w:val="top"/>
-          </w:tcPr>
-          <w:p>
-            <w:pPr>
-              <w:spacing w:after="40" w:before="0"/>
-              <w:jc w:val="left"/>
-            </w:pPr>
-            <w:r>
-              <w:rPr>
-                <w:rFonts w:ascii="Arial" w:cs="Arial" w:eastAsia="Arial" w:hAnsi="Arial"/>
-                <w:b/>
-                <w:bCs/>
-                <w:i w:val="false"/>
-                <w:iCs w:val="false"/>
-                <w:color w:val="000000"/>
-                <w:sz w:val="18"/>
-                <w:szCs w:val="18"/>
-              </w:rPr>
-              <w:t xml:space="preserve">Phase 4 — Driving Question Board Update (10 minutes)</w:t>
+            <w:shd w:fill="FCE4D6" w:color="auto" w:val="clear"/>
+            <w:tcMar>
+              <w:top w:type="dxa" w:w="60"/>
+              <w:left w:type="dxa" w:w="120"/>
+              <w:bottom w:type="dxa" w:w="60"/>
+              <w:right w:type="dxa" w:w="120"/>
+            </w:tcMar>
+            <w:vAlign w:val="top"/>
+          </w:tcPr>
+          <w:p>
+            <w:pPr>
+              <w:spacing w:after="40" w:before="0"/>
+              <w:jc w:val="left"/>
+            </w:pPr>
+            <w:r>
+              <w:rPr>
+                <w:rFonts w:ascii="Arial" w:cs="Arial" w:eastAsia="Arial" w:hAnsi="Arial"/>
+                <w:b/>
+                <w:bCs/>
+                <w:i w:val="false"/>
+                <w:iCs w:val="false"/>
+                <w:color w:val="000000"/>
+                <w:sz w:val="18"/>
+                <w:szCs w:val="18"/>
+              </w:rPr>
+              <w:t xml:space="preserve">Driving Question Board (DQB) Creation</w:t>
             </w:r>
           </w:p>
           <w:p>
@@ -21789,7 +21789,7 @@
             <w:pPr>
               <w:spacing w:after="20" w:before="0"/>
             </w:pPr>
-            <w:hyperlink w:history="1" r:id="rIdyx2jedseitd6aajsnfgui">
+            <w:hyperlink w:history="1" r:id="rId4tnati1lgchyagsqbzzop">
               <w:r>
                 <w:rPr>
                   <w:rFonts w:ascii="Arial" w:cs="Arial" w:eastAsia="Arial" w:hAnsi="Arial"/>
@@ -21822,7 +21822,7 @@
               <w:spacing w:after="10" w:before="0"/>
               <w:ind w:left="120"/>
             </w:pPr>
-            <w:hyperlink w:history="1" r:id="rId1cpcvi1ruro4wn17c_sj3">
+            <w:hyperlink w:history="1" r:id="rIdk2hcy2dmvgrvygmavkoqe">
               <w:r>
                 <w:rPr>
                   <w:rFonts w:ascii="Arial" w:cs="Arial" w:eastAsia="Arial" w:hAnsi="Arial"/>
@@ -21867,7 +21867,7 @@
             <w:pPr>
               <w:spacing w:after="20" w:before="0"/>
             </w:pPr>
-            <w:hyperlink w:history="1" r:id="rIdeas6vfhedndt-efdlnnjb">
+            <w:hyperlink w:history="1" r:id="rIdrgnhz2dxaix90qjdbcsaz">
               <w:r>
                 <w:rPr>
                   <w:rFonts w:ascii="Arial" w:cs="Arial" w:eastAsia="Arial" w:hAnsi="Arial"/>
@@ -21900,7 +21900,7 @@
               <w:spacing w:after="10" w:before="0"/>
               <w:ind w:left="120"/>
             </w:pPr>
-            <w:hyperlink w:history="1" r:id="rIdi5srh0p63d33__58sxki_">
+            <w:hyperlink w:history="1" r:id="rIdvmka--l0ynp2uzyzmiulq">
               <w:r>
                 <w:rPr>
                   <w:rFonts w:ascii="Arial" w:cs="Arial" w:eastAsia="Arial" w:hAnsi="Arial"/>
@@ -22085,32 +22085,32 @@
         <w:tc>
           <w:tcPr>
             <w:tcW w:type="dxa" w:w="1520"/>
-            <w:shd w:fill="F2F2F2" w:color="auto" w:val="clear"/>
-            <w:tcMar>
-              <w:top w:type="dxa" w:w="60"/>
-              <w:left w:type="dxa" w:w="120"/>
-              <w:bottom w:type="dxa" w:w="60"/>
-              <w:right w:type="dxa" w:w="120"/>
-            </w:tcMar>
-            <w:vAlign w:val="top"/>
-          </w:tcPr>
-          <w:p>
-            <w:pPr>
-              <w:spacing w:after="40" w:before="0"/>
-              <w:jc w:val="left"/>
-            </w:pPr>
-            <w:r>
-              <w:rPr>
-                <w:rFonts w:ascii="Arial" w:cs="Arial" w:eastAsia="Arial" w:hAnsi="Arial"/>
-                <w:b/>
-                <w:bCs/>
-                <w:i w:val="false"/>
-                <w:iCs w:val="false"/>
-                <w:color w:val="000000"/>
-                <w:sz w:val="18"/>
-                <w:szCs w:val="18"/>
-              </w:rPr>
-              <w:t xml:space="preserve">Phase 5 — Model Building / Cumulative Model Revision (15 minutes)</w:t>
+            <w:shd w:fill="D5E8F0" w:color="auto" w:val="clear"/>
+            <w:tcMar>
+              <w:top w:type="dxa" w:w="60"/>
+              <w:left w:type="dxa" w:w="120"/>
+              <w:bottom w:type="dxa" w:w="60"/>
+              <w:right w:type="dxa" w:w="120"/>
+            </w:tcMar>
+            <w:vAlign w:val="top"/>
+          </w:tcPr>
+          <w:p>
+            <w:pPr>
+              <w:spacing w:after="40" w:before="0"/>
+              <w:jc w:val="left"/>
+            </w:pPr>
+            <w:r>
+              <w:rPr>
+                <w:rFonts w:ascii="Arial" w:cs="Arial" w:eastAsia="Arial" w:hAnsi="Arial"/>
+                <w:b/>
+                <w:bCs/>
+                <w:i w:val="false"/>
+                <w:iCs w:val="false"/>
+                <w:color w:val="000000"/>
+                <w:sz w:val="18"/>
+                <w:szCs w:val="18"/>
+              </w:rPr>
+              <w:t xml:space="preserve">Model Building Phase</w:t>
             </w:r>
           </w:p>
           <w:p>
@@ -22133,7 +22133,7 @@
             <w:pPr>
               <w:spacing w:after="20" w:before="0"/>
             </w:pPr>
-            <w:hyperlink w:history="1" r:id="rIdkrq0epw7xtgbp0g2ovgsv">
+            <w:hyperlink w:history="1" r:id="rIdcw4_lqihhzswsaxaeqcmp">
               <w:r>
                 <w:rPr>
                   <w:rFonts w:ascii="Arial" w:cs="Arial" w:eastAsia="Arial" w:hAnsi="Arial"/>
@@ -22166,7 +22166,7 @@
               <w:spacing w:after="10" w:before="0"/>
               <w:ind w:left="120"/>
             </w:pPr>
-            <w:hyperlink w:history="1" r:id="rIdtf83xojbugbzyqieial9f">
+            <w:hyperlink w:history="1" r:id="rIdyrxwabgvunabjzd6qyokf">
               <w:r>
                 <w:rPr>
                   <w:rFonts w:ascii="Arial" w:cs="Arial" w:eastAsia="Arial" w:hAnsi="Arial"/>
@@ -22211,7 +22211,7 @@
             <w:pPr>
               <w:spacing w:after="20" w:before="0"/>
             </w:pPr>
-            <w:hyperlink w:history="1" r:id="rIdmxfsrv_75f1qsvwigvhf2">
+            <w:hyperlink w:history="1" r:id="rIdrg_cc_2b41iefetr0ubvo">
               <w:r>
                 <w:rPr>
                   <w:rFonts w:ascii="Arial" w:cs="Arial" w:eastAsia="Arial" w:hAnsi="Arial"/>
@@ -22244,7 +22244,7 @@
               <w:spacing w:after="10" w:before="0"/>
               <w:ind w:left="120"/>
             </w:pPr>
-            <w:hyperlink w:history="1" r:id="rIdaewp0khg_ypzum40zge6s">
+            <w:hyperlink w:history="1" r:id="rIdhofgrr1m2fvhcnamskltc">
               <w:r>
                 <w:rPr>
                   <w:rFonts w:ascii="Arial" w:cs="Arial" w:eastAsia="Arial" w:hAnsi="Arial"/>
@@ -23778,32 +23778,32 @@
         <w:tc>
           <w:tcPr>
             <w:tcW w:type="dxa" w:w="1520"/>
-            <w:shd w:fill="F2F2F2" w:color="auto" w:val="clear"/>
-            <w:tcMar>
-              <w:top w:type="dxa" w:w="60"/>
-              <w:left w:type="dxa" w:w="120"/>
-              <w:bottom w:type="dxa" w:w="60"/>
-              <w:right w:type="dxa" w:w="120"/>
-            </w:tcMar>
-            <w:vAlign w:val="top"/>
-          </w:tcPr>
-          <w:p>
-            <w:pPr>
-              <w:spacing w:after="40" w:before="0"/>
-              <w:jc w:val="left"/>
-            </w:pPr>
-            <w:r>
-              <w:rPr>
-                <w:rFonts w:ascii="Arial" w:cs="Arial" w:eastAsia="Arial" w:hAnsi="Arial"/>
-                <w:b/>
-                <w:bCs/>
-                <w:i w:val="false"/>
-                <w:iCs w:val="false"/>
-                <w:color w:val="000000"/>
-                <w:sz w:val="18"/>
-                <w:szCs w:val="18"/>
-              </w:rPr>
-              <w:t xml:space="preserve">Phase 1 — Predict: Pre-Presentation Recall &amp; Phenomenon Reconnection</w:t>
+            <w:shd w:fill="EAD1F5" w:color="auto" w:val="clear"/>
+            <w:tcMar>
+              <w:top w:type="dxa" w:w="60"/>
+              <w:left w:type="dxa" w:w="120"/>
+              <w:bottom w:type="dxa" w:w="60"/>
+              <w:right w:type="dxa" w:w="120"/>
+            </w:tcMar>
+            <w:vAlign w:val="top"/>
+          </w:tcPr>
+          <w:p>
+            <w:pPr>
+              <w:spacing w:after="40" w:before="0"/>
+              <w:jc w:val="left"/>
+            </w:pPr>
+            <w:r>
+              <w:rPr>
+                <w:rFonts w:ascii="Arial" w:cs="Arial" w:eastAsia="Arial" w:hAnsi="Arial"/>
+                <w:b/>
+                <w:bCs/>
+                <w:i w:val="false"/>
+                <w:iCs w:val="false"/>
+                <w:color w:val="000000"/>
+                <w:sz w:val="18"/>
+                <w:szCs w:val="18"/>
+              </w:rPr>
+              <w:t xml:space="preserve">Predict Phase</w:t>
             </w:r>
           </w:p>
           <w:p>
@@ -23826,7 +23826,7 @@
             <w:pPr>
               <w:spacing w:after="20" w:before="0"/>
             </w:pPr>
-            <w:hyperlink w:history="1" r:id="rIdrr54wrsqp9s_yshsmypam">
+            <w:hyperlink w:history="1" r:id="rIdfufslt_jql5oftpoapnto">
               <w:r>
                 <w:rPr>
                   <w:rFonts w:ascii="Arial" w:cs="Arial" w:eastAsia="Arial" w:hAnsi="Arial"/>
@@ -23859,7 +23859,7 @@
               <w:spacing w:after="10" w:before="0"/>
               <w:ind w:left="120"/>
             </w:pPr>
-            <w:hyperlink w:history="1" r:id="rIdxkzp-z6fhucifzenx9ymb">
+            <w:hyperlink w:history="1" r:id="rIdiw0ohvdhy58nvqpaxdvta">
               <w:r>
                 <w:rPr>
                   <w:rFonts w:ascii="Arial" w:cs="Arial" w:eastAsia="Arial" w:hAnsi="Arial"/>
@@ -23904,7 +23904,7 @@
             <w:pPr>
               <w:spacing w:after="20" w:before="0"/>
             </w:pPr>
-            <w:hyperlink w:history="1" r:id="rId9-41ymmhqwd8jsinyqrtq">
+            <w:hyperlink w:history="1" r:id="rIdec7pyfyez0-j-5zdkx04j">
               <w:r>
                 <w:rPr>
                   <w:rFonts w:ascii="Arial" w:cs="Arial" w:eastAsia="Arial" w:hAnsi="Arial"/>
@@ -23937,7 +23937,7 @@
               <w:spacing w:after="10" w:before="0"/>
               <w:ind w:left="120"/>
             </w:pPr>
-            <w:hyperlink w:history="1" r:id="rIduvgh2utrbi-8khzxl2wio">
+            <w:hyperlink w:history="1" r:id="rIdisop45id1mheuzonsfmpw">
               <w:r>
                 <w:rPr>
                   <w:rFonts w:ascii="Arial" w:cs="Arial" w:eastAsia="Arial" w:hAnsi="Arial"/>
@@ -24084,32 +24084,32 @@
         <w:tc>
           <w:tcPr>
             <w:tcW w:type="dxa" w:w="1520"/>
-            <w:shd w:fill="F2F2F2" w:color="auto" w:val="clear"/>
-            <w:tcMar>
-              <w:top w:type="dxa" w:w="60"/>
-              <w:left w:type="dxa" w:w="120"/>
-              <w:bottom w:type="dxa" w:w="60"/>
-              <w:right w:type="dxa" w:w="120"/>
-            </w:tcMar>
-            <w:vAlign w:val="top"/>
-          </w:tcPr>
-          <w:p>
-            <w:pPr>
-              <w:spacing w:after="40" w:before="0"/>
-              <w:jc w:val="left"/>
-            </w:pPr>
-            <w:r>
-              <w:rPr>
-                <w:rFonts w:ascii="Arial" w:cs="Arial" w:eastAsia="Arial" w:hAnsi="Arial"/>
-                <w:b/>
-                <w:bCs/>
-                <w:i w:val="false"/>
-                <w:iCs w:val="false"/>
-                <w:color w:val="000000"/>
-                <w:sz w:val="18"/>
-                <w:szCs w:val="18"/>
-              </w:rPr>
-              <w:t xml:space="preserve">Phase 2 — Observe: Project Presentations &amp; Peer Rating</w:t>
+            <w:shd w:fill="D9EEF1" w:color="auto" w:val="clear"/>
+            <w:tcMar>
+              <w:top w:type="dxa" w:w="60"/>
+              <w:left w:type="dxa" w:w="120"/>
+              <w:bottom w:type="dxa" w:w="60"/>
+              <w:right w:type="dxa" w:w="120"/>
+            </w:tcMar>
+            <w:vAlign w:val="top"/>
+          </w:tcPr>
+          <w:p>
+            <w:pPr>
+              <w:spacing w:after="40" w:before="0"/>
+              <w:jc w:val="left"/>
+            </w:pPr>
+            <w:r>
+              <w:rPr>
+                <w:rFonts w:ascii="Arial" w:cs="Arial" w:eastAsia="Arial" w:hAnsi="Arial"/>
+                <w:b/>
+                <w:bCs/>
+                <w:i w:val="false"/>
+                <w:iCs w:val="false"/>
+                <w:color w:val="000000"/>
+                <w:sz w:val="18"/>
+                <w:szCs w:val="18"/>
+              </w:rPr>
+              <w:t xml:space="preserve">Observe Phase</w:t>
             </w:r>
           </w:p>
           <w:p>
@@ -24132,7 +24132,7 @@
             <w:pPr>
               <w:spacing w:after="20" w:before="0"/>
             </w:pPr>
-            <w:hyperlink w:history="1" r:id="rIdjyzv1fid1ikz6rqk8trnk">
+            <w:hyperlink w:history="1" r:id="rIdarcykgw92eyhchbnnifge">
               <w:r>
                 <w:rPr>
                   <w:rFonts w:ascii="Arial" w:cs="Arial" w:eastAsia="Arial" w:hAnsi="Arial"/>
@@ -24165,7 +24165,7 @@
               <w:spacing w:after="10" w:before="0"/>
               <w:ind w:left="120"/>
             </w:pPr>
-            <w:hyperlink w:history="1" r:id="rIdn8y2qa7cgbclhrpflcprf">
+            <w:hyperlink w:history="1" r:id="rId0wzaxydybxxfdzzgxnluh">
               <w:r>
                 <w:rPr>
                   <w:rFonts w:ascii="Arial" w:cs="Arial" w:eastAsia="Arial" w:hAnsi="Arial"/>
@@ -24210,7 +24210,7 @@
             <w:pPr>
               <w:spacing w:after="20" w:before="0"/>
             </w:pPr>
-            <w:hyperlink w:history="1" r:id="rIdge-nuqleiuw07ofaplv3m">
+            <w:hyperlink w:history="1" r:id="rId5ptjdggywkqmzkwatjqet">
               <w:r>
                 <w:rPr>
                   <w:rFonts w:ascii="Arial" w:cs="Arial" w:eastAsia="Arial" w:hAnsi="Arial"/>
@@ -24243,7 +24243,7 @@
               <w:spacing w:after="10" w:before="0"/>
               <w:ind w:left="120"/>
             </w:pPr>
-            <w:hyperlink w:history="1" r:id="rIdz4iul_swjyyhayeramvyj">
+            <w:hyperlink w:history="1" r:id="rId8ik8zgqthgctj-ixpoks3">
               <w:r>
                 <w:rPr>
                   <w:rFonts w:ascii="Arial" w:cs="Arial" w:eastAsia="Arial" w:hAnsi="Arial"/>
@@ -24390,32 +24390,32 @@
         <w:tc>
           <w:tcPr>
             <w:tcW w:type="dxa" w:w="1520"/>
-            <w:shd w:fill="F2F2F2" w:color="auto" w:val="clear"/>
-            <w:tcMar>
-              <w:top w:type="dxa" w:w="60"/>
-              <w:left w:type="dxa" w:w="120"/>
-              <w:bottom w:type="dxa" w:w="60"/>
-              <w:right w:type="dxa" w:w="120"/>
-            </w:tcMar>
-            <w:vAlign w:val="top"/>
-          </w:tcPr>
-          <w:p>
-            <w:pPr>
-              <w:spacing w:after="40" w:before="0"/>
-              <w:jc w:val="left"/>
-            </w:pPr>
-            <w:r>
-              <w:rPr>
-                <w:rFonts w:ascii="Arial" w:cs="Arial" w:eastAsia="Arial" w:hAnsi="Arial"/>
-                <w:b/>
-                <w:bCs/>
-                <w:i w:val="false"/>
-                <w:iCs w:val="false"/>
-                <w:color w:val="000000"/>
-                <w:sz w:val="18"/>
-                <w:szCs w:val="18"/>
-              </w:rPr>
-              <w:t xml:space="preserve">Phase 3 — Explain: Final Class Explanation &amp; Error Resolution</w:t>
+            <w:shd w:fill="E2EFDA" w:color="auto" w:val="clear"/>
+            <w:tcMar>
+              <w:top w:type="dxa" w:w="60"/>
+              <w:left w:type="dxa" w:w="120"/>
+              <w:bottom w:type="dxa" w:w="60"/>
+              <w:right w:type="dxa" w:w="120"/>
+            </w:tcMar>
+            <w:vAlign w:val="top"/>
+          </w:tcPr>
+          <w:p>
+            <w:pPr>
+              <w:spacing w:after="40" w:before="0"/>
+              <w:jc w:val="left"/>
+            </w:pPr>
+            <w:r>
+              <w:rPr>
+                <w:rFonts w:ascii="Arial" w:cs="Arial" w:eastAsia="Arial" w:hAnsi="Arial"/>
+                <w:b/>
+                <w:bCs/>
+                <w:i w:val="false"/>
+                <w:iCs w:val="false"/>
+                <w:color w:val="000000"/>
+                <w:sz w:val="18"/>
+                <w:szCs w:val="18"/>
+              </w:rPr>
+              <w:t xml:space="preserve">Explain Phase</w:t>
             </w:r>
           </w:p>
           <w:p>
@@ -24438,7 +24438,7 @@
             <w:pPr>
               <w:spacing w:after="20" w:before="0"/>
             </w:pPr>
-            <w:hyperlink w:history="1" r:id="rIdq7daezm_4p5marexpjyfh">
+            <w:hyperlink w:history="1" r:id="rIdvh0knizqbmduqhjma-zeh">
               <w:r>
                 <w:rPr>
                   <w:rFonts w:ascii="Arial" w:cs="Arial" w:eastAsia="Arial" w:hAnsi="Arial"/>
@@ -24471,7 +24471,7 @@
               <w:spacing w:after="10" w:before="0"/>
               <w:ind w:left="120"/>
             </w:pPr>
-            <w:hyperlink w:history="1" r:id="rIdh-is07v9uid4omjlv9phm">
+            <w:hyperlink w:history="1" r:id="rIdshlp5idoeoqycogbentvp">
               <w:r>
                 <w:rPr>
                   <w:rFonts w:ascii="Arial" w:cs="Arial" w:eastAsia="Arial" w:hAnsi="Arial"/>
@@ -24516,7 +24516,7 @@
             <w:pPr>
               <w:spacing w:after="20" w:before="0"/>
             </w:pPr>
-            <w:hyperlink w:history="1" r:id="rIdkyb4gk849pb49x8ij5zef">
+            <w:hyperlink w:history="1" r:id="rIdbvktjczemjswhpzgxrovd">
               <w:r>
                 <w:rPr>
                   <w:rFonts w:ascii="Arial" w:cs="Arial" w:eastAsia="Arial" w:hAnsi="Arial"/>
@@ -24549,7 +24549,7 @@
               <w:spacing w:after="10" w:before="0"/>
               <w:ind w:left="120"/>
             </w:pPr>
-            <w:hyperlink w:history="1" r:id="rIdj1_azw0csnlqnygonbvew">
+            <w:hyperlink w:history="1" r:id="rId1h0qzpiihwhfabwjho1bi">
               <w:r>
                 <w:rPr>
                   <w:rFonts w:ascii="Arial" w:cs="Arial" w:eastAsia="Arial" w:hAnsi="Arial"/>
@@ -24696,32 +24696,32 @@
         <w:tc>
           <w:tcPr>
             <w:tcW w:type="dxa" w:w="1520"/>
-            <w:shd w:fill="F2F2F2" w:color="auto" w:val="clear"/>
-            <w:tcMar>
-              <w:top w:type="dxa" w:w="60"/>
-              <w:left w:type="dxa" w:w="120"/>
-              <w:bottom w:type="dxa" w:w="60"/>
-              <w:right w:type="dxa" w:w="120"/>
-            </w:tcMar>
-            <w:vAlign w:val="top"/>
-          </w:tcPr>
-          <w:p>
-            <w:pPr>
-              <w:spacing w:after="40" w:before="0"/>
-              <w:jc w:val="left"/>
-            </w:pPr>
-            <w:r>
-              <w:rPr>
-                <w:rFonts w:ascii="Arial" w:cs="Arial" w:eastAsia="Arial" w:hAnsi="Arial"/>
-                <w:b/>
-                <w:bCs/>
-                <w:i w:val="false"/>
-                <w:iCs w:val="false"/>
-                <w:color w:val="000000"/>
-                <w:sz w:val="18"/>
-                <w:szCs w:val="18"/>
-              </w:rPr>
-              <w:t xml:space="preserve">Phase 4 — DQB Completion: Answering All Sub-Questions</w:t>
+            <w:shd w:fill="FCE4D6" w:color="auto" w:val="clear"/>
+            <w:tcMar>
+              <w:top w:type="dxa" w:w="60"/>
+              <w:left w:type="dxa" w:w="120"/>
+              <w:bottom w:type="dxa" w:w="60"/>
+              <w:right w:type="dxa" w:w="120"/>
+            </w:tcMar>
+            <w:vAlign w:val="top"/>
+          </w:tcPr>
+          <w:p>
+            <w:pPr>
+              <w:spacing w:after="40" w:before="0"/>
+              <w:jc w:val="left"/>
+            </w:pPr>
+            <w:r>
+              <w:rPr>
+                <w:rFonts w:ascii="Arial" w:cs="Arial" w:eastAsia="Arial" w:hAnsi="Arial"/>
+                <w:b/>
+                <w:bCs/>
+                <w:i w:val="false"/>
+                <w:iCs w:val="false"/>
+                <w:color w:val="000000"/>
+                <w:sz w:val="18"/>
+                <w:szCs w:val="18"/>
+              </w:rPr>
+              <w:t xml:space="preserve">Driving Question Board (DQB) Creation</w:t>
             </w:r>
           </w:p>
           <w:p>
@@ -24744,7 +24744,7 @@
             <w:pPr>
               <w:spacing w:after="20" w:before="0"/>
             </w:pPr>
-            <w:hyperlink w:history="1" r:id="rIddq42jpdvdzg57j7cs4v3y">
+            <w:hyperlink w:history="1" r:id="rIdaw0azyzoimfmvc_fbhytz">
               <w:r>
                 <w:rPr>
                   <w:rFonts w:ascii="Arial" w:cs="Arial" w:eastAsia="Arial" w:hAnsi="Arial"/>
@@ -24777,7 +24777,7 @@
               <w:spacing w:after="10" w:before="0"/>
               <w:ind w:left="120"/>
             </w:pPr>
-            <w:hyperlink w:history="1" r:id="rIdpw0h_kxaxrdbjynfhmlvh">
+            <w:hyperlink w:history="1" r:id="rIdiqshjbpc1c8yejjny7crk">
               <w:r>
                 <w:rPr>
                   <w:rFonts w:ascii="Arial" w:cs="Arial" w:eastAsia="Arial" w:hAnsi="Arial"/>
@@ -24822,7 +24822,7 @@
             <w:pPr>
               <w:spacing w:after="20" w:before="0"/>
             </w:pPr>
-            <w:hyperlink w:history="1" r:id="rIdk7t4ao3h_y9vn4kzivvlo">
+            <w:hyperlink w:history="1" r:id="rIdtgywazmtmws5u5r5q9wr3">
               <w:r>
                 <w:rPr>
                   <w:rFonts w:ascii="Arial" w:cs="Arial" w:eastAsia="Arial" w:hAnsi="Arial"/>
@@ -24855,7 +24855,7 @@
               <w:spacing w:after="10" w:before="0"/>
               <w:ind w:left="120"/>
             </w:pPr>
-            <w:hyperlink w:history="1" r:id="rId6zivr8yutugu4wyqi2ox4">
+            <w:hyperlink w:history="1" r:id="rIdro3u483m0ndadha7zrbid">
               <w:r>
                 <w:rPr>
                   <w:rFonts w:ascii="Arial" w:cs="Arial" w:eastAsia="Arial" w:hAnsi="Arial"/>
@@ -25002,32 +25002,32 @@
         <w:tc>
           <w:tcPr>
             <w:tcW w:type="dxa" w:w="1520"/>
-            <w:shd w:fill="F2F2F2" w:color="auto" w:val="clear"/>
-            <w:tcMar>
-              <w:top w:type="dxa" w:w="60"/>
-              <w:left w:type="dxa" w:w="120"/>
-              <w:bottom w:type="dxa" w:w="60"/>
-              <w:right w:type="dxa" w:w="120"/>
-            </w:tcMar>
-            <w:vAlign w:val="top"/>
-          </w:tcPr>
-          <w:p>
-            <w:pPr>
-              <w:spacing w:after="40" w:before="0"/>
-              <w:jc w:val="left"/>
-            </w:pPr>
-            <w:r>
-              <w:rPr>
-                <w:rFonts w:ascii="Arial" w:cs="Arial" w:eastAsia="Arial" w:hAnsi="Arial"/>
-                <w:b/>
-                <w:bCs/>
-                <w:i w:val="false"/>
-                <w:iCs w:val="false"/>
-                <w:color w:val="000000"/>
-                <w:sz w:val="18"/>
-                <w:szCs w:val="18"/>
-              </w:rPr>
-              <w:t xml:space="preserve">Phase 5 — Model Building &amp; Written Assessment: Final Model Revision and Individual Class Activity</w:t>
+            <w:shd w:fill="D5E8F0" w:color="auto" w:val="clear"/>
+            <w:tcMar>
+              <w:top w:type="dxa" w:w="60"/>
+              <w:left w:type="dxa" w:w="120"/>
+              <w:bottom w:type="dxa" w:w="60"/>
+              <w:right w:type="dxa" w:w="120"/>
+            </w:tcMar>
+            <w:vAlign w:val="top"/>
+          </w:tcPr>
+          <w:p>
+            <w:pPr>
+              <w:spacing w:after="40" w:before="0"/>
+              <w:jc w:val="left"/>
+            </w:pPr>
+            <w:r>
+              <w:rPr>
+                <w:rFonts w:ascii="Arial" w:cs="Arial" w:eastAsia="Arial" w:hAnsi="Arial"/>
+                <w:b/>
+                <w:bCs/>
+                <w:i w:val="false"/>
+                <w:iCs w:val="false"/>
+                <w:color w:val="000000"/>
+                <w:sz w:val="18"/>
+                <w:szCs w:val="18"/>
+              </w:rPr>
+              <w:t xml:space="preserve">Model Building Phase</w:t>
             </w:r>
           </w:p>
           <w:p>
@@ -25050,7 +25050,7 @@
             <w:pPr>
               <w:spacing w:after="20" w:before="0"/>
             </w:pPr>
-            <w:hyperlink w:history="1" r:id="rIdabzg5hhkez8ordksdtnzg">
+            <w:hyperlink w:history="1" r:id="rIddetg78_0prhkox7rlxnrc">
               <w:r>
                 <w:rPr>
                   <w:rFonts w:ascii="Arial" w:cs="Arial" w:eastAsia="Arial" w:hAnsi="Arial"/>
@@ -25083,7 +25083,7 @@
               <w:spacing w:after="10" w:before="0"/>
               <w:ind w:left="120"/>
             </w:pPr>
-            <w:hyperlink w:history="1" r:id="rId5mtsvblsltzifc2guktwj">
+            <w:hyperlink w:history="1" r:id="rIdpjxhvco_trt-qv0qmnvh7">
               <w:r>
                 <w:rPr>
                   <w:rFonts w:ascii="Arial" w:cs="Arial" w:eastAsia="Arial" w:hAnsi="Arial"/>
@@ -25128,7 +25128,7 @@
             <w:pPr>
               <w:spacing w:after="20" w:before="0"/>
             </w:pPr>
-            <w:hyperlink w:history="1" r:id="rIdoi__xjabe5ls2tgsnmlb_">
+            <w:hyperlink w:history="1" r:id="rIdpfdradsslymjfc9d8as5i">
               <w:r>
                 <w:rPr>
                   <w:rFonts w:ascii="Arial" w:cs="Arial" w:eastAsia="Arial" w:hAnsi="Arial"/>
@@ -25161,7 +25161,7 @@
               <w:spacing w:after="10" w:before="0"/>
               <w:ind w:left="120"/>
             </w:pPr>
-            <w:hyperlink w:history="1" r:id="rIdkgmtxjmulcxgqlyphhfm9">
+            <w:hyperlink w:history="1" r:id="rIdggnhfcilgvetwna-5eclm">
               <w:r>
                 <w:rPr>
                   <w:rFonts w:ascii="Arial" w:cs="Arial" w:eastAsia="Arial" w:hAnsi="Arial"/>

--- a/data/outputs/v2/Essential_Mathematics/SS2.1_Similarity_and_Enlargement/Essential_Mathematics_Similarity_and_Enlargement_CBE_LessonSequence.docx
+++ b/data/outputs/v2/Essential_Mathematics/SS2.1_Similarity_and_Enlargement/Essential_Mathematics_Similarity_and_Enlargement_CBE_LessonSequence.docx
@@ -3362,7 +3362,7 @@
             <w:pPr>
               <w:spacing w:after="20" w:before="0"/>
             </w:pPr>
-            <w:hyperlink w:history="1" r:id="rIdf1defhyn4a8o8qmh66b5m">
+            <w:hyperlink w:history="1" r:id="rId695rhwfobcwuy6vyvwuee">
               <w:r>
                 <w:rPr>
                   <w:rFonts w:ascii="Arial" w:cs="Arial" w:eastAsia="Arial" w:hAnsi="Arial"/>
@@ -3395,7 +3395,7 @@
               <w:spacing w:after="10" w:before="0"/>
               <w:ind w:left="120"/>
             </w:pPr>
-            <w:hyperlink w:history="1" r:id="rIdqpqeywhnz8uyotrcqpcqf">
+            <w:hyperlink w:history="1" r:id="rIdvb47f-nfut6u1npvbkixu">
               <w:r>
                 <w:rPr>
                   <w:rFonts w:ascii="Arial" w:cs="Arial" w:eastAsia="Arial" w:hAnsi="Arial"/>
@@ -3440,7 +3440,7 @@
             <w:pPr>
               <w:spacing w:after="20" w:before="0"/>
             </w:pPr>
-            <w:hyperlink w:history="1" r:id="rIdfftlmxesqd5pcsshks6ip">
+            <w:hyperlink w:history="1" r:id="rIdbdoq88x_0yzug1sroe73m">
               <w:r>
                 <w:rPr>
                   <w:rFonts w:ascii="Arial" w:cs="Arial" w:eastAsia="Arial" w:hAnsi="Arial"/>
@@ -3473,7 +3473,7 @@
               <w:spacing w:after="10" w:before="0"/>
               <w:ind w:left="120"/>
             </w:pPr>
-            <w:hyperlink w:history="1" r:id="rIda6vqrmblux49zfcwr6ef1">
+            <w:hyperlink w:history="1" r:id="rId3hpnrr5d0zqwlcydw8f1s">
               <w:r>
                 <w:rPr>
                   <w:rFonts w:ascii="Arial" w:cs="Arial" w:eastAsia="Arial" w:hAnsi="Arial"/>
@@ -3668,7 +3668,7 @@
             <w:pPr>
               <w:spacing w:after="20" w:before="0"/>
             </w:pPr>
-            <w:hyperlink w:history="1" r:id="rIdtuf-jajvfniixzwpgxhec">
+            <w:hyperlink w:history="1" r:id="rIdjtmfeeu5arib88jqyb2r2">
               <w:r>
                 <w:rPr>
                   <w:rFonts w:ascii="Arial" w:cs="Arial" w:eastAsia="Arial" w:hAnsi="Arial"/>
@@ -3701,7 +3701,7 @@
               <w:spacing w:after="10" w:before="0"/>
               <w:ind w:left="120"/>
             </w:pPr>
-            <w:hyperlink w:history="1" r:id="rIdbkhp3-gjx-oapf_rdgdcq">
+            <w:hyperlink w:history="1" r:id="rIdl-5ljua3sxxzmiympvfno">
               <w:r>
                 <w:rPr>
                   <w:rFonts w:ascii="Arial" w:cs="Arial" w:eastAsia="Arial" w:hAnsi="Arial"/>
@@ -3746,7 +3746,7 @@
             <w:pPr>
               <w:spacing w:after="20" w:before="0"/>
             </w:pPr>
-            <w:hyperlink w:history="1" r:id="rIdmfel-fxtidltwatai2ifr">
+            <w:hyperlink w:history="1" r:id="rIdqwwxbhyg4pnep0al-wjom">
               <w:r>
                 <w:rPr>
                   <w:rFonts w:ascii="Arial" w:cs="Arial" w:eastAsia="Arial" w:hAnsi="Arial"/>
@@ -3779,7 +3779,7 @@
               <w:spacing w:after="10" w:before="0"/>
               <w:ind w:left="120"/>
             </w:pPr>
-            <w:hyperlink w:history="1" r:id="rIdjazv9rs-azjqqmf2376ho">
+            <w:hyperlink w:history="1" r:id="rId-gr7psxy5fvw66llftkps">
               <w:r>
                 <w:rPr>
                   <w:rFonts w:ascii="Arial" w:cs="Arial" w:eastAsia="Arial" w:hAnsi="Arial"/>
@@ -3974,7 +3974,7 @@
             <w:pPr>
               <w:spacing w:after="20" w:before="0"/>
             </w:pPr>
-            <w:hyperlink w:history="1" r:id="rIdnamyskh2hfkou3vitvdl4">
+            <w:hyperlink w:history="1" r:id="rIdfybunkl1vo5tkz4sy_wdu">
               <w:r>
                 <w:rPr>
                   <w:rFonts w:ascii="Arial" w:cs="Arial" w:eastAsia="Arial" w:hAnsi="Arial"/>
@@ -4007,7 +4007,7 @@
               <w:spacing w:after="10" w:before="0"/>
               <w:ind w:left="120"/>
             </w:pPr>
-            <w:hyperlink w:history="1" r:id="rIdvbnshmsk9gt0oj_xqhq6l">
+            <w:hyperlink w:history="1" r:id="rId4ffzulqvscxwce_oj5skt">
               <w:r>
                 <w:rPr>
                   <w:rFonts w:ascii="Arial" w:cs="Arial" w:eastAsia="Arial" w:hAnsi="Arial"/>
@@ -4052,7 +4052,7 @@
             <w:pPr>
               <w:spacing w:after="20" w:before="0"/>
             </w:pPr>
-            <w:hyperlink w:history="1" r:id="rIddl5jiofw6ah6csxeih2qo">
+            <w:hyperlink w:history="1" r:id="rIdllr4tjuattitqkgrnqk6h">
               <w:r>
                 <w:rPr>
                   <w:rFonts w:ascii="Arial" w:cs="Arial" w:eastAsia="Arial" w:hAnsi="Arial"/>
@@ -4085,7 +4085,7 @@
               <w:spacing w:after="10" w:before="0"/>
               <w:ind w:left="120"/>
             </w:pPr>
-            <w:hyperlink w:history="1" r:id="rId3yinmqnk5gvswcxorpj9e">
+            <w:hyperlink w:history="1" r:id="rIdohcjshddszhnos_f_0g6b">
               <w:r>
                 <w:rPr>
                   <w:rFonts w:ascii="Arial" w:cs="Arial" w:eastAsia="Arial" w:hAnsi="Arial"/>
@@ -4280,7 +4280,7 @@
             <w:pPr>
               <w:spacing w:after="20" w:before="0"/>
             </w:pPr>
-            <w:hyperlink w:history="1" r:id="rIdacn0ijs_euvkrp3hq9ovg">
+            <w:hyperlink w:history="1" r:id="rIdib7gob3krp5_b8gihxidg">
               <w:r>
                 <w:rPr>
                   <w:rFonts w:ascii="Arial" w:cs="Arial" w:eastAsia="Arial" w:hAnsi="Arial"/>
@@ -4313,7 +4313,7 @@
               <w:spacing w:after="10" w:before="0"/>
               <w:ind w:left="120"/>
             </w:pPr>
-            <w:hyperlink w:history="1" r:id="rIdjwjwhkvlmtun2oabmmkf_">
+            <w:hyperlink w:history="1" r:id="rId7p1osf4fhpmb-atrynvfa">
               <w:r>
                 <w:rPr>
                   <w:rFonts w:ascii="Arial" w:cs="Arial" w:eastAsia="Arial" w:hAnsi="Arial"/>
@@ -4358,7 +4358,7 @@
             <w:pPr>
               <w:spacing w:after="20" w:before="0"/>
             </w:pPr>
-            <w:hyperlink w:history="1" r:id="rIdrixcmtrekwujamioovp44">
+            <w:hyperlink w:history="1" r:id="rIdrz4p8lcvwwhfekci3csva">
               <w:r>
                 <w:rPr>
                   <w:rFonts w:ascii="Arial" w:cs="Arial" w:eastAsia="Arial" w:hAnsi="Arial"/>
@@ -4391,7 +4391,7 @@
               <w:spacing w:after="10" w:before="0"/>
               <w:ind w:left="120"/>
             </w:pPr>
-            <w:hyperlink w:history="1" r:id="rIdo-xoqd3yt5tzfnfvrobpa">
+            <w:hyperlink w:history="1" r:id="rId6zhaqd6upbpshwefcnhyz">
               <w:r>
                 <w:rPr>
                   <w:rFonts w:ascii="Arial" w:cs="Arial" w:eastAsia="Arial" w:hAnsi="Arial"/>
@@ -4586,7 +4586,7 @@
             <w:pPr>
               <w:spacing w:after="20" w:before="0"/>
             </w:pPr>
-            <w:hyperlink w:history="1" r:id="rId_yi3_njw4mv8-0zk5gxcx">
+            <w:hyperlink w:history="1" r:id="rIdq9yy1kzazghf7_zmbesfg">
               <w:r>
                 <w:rPr>
                   <w:rFonts w:ascii="Arial" w:cs="Arial" w:eastAsia="Arial" w:hAnsi="Arial"/>
@@ -4619,7 +4619,7 @@
               <w:spacing w:after="10" w:before="0"/>
               <w:ind w:left="120"/>
             </w:pPr>
-            <w:hyperlink w:history="1" r:id="rIdtnp4lmcycwv4s5i0uhejh">
+            <w:hyperlink w:history="1" r:id="rIdjegij3eyoq_vvkw_a_i1s">
               <w:r>
                 <w:rPr>
                   <w:rFonts w:ascii="Arial" w:cs="Arial" w:eastAsia="Arial" w:hAnsi="Arial"/>
@@ -4664,7 +4664,7 @@
             <w:pPr>
               <w:spacing w:after="20" w:before="0"/>
             </w:pPr>
-            <w:hyperlink w:history="1" r:id="rIducybfbgpsuszg6igc6ajs">
+            <w:hyperlink w:history="1" r:id="rIdfh5gufpoegzamjic2bks8">
               <w:r>
                 <w:rPr>
                   <w:rFonts w:ascii="Arial" w:cs="Arial" w:eastAsia="Arial" w:hAnsi="Arial"/>
@@ -4697,7 +4697,7 @@
               <w:spacing w:after="10" w:before="0"/>
               <w:ind w:left="120"/>
             </w:pPr>
-            <w:hyperlink w:history="1" r:id="rIdrwueld3ntbhtierbq5niu">
+            <w:hyperlink w:history="1" r:id="rIdyjij5urnha496c5r8qffq">
               <w:r>
                 <w:rPr>
                   <w:rFonts w:ascii="Arial" w:cs="Arial" w:eastAsia="Arial" w:hAnsi="Arial"/>
@@ -6336,7 +6336,7 @@
             <w:pPr>
               <w:spacing w:after="20" w:before="0"/>
             </w:pPr>
-            <w:hyperlink w:history="1" r:id="rIdln3arapvuluwco_mpvvwg">
+            <w:hyperlink w:history="1" r:id="rIdhtm2bue1yy3sjgwjmkj-c">
               <w:r>
                 <w:rPr>
                   <w:rFonts w:ascii="Arial" w:cs="Arial" w:eastAsia="Arial" w:hAnsi="Arial"/>
@@ -6369,7 +6369,7 @@
               <w:spacing w:after="10" w:before="0"/>
               <w:ind w:left="120"/>
             </w:pPr>
-            <w:hyperlink w:history="1" r:id="rId6xqdeeqv1owcy6wsv4ddx">
+            <w:hyperlink w:history="1" r:id="rId38vz5i9rvymzeki1g4qi8">
               <w:r>
                 <w:rPr>
                   <w:rFonts w:ascii="Arial" w:cs="Arial" w:eastAsia="Arial" w:hAnsi="Arial"/>
@@ -6414,7 +6414,7 @@
             <w:pPr>
               <w:spacing w:after="20" w:before="0"/>
             </w:pPr>
-            <w:hyperlink w:history="1" r:id="rIdhc6aqrhrakvixjiaskljt">
+            <w:hyperlink w:history="1" r:id="rIddfqjto7gkivdl1dpeavcl">
               <w:r>
                 <w:rPr>
                   <w:rFonts w:ascii="Arial" w:cs="Arial" w:eastAsia="Arial" w:hAnsi="Arial"/>
@@ -6447,7 +6447,7 @@
               <w:spacing w:after="10" w:before="0"/>
               <w:ind w:left="120"/>
             </w:pPr>
-            <w:hyperlink w:history="1" r:id="rIdflluy5gouu9osuvhiovlw">
+            <w:hyperlink w:history="1" r:id="rIdjwatkjww1eja6cbjqnamt">
               <w:r>
                 <w:rPr>
                   <w:rFonts w:ascii="Arial" w:cs="Arial" w:eastAsia="Arial" w:hAnsi="Arial"/>
@@ -6642,7 +6642,7 @@
             <w:pPr>
               <w:spacing w:after="20" w:before="0"/>
             </w:pPr>
-            <w:hyperlink w:history="1" r:id="rId1s2icx5brpd0abb9yo3jn">
+            <w:hyperlink w:history="1" r:id="rIdhdnyrgzwv1_pgxcbncbvh">
               <w:r>
                 <w:rPr>
                   <w:rFonts w:ascii="Arial" w:cs="Arial" w:eastAsia="Arial" w:hAnsi="Arial"/>
@@ -6675,7 +6675,7 @@
               <w:spacing w:after="10" w:before="0"/>
               <w:ind w:left="120"/>
             </w:pPr>
-            <w:hyperlink w:history="1" r:id="rIdyb7uy9j6oy6ctwrkyprdr">
+            <w:hyperlink w:history="1" r:id="rIdp7p7doi5lqs57zzkmmbel">
               <w:r>
                 <w:rPr>
                   <w:rFonts w:ascii="Arial" w:cs="Arial" w:eastAsia="Arial" w:hAnsi="Arial"/>
@@ -6720,7 +6720,7 @@
             <w:pPr>
               <w:spacing w:after="20" w:before="0"/>
             </w:pPr>
-            <w:hyperlink w:history="1" r:id="rIdwqcvhreajkl82sria7dti">
+            <w:hyperlink w:history="1" r:id="rIdakzoveb165xgj9ifhnlx-">
               <w:r>
                 <w:rPr>
                   <w:rFonts w:ascii="Arial" w:cs="Arial" w:eastAsia="Arial" w:hAnsi="Arial"/>
@@ -6753,7 +6753,7 @@
               <w:spacing w:after="10" w:before="0"/>
               <w:ind w:left="120"/>
             </w:pPr>
-            <w:hyperlink w:history="1" r:id="rIdfcmkevqw7bsjxhpac9t-p">
+            <w:hyperlink w:history="1" r:id="rIdpjmvn2iq9genehdi-ckbs">
               <w:r>
                 <w:rPr>
                   <w:rFonts w:ascii="Arial" w:cs="Arial" w:eastAsia="Arial" w:hAnsi="Arial"/>
@@ -6948,7 +6948,7 @@
             <w:pPr>
               <w:spacing w:after="20" w:before="0"/>
             </w:pPr>
-            <w:hyperlink w:history="1" r:id="rId35ou5vihwzjrmsiaxwmmp">
+            <w:hyperlink w:history="1" r:id="rIdz5i5scrrnu5zjuyf4pkjj">
               <w:r>
                 <w:rPr>
                   <w:rFonts w:ascii="Arial" w:cs="Arial" w:eastAsia="Arial" w:hAnsi="Arial"/>
@@ -6981,7 +6981,7 @@
               <w:spacing w:after="10" w:before="0"/>
               <w:ind w:left="120"/>
             </w:pPr>
-            <w:hyperlink w:history="1" r:id="rIdxf3splyodurqstzw9uxzj">
+            <w:hyperlink w:history="1" r:id="rIdlwbke5y1golq4kavhc6zi">
               <w:r>
                 <w:rPr>
                   <w:rFonts w:ascii="Arial" w:cs="Arial" w:eastAsia="Arial" w:hAnsi="Arial"/>
@@ -7026,7 +7026,7 @@
             <w:pPr>
               <w:spacing w:after="20" w:before="0"/>
             </w:pPr>
-            <w:hyperlink w:history="1" r:id="rIdly-y-vahkgewudzvaaban">
+            <w:hyperlink w:history="1" r:id="rIdpyw6ugnenelp3de0wtig3">
               <w:r>
                 <w:rPr>
                   <w:rFonts w:ascii="Arial" w:cs="Arial" w:eastAsia="Arial" w:hAnsi="Arial"/>
@@ -7059,7 +7059,7 @@
               <w:spacing w:after="10" w:before="0"/>
               <w:ind w:left="120"/>
             </w:pPr>
-            <w:hyperlink w:history="1" r:id="rIdczaahp6nlxxb01airtvtm">
+            <w:hyperlink w:history="1" r:id="rIdnm7lw-ojyxsszh6zdo7do">
               <w:r>
                 <w:rPr>
                   <w:rFonts w:ascii="Arial" w:cs="Arial" w:eastAsia="Arial" w:hAnsi="Arial"/>
@@ -7254,7 +7254,7 @@
             <w:pPr>
               <w:spacing w:after="20" w:before="0"/>
             </w:pPr>
-            <w:hyperlink w:history="1" r:id="rIdbwgu0ppvwglu6e5illske">
+            <w:hyperlink w:history="1" r:id="rIdikaasm-ut1nu0jx6zljwy">
               <w:r>
                 <w:rPr>
                   <w:rFonts w:ascii="Arial" w:cs="Arial" w:eastAsia="Arial" w:hAnsi="Arial"/>
@@ -7287,7 +7287,7 @@
               <w:spacing w:after="10" w:before="0"/>
               <w:ind w:left="120"/>
             </w:pPr>
-            <w:hyperlink w:history="1" r:id="rIdc8ivkp4tcouuciveubd00">
+            <w:hyperlink w:history="1" r:id="rIdf2-o5fxvs6pyl2ottemyq">
               <w:r>
                 <w:rPr>
                   <w:rFonts w:ascii="Arial" w:cs="Arial" w:eastAsia="Arial" w:hAnsi="Arial"/>
@@ -7332,7 +7332,7 @@
             <w:pPr>
               <w:spacing w:after="20" w:before="0"/>
             </w:pPr>
-            <w:hyperlink w:history="1" r:id="rIdp6kmdjwf6pqrd_6dc4z0f">
+            <w:hyperlink w:history="1" r:id="rIdrq1n8ws_zaetiur-oogvk">
               <w:r>
                 <w:rPr>
                   <w:rFonts w:ascii="Arial" w:cs="Arial" w:eastAsia="Arial" w:hAnsi="Arial"/>
@@ -7365,7 +7365,7 @@
               <w:spacing w:after="10" w:before="0"/>
               <w:ind w:left="120"/>
             </w:pPr>
-            <w:hyperlink w:history="1" r:id="rIdaqkf6jyib_p19at-va75o">
+            <w:hyperlink w:history="1" r:id="rId5hfdwh5gdsf6kqgoj_gse">
               <w:r>
                 <w:rPr>
                   <w:rFonts w:ascii="Arial" w:cs="Arial" w:eastAsia="Arial" w:hAnsi="Arial"/>
@@ -7560,7 +7560,7 @@
             <w:pPr>
               <w:spacing w:after="20" w:before="0"/>
             </w:pPr>
-            <w:hyperlink w:history="1" r:id="rIdlfn3hhrc-ykvywdq9b5uf">
+            <w:hyperlink w:history="1" r:id="rIdlngju96_tclqxexamnj5t">
               <w:r>
                 <w:rPr>
                   <w:rFonts w:ascii="Arial" w:cs="Arial" w:eastAsia="Arial" w:hAnsi="Arial"/>
@@ -7593,7 +7593,7 @@
               <w:spacing w:after="10" w:before="0"/>
               <w:ind w:left="120"/>
             </w:pPr>
-            <w:hyperlink w:history="1" r:id="rIdnqvpz5pb02qitrzonuc2q">
+            <w:hyperlink w:history="1" r:id="rIdubcmuju_b7tatecwqgfdh">
               <w:r>
                 <w:rPr>
                   <w:rFonts w:ascii="Arial" w:cs="Arial" w:eastAsia="Arial" w:hAnsi="Arial"/>
@@ -7638,7 +7638,7 @@
             <w:pPr>
               <w:spacing w:after="20" w:before="0"/>
             </w:pPr>
-            <w:hyperlink w:history="1" r:id="rIdvuwu3pytfg7cpkbryjuae">
+            <w:hyperlink w:history="1" r:id="rId2rqylonyv2htcjnipdfga">
               <w:r>
                 <w:rPr>
                   <w:rFonts w:ascii="Arial" w:cs="Arial" w:eastAsia="Arial" w:hAnsi="Arial"/>
@@ -7671,7 +7671,7 @@
               <w:spacing w:after="10" w:before="0"/>
               <w:ind w:left="120"/>
             </w:pPr>
-            <w:hyperlink w:history="1" r:id="rIdzp1kdzs6pdcuuh92xo4kc">
+            <w:hyperlink w:history="1" r:id="rIdg2-hsptd_lpfvpic1kmle">
               <w:r>
                 <w:rPr>
                   <w:rFonts w:ascii="Arial" w:cs="Arial" w:eastAsia="Arial" w:hAnsi="Arial"/>
@@ -9317,7 +9317,7 @@
             <w:pPr>
               <w:spacing w:after="20" w:before="0"/>
             </w:pPr>
-            <w:hyperlink w:history="1" r:id="rIdvwlfigzoul5xygfdfxzqg">
+            <w:hyperlink w:history="1" r:id="rIdcokeggwttvnrxy8l2gkeg">
               <w:r>
                 <w:rPr>
                   <w:rFonts w:ascii="Arial" w:cs="Arial" w:eastAsia="Arial" w:hAnsi="Arial"/>
@@ -9350,7 +9350,7 @@
               <w:spacing w:after="10" w:before="0"/>
               <w:ind w:left="120"/>
             </w:pPr>
-            <w:hyperlink w:history="1" r:id="rId-mrz8wwjhv9v6e5xim1ft">
+            <w:hyperlink w:history="1" r:id="rIdbkly_1elg-dsskbforod9">
               <w:r>
                 <w:rPr>
                   <w:rFonts w:ascii="Arial" w:cs="Arial" w:eastAsia="Arial" w:hAnsi="Arial"/>
@@ -9395,7 +9395,7 @@
             <w:pPr>
               <w:spacing w:after="20" w:before="0"/>
             </w:pPr>
-            <w:hyperlink w:history="1" r:id="rIdmgmuopohwn2g8fklsoh5m">
+            <w:hyperlink w:history="1" r:id="rId-stkd_nqc8tbfrkqh2zzw">
               <w:r>
                 <w:rPr>
                   <w:rFonts w:ascii="Arial" w:cs="Arial" w:eastAsia="Arial" w:hAnsi="Arial"/>
@@ -9428,7 +9428,7 @@
               <w:spacing w:after="10" w:before="0"/>
               <w:ind w:left="120"/>
             </w:pPr>
-            <w:hyperlink w:history="1" r:id="rIduzn6bj2hml0cyj76vznok">
+            <w:hyperlink w:history="1" r:id="rIdqv62n-kyak7hktbzattoh">
               <w:r>
                 <w:rPr>
                   <w:rFonts w:ascii="Arial" w:cs="Arial" w:eastAsia="Arial" w:hAnsi="Arial"/>
@@ -9623,7 +9623,7 @@
             <w:pPr>
               <w:spacing w:after="20" w:before="0"/>
             </w:pPr>
-            <w:hyperlink w:history="1" r:id="rIdyl2rgqflyth-2ztfz6mwi">
+            <w:hyperlink w:history="1" r:id="rIdkdvjgsmbt4dvv3chxi0tb">
               <w:r>
                 <w:rPr>
                   <w:rFonts w:ascii="Arial" w:cs="Arial" w:eastAsia="Arial" w:hAnsi="Arial"/>
@@ -9656,7 +9656,7 @@
               <w:spacing w:after="10" w:before="0"/>
               <w:ind w:left="120"/>
             </w:pPr>
-            <w:hyperlink w:history="1" r:id="rIdbz2dtbbfol6lrnlcrbnff">
+            <w:hyperlink w:history="1" r:id="rIdpqnaardr-gsnbnhubqgf6">
               <w:r>
                 <w:rPr>
                   <w:rFonts w:ascii="Arial" w:cs="Arial" w:eastAsia="Arial" w:hAnsi="Arial"/>
@@ -9701,7 +9701,7 @@
             <w:pPr>
               <w:spacing w:after="20" w:before="0"/>
             </w:pPr>
-            <w:hyperlink w:history="1" r:id="rIdygxxw3epcs6xnmbg4_hkj">
+            <w:hyperlink w:history="1" r:id="rIdemzjztwvdcfgfty5wexlu">
               <w:r>
                 <w:rPr>
                   <w:rFonts w:ascii="Arial" w:cs="Arial" w:eastAsia="Arial" w:hAnsi="Arial"/>
@@ -9734,7 +9734,7 @@
               <w:spacing w:after="10" w:before="0"/>
               <w:ind w:left="120"/>
             </w:pPr>
-            <w:hyperlink w:history="1" r:id="rIdq7htgfxree_h_gn6_1o39">
+            <w:hyperlink w:history="1" r:id="rIddkuk2f4pjyg-rvqdbv5yf">
               <w:r>
                 <w:rPr>
                   <w:rFonts w:ascii="Arial" w:cs="Arial" w:eastAsia="Arial" w:hAnsi="Arial"/>
@@ -9929,7 +9929,7 @@
             <w:pPr>
               <w:spacing w:after="20" w:before="0"/>
             </w:pPr>
-            <w:hyperlink w:history="1" r:id="rIdbvjbedgr3w4ehoj1qe1k3">
+            <w:hyperlink w:history="1" r:id="rId3d7-vkkhq1j5owvs96mju">
               <w:r>
                 <w:rPr>
                   <w:rFonts w:ascii="Arial" w:cs="Arial" w:eastAsia="Arial" w:hAnsi="Arial"/>
@@ -9962,7 +9962,7 @@
               <w:spacing w:after="10" w:before="0"/>
               <w:ind w:left="120"/>
             </w:pPr>
-            <w:hyperlink w:history="1" r:id="rIdrn2_tll49gcnnulz3wgen">
+            <w:hyperlink w:history="1" r:id="rIdwiqjex6tgaz2rtcl5zmci">
               <w:r>
                 <w:rPr>
                   <w:rFonts w:ascii="Arial" w:cs="Arial" w:eastAsia="Arial" w:hAnsi="Arial"/>
@@ -10007,7 +10007,7 @@
             <w:pPr>
               <w:spacing w:after="20" w:before="0"/>
             </w:pPr>
-            <w:hyperlink w:history="1" r:id="rIdhm8ovbeiccpbyf7pmcna5">
+            <w:hyperlink w:history="1" r:id="rIdezilvijq8medjelcbo8n4">
               <w:r>
                 <w:rPr>
                   <w:rFonts w:ascii="Arial" w:cs="Arial" w:eastAsia="Arial" w:hAnsi="Arial"/>
@@ -10040,7 +10040,7 @@
               <w:spacing w:after="10" w:before="0"/>
               <w:ind w:left="120"/>
             </w:pPr>
-            <w:hyperlink w:history="1" r:id="rIdpneq8jvpmtoxphrrm7rum">
+            <w:hyperlink w:history="1" r:id="rId3stnwraed723vlwswnguy">
               <w:r>
                 <w:rPr>
                   <w:rFonts w:ascii="Arial" w:cs="Arial" w:eastAsia="Arial" w:hAnsi="Arial"/>
@@ -10235,7 +10235,7 @@
             <w:pPr>
               <w:spacing w:after="20" w:before="0"/>
             </w:pPr>
-            <w:hyperlink w:history="1" r:id="rIdh9n1iueeaarwjbw4s8qfv">
+            <w:hyperlink w:history="1" r:id="rIdwnjuwairzmkugu3wcv6vm">
               <w:r>
                 <w:rPr>
                   <w:rFonts w:ascii="Arial" w:cs="Arial" w:eastAsia="Arial" w:hAnsi="Arial"/>
@@ -10268,7 +10268,7 @@
               <w:spacing w:after="10" w:before="0"/>
               <w:ind w:left="120"/>
             </w:pPr>
-            <w:hyperlink w:history="1" r:id="rId8rknoa9r71lauxrmuoqej">
+            <w:hyperlink w:history="1" r:id="rIdmudzcu2jgic3xcprtja8_">
               <w:r>
                 <w:rPr>
                   <w:rFonts w:ascii="Arial" w:cs="Arial" w:eastAsia="Arial" w:hAnsi="Arial"/>
@@ -10313,7 +10313,7 @@
             <w:pPr>
               <w:spacing w:after="20" w:before="0"/>
             </w:pPr>
-            <w:hyperlink w:history="1" r:id="rIdbvaggwh4bz95tct4jbcm5">
+            <w:hyperlink w:history="1" r:id="rIdpahkk4e_h10jrbtd7atov">
               <w:r>
                 <w:rPr>
                   <w:rFonts w:ascii="Arial" w:cs="Arial" w:eastAsia="Arial" w:hAnsi="Arial"/>
@@ -10346,7 +10346,7 @@
               <w:spacing w:after="10" w:before="0"/>
               <w:ind w:left="120"/>
             </w:pPr>
-            <w:hyperlink w:history="1" r:id="rIdicvgv3sn0litcnjecfs5t">
+            <w:hyperlink w:history="1" r:id="rId7zeoumcdoqtd-vgmjkbni">
               <w:r>
                 <w:rPr>
                   <w:rFonts w:ascii="Arial" w:cs="Arial" w:eastAsia="Arial" w:hAnsi="Arial"/>
@@ -10541,7 +10541,7 @@
             <w:pPr>
               <w:spacing w:after="20" w:before="0"/>
             </w:pPr>
-            <w:hyperlink w:history="1" r:id="rIdryhirlahkquiqid70upwr">
+            <w:hyperlink w:history="1" r:id="rIdj88sn95yig7ngm4tnhm2k">
               <w:r>
                 <w:rPr>
                   <w:rFonts w:ascii="Arial" w:cs="Arial" w:eastAsia="Arial" w:hAnsi="Arial"/>
@@ -10574,7 +10574,7 @@
               <w:spacing w:after="10" w:before="0"/>
               <w:ind w:left="120"/>
             </w:pPr>
-            <w:hyperlink w:history="1" r:id="rIdqgcqykghjjvyc3ua2y4uo">
+            <w:hyperlink w:history="1" r:id="rIdcdluq-ifcukrhz3rwmqdv">
               <w:r>
                 <w:rPr>
                   <w:rFonts w:ascii="Arial" w:cs="Arial" w:eastAsia="Arial" w:hAnsi="Arial"/>
@@ -10619,7 +10619,7 @@
             <w:pPr>
               <w:spacing w:after="20" w:before="0"/>
             </w:pPr>
-            <w:hyperlink w:history="1" r:id="rIdl-isupq5_cp-1jozl0pci">
+            <w:hyperlink w:history="1" r:id="rIdqsfpdghdhi76v6udznawr">
               <w:r>
                 <w:rPr>
                   <w:rFonts w:ascii="Arial" w:cs="Arial" w:eastAsia="Arial" w:hAnsi="Arial"/>
@@ -10652,7 +10652,7 @@
               <w:spacing w:after="10" w:before="0"/>
               <w:ind w:left="120"/>
             </w:pPr>
-            <w:hyperlink w:history="1" r:id="rId6jeyix36y29h25cyuqm_t">
+            <w:hyperlink w:history="1" r:id="rIdcgkanv3zbu-0f9vgcgfxe">
               <w:r>
                 <w:rPr>
                   <w:rFonts w:ascii="Arial" w:cs="Arial" w:eastAsia="Arial" w:hAnsi="Arial"/>
@@ -12215,7 +12215,7 @@
             <w:pPr>
               <w:spacing w:after="20" w:before="0"/>
             </w:pPr>
-            <w:hyperlink w:history="1" r:id="rIdzttdd5xzclebstlgw0hwl">
+            <w:hyperlink w:history="1" r:id="rIdin27dzrj3opyhz8osovrf">
               <w:r>
                 <w:rPr>
                   <w:rFonts w:ascii="Arial" w:cs="Arial" w:eastAsia="Arial" w:hAnsi="Arial"/>
@@ -12248,7 +12248,7 @@
               <w:spacing w:after="10" w:before="0"/>
               <w:ind w:left="120"/>
             </w:pPr>
-            <w:hyperlink w:history="1" r:id="rIdppauxcoxu6ffr7m79ozt4">
+            <w:hyperlink w:history="1" r:id="rIdr7lvgqnklcqpe665vnbvm">
               <w:r>
                 <w:rPr>
                   <w:rFonts w:ascii="Arial" w:cs="Arial" w:eastAsia="Arial" w:hAnsi="Arial"/>
@@ -12293,7 +12293,7 @@
             <w:pPr>
               <w:spacing w:after="20" w:before="0"/>
             </w:pPr>
-            <w:hyperlink w:history="1" r:id="rIdzezfgjrn1h3jgm2n-gkaa">
+            <w:hyperlink w:history="1" r:id="rId7hkvstaizkmlef2xfx3zs">
               <w:r>
                 <w:rPr>
                   <w:rFonts w:ascii="Arial" w:cs="Arial" w:eastAsia="Arial" w:hAnsi="Arial"/>
@@ -12326,7 +12326,7 @@
               <w:spacing w:after="10" w:before="0"/>
               <w:ind w:left="120"/>
             </w:pPr>
-            <w:hyperlink w:history="1" r:id="rIdo8z-r7rji1mcjbfgqxa87">
+            <w:hyperlink w:history="1" r:id="rId9e-5va7laa-g62hvuy4g5">
               <w:r>
                 <w:rPr>
                   <w:rFonts w:ascii="Arial" w:cs="Arial" w:eastAsia="Arial" w:hAnsi="Arial"/>
@@ -12521,7 +12521,7 @@
             <w:pPr>
               <w:spacing w:after="20" w:before="0"/>
             </w:pPr>
-            <w:hyperlink w:history="1" r:id="rIdfahmohhkutjf3w52oox2t">
+            <w:hyperlink w:history="1" r:id="rIdzosc13qjyjfxssdjpr6nl">
               <w:r>
                 <w:rPr>
                   <w:rFonts w:ascii="Arial" w:cs="Arial" w:eastAsia="Arial" w:hAnsi="Arial"/>
@@ -12554,7 +12554,7 @@
               <w:spacing w:after="10" w:before="0"/>
               <w:ind w:left="120"/>
             </w:pPr>
-            <w:hyperlink w:history="1" r:id="rIdob7lwaqwsfwbtoqflub-f">
+            <w:hyperlink w:history="1" r:id="rIdodzpbeor1bsnxxo2vzheq">
               <w:r>
                 <w:rPr>
                   <w:rFonts w:ascii="Arial" w:cs="Arial" w:eastAsia="Arial" w:hAnsi="Arial"/>
@@ -12599,7 +12599,7 @@
             <w:pPr>
               <w:spacing w:after="20" w:before="0"/>
             </w:pPr>
-            <w:hyperlink w:history="1" r:id="rIdzl9frzv7dd_pr9q9hrkvv">
+            <w:hyperlink w:history="1" r:id="rIdkaotjjts0_rm2mcdvsl4n">
               <w:r>
                 <w:rPr>
                   <w:rFonts w:ascii="Arial" w:cs="Arial" w:eastAsia="Arial" w:hAnsi="Arial"/>
@@ -12632,7 +12632,7 @@
               <w:spacing w:after="10" w:before="0"/>
               <w:ind w:left="120"/>
             </w:pPr>
-            <w:hyperlink w:history="1" r:id="rIdceptyrmsl-ksdrnwlwqa0">
+            <w:hyperlink w:history="1" r:id="rId1zoltywokaynbojcf2uhr">
               <w:r>
                 <w:rPr>
                   <w:rFonts w:ascii="Arial" w:cs="Arial" w:eastAsia="Arial" w:hAnsi="Arial"/>
@@ -12827,7 +12827,7 @@
             <w:pPr>
               <w:spacing w:after="20" w:before="0"/>
             </w:pPr>
-            <w:hyperlink w:history="1" r:id="rId0mgvci3nwepnxb5cueb-9">
+            <w:hyperlink w:history="1" r:id="rIdgh2h2axkby1of9f9ezjyo">
               <w:r>
                 <w:rPr>
                   <w:rFonts w:ascii="Arial" w:cs="Arial" w:eastAsia="Arial" w:hAnsi="Arial"/>
@@ -12860,7 +12860,7 @@
               <w:spacing w:after="10" w:before="0"/>
               <w:ind w:left="120"/>
             </w:pPr>
-            <w:hyperlink w:history="1" r:id="rIdx8owf-jitndk_mi_rkdxk">
+            <w:hyperlink w:history="1" r:id="rIdkiex5jfn_q1vzkitjv16r">
               <w:r>
                 <w:rPr>
                   <w:rFonts w:ascii="Arial" w:cs="Arial" w:eastAsia="Arial" w:hAnsi="Arial"/>
@@ -12905,7 +12905,7 @@
             <w:pPr>
               <w:spacing w:after="20" w:before="0"/>
             </w:pPr>
-            <w:hyperlink w:history="1" r:id="rIdqjt5s7wya_gpeuewavjgg">
+            <w:hyperlink w:history="1" r:id="rIdx_kfs8ix0ucih4jzwnwdb">
               <w:r>
                 <w:rPr>
                   <w:rFonts w:ascii="Arial" w:cs="Arial" w:eastAsia="Arial" w:hAnsi="Arial"/>
@@ -12938,7 +12938,7 @@
               <w:spacing w:after="10" w:before="0"/>
               <w:ind w:left="120"/>
             </w:pPr>
-            <w:hyperlink w:history="1" r:id="rIdgs-1f6th966xrxdy8as0o">
+            <w:hyperlink w:history="1" r:id="rIduaqqumsebg4z9f8ausris">
               <w:r>
                 <w:rPr>
                   <w:rFonts w:ascii="Arial" w:cs="Arial" w:eastAsia="Arial" w:hAnsi="Arial"/>
@@ -13133,7 +13133,7 @@
             <w:pPr>
               <w:spacing w:after="20" w:before="0"/>
             </w:pPr>
-            <w:hyperlink w:history="1" r:id="rId-epvyo6fbsisx1xgynsrt">
+            <w:hyperlink w:history="1" r:id="rIde0grjh4ibactjx5xip0w7">
               <w:r>
                 <w:rPr>
                   <w:rFonts w:ascii="Arial" w:cs="Arial" w:eastAsia="Arial" w:hAnsi="Arial"/>
@@ -13166,7 +13166,7 @@
               <w:spacing w:after="10" w:before="0"/>
               <w:ind w:left="120"/>
             </w:pPr>
-            <w:hyperlink w:history="1" r:id="rIdrdefjmuncvxuo0hyjmgz4">
+            <w:hyperlink w:history="1" r:id="rIdetuma9nrnp-q0jmnelgnx">
               <w:r>
                 <w:rPr>
                   <w:rFonts w:ascii="Arial" w:cs="Arial" w:eastAsia="Arial" w:hAnsi="Arial"/>
@@ -13211,7 +13211,7 @@
             <w:pPr>
               <w:spacing w:after="20" w:before="0"/>
             </w:pPr>
-            <w:hyperlink w:history="1" r:id="rIdx9q50wqmovr3_qbxbyrt9">
+            <w:hyperlink w:history="1" r:id="rIdj4ycwsjjolotsw6rmgrwk">
               <w:r>
                 <w:rPr>
                   <w:rFonts w:ascii="Arial" w:cs="Arial" w:eastAsia="Arial" w:hAnsi="Arial"/>
@@ -13244,7 +13244,7 @@
               <w:spacing w:after="10" w:before="0"/>
               <w:ind w:left="120"/>
             </w:pPr>
-            <w:hyperlink w:history="1" r:id="rId906gu_rso6ldiplt2au0n">
+            <w:hyperlink w:history="1" r:id="rIdmchwkdfijhmtaooysj2sp">
               <w:r>
                 <w:rPr>
                   <w:rFonts w:ascii="Arial" w:cs="Arial" w:eastAsia="Arial" w:hAnsi="Arial"/>
@@ -13439,7 +13439,7 @@
             <w:pPr>
               <w:spacing w:after="20" w:before="0"/>
             </w:pPr>
-            <w:hyperlink w:history="1" r:id="rId9lqmztcd6oy9drnvuxvpj">
+            <w:hyperlink w:history="1" r:id="rIdl_xdtetoj40_eieyn_i0d">
               <w:r>
                 <w:rPr>
                   <w:rFonts w:ascii="Arial" w:cs="Arial" w:eastAsia="Arial" w:hAnsi="Arial"/>
@@ -13472,7 +13472,7 @@
               <w:spacing w:after="10" w:before="0"/>
               <w:ind w:left="120"/>
             </w:pPr>
-            <w:hyperlink w:history="1" r:id="rIdtlymipgenzrhg3bex62rg">
+            <w:hyperlink w:history="1" r:id="rIdm-9d95zglfgawkmpnqzko">
               <w:r>
                 <w:rPr>
                   <w:rFonts w:ascii="Arial" w:cs="Arial" w:eastAsia="Arial" w:hAnsi="Arial"/>
@@ -13517,7 +13517,7 @@
             <w:pPr>
               <w:spacing w:after="20" w:before="0"/>
             </w:pPr>
-            <w:hyperlink w:history="1" r:id="rIdjoibozer8yqiln9tziwpk">
+            <w:hyperlink w:history="1" r:id="rId5n9niokxwzizdtwwf9cgc">
               <w:r>
                 <w:rPr>
                   <w:rFonts w:ascii="Arial" w:cs="Arial" w:eastAsia="Arial" w:hAnsi="Arial"/>
@@ -13550,7 +13550,7 @@
               <w:spacing w:after="10" w:before="0"/>
               <w:ind w:left="120"/>
             </w:pPr>
-            <w:hyperlink w:history="1" r:id="rIdeztqq3uifzgvimcruzbdl">
+            <w:hyperlink w:history="1" r:id="rIdolxbvaolrgtw-dnvneeji">
               <w:r>
                 <w:rPr>
                   <w:rFonts w:ascii="Arial" w:cs="Arial" w:eastAsia="Arial" w:hAnsi="Arial"/>
@@ -15037,7 +15037,7 @@
             <w:pPr>
               <w:spacing w:after="20" w:before="0"/>
             </w:pPr>
-            <w:hyperlink w:history="1" r:id="rIdhqn8jvmkpas_d3zjh1jmq">
+            <w:hyperlink w:history="1" r:id="rIdajeuaf07p9e6phjmiukmm">
               <w:r>
                 <w:rPr>
                   <w:rFonts w:ascii="Arial" w:cs="Arial" w:eastAsia="Arial" w:hAnsi="Arial"/>
@@ -15070,7 +15070,7 @@
               <w:spacing w:after="10" w:before="0"/>
               <w:ind w:left="120"/>
             </w:pPr>
-            <w:hyperlink w:history="1" r:id="rIdo8eduda6mbai69x5gcj6o">
+            <w:hyperlink w:history="1" r:id="rIdjzwattsriejrzbmschg_o">
               <w:r>
                 <w:rPr>
                   <w:rFonts w:ascii="Arial" w:cs="Arial" w:eastAsia="Arial" w:hAnsi="Arial"/>
@@ -15115,7 +15115,7 @@
             <w:pPr>
               <w:spacing w:after="20" w:before="0"/>
             </w:pPr>
-            <w:hyperlink w:history="1" r:id="rIdkcjgmtqcdhpblqpuma4-j">
+            <w:hyperlink w:history="1" r:id="rIdyuzgjqkhlt1e2sfb-n33c">
               <w:r>
                 <w:rPr>
                   <w:rFonts w:ascii="Arial" w:cs="Arial" w:eastAsia="Arial" w:hAnsi="Arial"/>
@@ -15148,7 +15148,7 @@
               <w:spacing w:after="10" w:before="0"/>
               <w:ind w:left="120"/>
             </w:pPr>
-            <w:hyperlink w:history="1" r:id="rIdl5umfvyenyjh0hdkf1btp">
+            <w:hyperlink w:history="1" r:id="rIdqozguatulnfjumya2w9kf">
               <w:r>
                 <w:rPr>
                   <w:rFonts w:ascii="Arial" w:cs="Arial" w:eastAsia="Arial" w:hAnsi="Arial"/>
@@ -15343,7 +15343,7 @@
             <w:pPr>
               <w:spacing w:after="20" w:before="0"/>
             </w:pPr>
-            <w:hyperlink w:history="1" r:id="rIdgbf8stjrqpqkzwktwxneh">
+            <w:hyperlink w:history="1" r:id="rIdflsktigct0btnejzzmbmv">
               <w:r>
                 <w:rPr>
                   <w:rFonts w:ascii="Arial" w:cs="Arial" w:eastAsia="Arial" w:hAnsi="Arial"/>
@@ -15376,7 +15376,7 @@
               <w:spacing w:after="10" w:before="0"/>
               <w:ind w:left="120"/>
             </w:pPr>
-            <w:hyperlink w:history="1" r:id="rIdh4p__b67f15whvubmquts">
+            <w:hyperlink w:history="1" r:id="rIdckoyeuyoqz-nqd-0d8elz">
               <w:r>
                 <w:rPr>
                   <w:rFonts w:ascii="Arial" w:cs="Arial" w:eastAsia="Arial" w:hAnsi="Arial"/>
@@ -15421,7 +15421,7 @@
             <w:pPr>
               <w:spacing w:after="20" w:before="0"/>
             </w:pPr>
-            <w:hyperlink w:history="1" r:id="rIdkfaggvfni3q4tjxboanr1">
+            <w:hyperlink w:history="1" r:id="rIdnnog7rfeyaswlzmzkyitm">
               <w:r>
                 <w:rPr>
                   <w:rFonts w:ascii="Arial" w:cs="Arial" w:eastAsia="Arial" w:hAnsi="Arial"/>
@@ -15454,7 +15454,7 @@
               <w:spacing w:after="10" w:before="0"/>
               <w:ind w:left="120"/>
             </w:pPr>
-            <w:hyperlink w:history="1" r:id="rIdyxj31qmtbsmsllnomz0s5">
+            <w:hyperlink w:history="1" r:id="rIdztcyiaskn13crglws3icm">
               <w:r>
                 <w:rPr>
                   <w:rFonts w:ascii="Arial" w:cs="Arial" w:eastAsia="Arial" w:hAnsi="Arial"/>
@@ -15649,7 +15649,7 @@
             <w:pPr>
               <w:spacing w:after="20" w:before="0"/>
             </w:pPr>
-            <w:hyperlink w:history="1" r:id="rIduzndwh_bc2jvxufyixuzm">
+            <w:hyperlink w:history="1" r:id="rIdh0pil-h2edxunh_wdcipk">
               <w:r>
                 <w:rPr>
                   <w:rFonts w:ascii="Arial" w:cs="Arial" w:eastAsia="Arial" w:hAnsi="Arial"/>
@@ -15682,7 +15682,7 @@
               <w:spacing w:after="10" w:before="0"/>
               <w:ind w:left="120"/>
             </w:pPr>
-            <w:hyperlink w:history="1" r:id="rIdal9j6ufnfxzu-39fsafls">
+            <w:hyperlink w:history="1" r:id="rIdwu6qtfwypzo4hg6-ly6wn">
               <w:r>
                 <w:rPr>
                   <w:rFonts w:ascii="Arial" w:cs="Arial" w:eastAsia="Arial" w:hAnsi="Arial"/>
@@ -15727,7 +15727,7 @@
             <w:pPr>
               <w:spacing w:after="20" w:before="0"/>
             </w:pPr>
-            <w:hyperlink w:history="1" r:id="rId9qnye8n086vhkh-wmc4e8">
+            <w:hyperlink w:history="1" r:id="rIdhzykkkg_hzsuva5dd08xs">
               <w:r>
                 <w:rPr>
                   <w:rFonts w:ascii="Arial" w:cs="Arial" w:eastAsia="Arial" w:hAnsi="Arial"/>
@@ -15760,7 +15760,7 @@
               <w:spacing w:after="10" w:before="0"/>
               <w:ind w:left="120"/>
             </w:pPr>
-            <w:hyperlink w:history="1" r:id="rIdwistsqvf4pxahpy00isct">
+            <w:hyperlink w:history="1" r:id="rIdkaxk43zlfcisxchl4jekg">
               <w:r>
                 <w:rPr>
                   <w:rFonts w:ascii="Arial" w:cs="Arial" w:eastAsia="Arial" w:hAnsi="Arial"/>
@@ -15955,7 +15955,7 @@
             <w:pPr>
               <w:spacing w:after="20" w:before="0"/>
             </w:pPr>
-            <w:hyperlink w:history="1" r:id="rIdfxonsukjpk9yebifsvmr2">
+            <w:hyperlink w:history="1" r:id="rIdvap_vazkskyyymjstjubd">
               <w:r>
                 <w:rPr>
                   <w:rFonts w:ascii="Arial" w:cs="Arial" w:eastAsia="Arial" w:hAnsi="Arial"/>
@@ -15988,7 +15988,7 @@
               <w:spacing w:after="10" w:before="0"/>
               <w:ind w:left="120"/>
             </w:pPr>
-            <w:hyperlink w:history="1" r:id="rIdq3ph-0wfq-vnii45rgrhp">
+            <w:hyperlink w:history="1" r:id="rIdryebynnrqohy8ipunoymd">
               <w:r>
                 <w:rPr>
                   <w:rFonts w:ascii="Arial" w:cs="Arial" w:eastAsia="Arial" w:hAnsi="Arial"/>
@@ -16033,7 +16033,7 @@
             <w:pPr>
               <w:spacing w:after="20" w:before="0"/>
             </w:pPr>
-            <w:hyperlink w:history="1" r:id="rIdpyt0fkgby61xdjypmj7mu">
+            <w:hyperlink w:history="1" r:id="rIdeqrjt6upetdrgwp5czk-s">
               <w:r>
                 <w:rPr>
                   <w:rFonts w:ascii="Arial" w:cs="Arial" w:eastAsia="Arial" w:hAnsi="Arial"/>
@@ -16066,7 +16066,7 @@
               <w:spacing w:after="10" w:before="0"/>
               <w:ind w:left="120"/>
             </w:pPr>
-            <w:hyperlink w:history="1" r:id="rIdh0a5lh8goj_ncdoirq0ar">
+            <w:hyperlink w:history="1" r:id="rIdrwysuqlvkxptplgmsk0_r">
               <w:r>
                 <w:rPr>
                   <w:rFonts w:ascii="Arial" w:cs="Arial" w:eastAsia="Arial" w:hAnsi="Arial"/>
@@ -16261,7 +16261,7 @@
             <w:pPr>
               <w:spacing w:after="20" w:before="0"/>
             </w:pPr>
-            <w:hyperlink w:history="1" r:id="rIdwppoxtfsifgq8igytpvpw">
+            <w:hyperlink w:history="1" r:id="rIdc7bqorm-zvcxcz2ull7qm">
               <w:r>
                 <w:rPr>
                   <w:rFonts w:ascii="Arial" w:cs="Arial" w:eastAsia="Arial" w:hAnsi="Arial"/>
@@ -16294,7 +16294,7 @@
               <w:spacing w:after="10" w:before="0"/>
               <w:ind w:left="120"/>
             </w:pPr>
-            <w:hyperlink w:history="1" r:id="rId1gywro8elqj_3dx5prug6">
+            <w:hyperlink w:history="1" r:id="rIdqrdusujhhqahk-ddvsshv">
               <w:r>
                 <w:rPr>
                   <w:rFonts w:ascii="Arial" w:cs="Arial" w:eastAsia="Arial" w:hAnsi="Arial"/>
@@ -16339,7 +16339,7 @@
             <w:pPr>
               <w:spacing w:after="20" w:before="0"/>
             </w:pPr>
-            <w:hyperlink w:history="1" r:id="rIdydrg1afevmz8igp2cxcux">
+            <w:hyperlink w:history="1" r:id="rIdhvq00iaynzf7uazxdwamr">
               <w:r>
                 <w:rPr>
                   <w:rFonts w:ascii="Arial" w:cs="Arial" w:eastAsia="Arial" w:hAnsi="Arial"/>
@@ -16372,7 +16372,7 @@
               <w:spacing w:after="10" w:before="0"/>
               <w:ind w:left="120"/>
             </w:pPr>
-            <w:hyperlink w:history="1" r:id="rIdkxvetj3ba9yjprwvgqnrl">
+            <w:hyperlink w:history="1" r:id="rIdg2rpydvlcfspyawhnse4l">
               <w:r>
                 <w:rPr>
                   <w:rFonts w:ascii="Arial" w:cs="Arial" w:eastAsia="Arial" w:hAnsi="Arial"/>
@@ -17859,7 +17859,7 @@
             <w:pPr>
               <w:spacing w:after="20" w:before="0"/>
             </w:pPr>
-            <w:hyperlink w:history="1" r:id="rIdrmhfuqe_ndk1dgp3s5wpn">
+            <w:hyperlink w:history="1" r:id="rIdnn4l_we7zqrikbcavbcal">
               <w:r>
                 <w:rPr>
                   <w:rFonts w:ascii="Arial" w:cs="Arial" w:eastAsia="Arial" w:hAnsi="Arial"/>
@@ -17892,7 +17892,7 @@
               <w:spacing w:after="10" w:before="0"/>
               <w:ind w:left="120"/>
             </w:pPr>
-            <w:hyperlink w:history="1" r:id="rIdtqfqz1cu6u5hq7hb05ccy">
+            <w:hyperlink w:history="1" r:id="rIdjkofnikkymhgimyhqju6t">
               <w:r>
                 <w:rPr>
                   <w:rFonts w:ascii="Arial" w:cs="Arial" w:eastAsia="Arial" w:hAnsi="Arial"/>
@@ -17937,7 +17937,7 @@
             <w:pPr>
               <w:spacing w:after="20" w:before="0"/>
             </w:pPr>
-            <w:hyperlink w:history="1" r:id="rIdcsbjm7xbw9mo3dwslyusm">
+            <w:hyperlink w:history="1" r:id="rIdqlah_hgp0zx8pz4viju2o">
               <w:r>
                 <w:rPr>
                   <w:rFonts w:ascii="Arial" w:cs="Arial" w:eastAsia="Arial" w:hAnsi="Arial"/>
@@ -17970,7 +17970,7 @@
               <w:spacing w:after="10" w:before="0"/>
               <w:ind w:left="120"/>
             </w:pPr>
-            <w:hyperlink w:history="1" r:id="rIdkmpmblsntlu8v9mne9yy9">
+            <w:hyperlink w:history="1" r:id="rIdym9-ygr3ls_njmtdt5d4c">
               <w:r>
                 <w:rPr>
                   <w:rFonts w:ascii="Arial" w:cs="Arial" w:eastAsia="Arial" w:hAnsi="Arial"/>
@@ -18165,7 +18165,7 @@
             <w:pPr>
               <w:spacing w:after="20" w:before="0"/>
             </w:pPr>
-            <w:hyperlink w:history="1" r:id="rIdr-anbpifv9zal7bkq-5pe">
+            <w:hyperlink w:history="1" r:id="rIdbwm33nos2wvepsomghcvc">
               <w:r>
                 <w:rPr>
                   <w:rFonts w:ascii="Arial" w:cs="Arial" w:eastAsia="Arial" w:hAnsi="Arial"/>
@@ -18198,7 +18198,7 @@
               <w:spacing w:after="10" w:before="0"/>
               <w:ind w:left="120"/>
             </w:pPr>
-            <w:hyperlink w:history="1" r:id="rId3du3cshy-jipwzcsrywno">
+            <w:hyperlink w:history="1" r:id="rIdbpkifbtcccgsolbvwrkn5">
               <w:r>
                 <w:rPr>
                   <w:rFonts w:ascii="Arial" w:cs="Arial" w:eastAsia="Arial" w:hAnsi="Arial"/>
@@ -18243,7 +18243,7 @@
             <w:pPr>
               <w:spacing w:after="20" w:before="0"/>
             </w:pPr>
-            <w:hyperlink w:history="1" r:id="rIdbvppjfpjvpiysrcjcvqxf">
+            <w:hyperlink w:history="1" r:id="rIddjj6wgrvviqt63q9xtri9">
               <w:r>
                 <w:rPr>
                   <w:rFonts w:ascii="Arial" w:cs="Arial" w:eastAsia="Arial" w:hAnsi="Arial"/>
@@ -18276,7 +18276,7 @@
               <w:spacing w:after="10" w:before="0"/>
               <w:ind w:left="120"/>
             </w:pPr>
-            <w:hyperlink w:history="1" r:id="rIdv6mpweg5-mt57enxwoevh">
+            <w:hyperlink w:history="1" r:id="rIdznz9h7h2qwgzjs55afzfk">
               <w:r>
                 <w:rPr>
                   <w:rFonts w:ascii="Arial" w:cs="Arial" w:eastAsia="Arial" w:hAnsi="Arial"/>
@@ -18471,7 +18471,7 @@
             <w:pPr>
               <w:spacing w:after="20" w:before="0"/>
             </w:pPr>
-            <w:hyperlink w:history="1" r:id="rIdm-lrb-p2jerk2sdhzwntw">
+            <w:hyperlink w:history="1" r:id="rId6pbxcjavatfbeerubpjhn">
               <w:r>
                 <w:rPr>
                   <w:rFonts w:ascii="Arial" w:cs="Arial" w:eastAsia="Arial" w:hAnsi="Arial"/>
@@ -18504,7 +18504,7 @@
               <w:spacing w:after="10" w:before="0"/>
               <w:ind w:left="120"/>
             </w:pPr>
-            <w:hyperlink w:history="1" r:id="rIdeksgzgqrj3d9gelikj7cp">
+            <w:hyperlink w:history="1" r:id="rIdq9ibohggmojsp0ecolivl">
               <w:r>
                 <w:rPr>
                   <w:rFonts w:ascii="Arial" w:cs="Arial" w:eastAsia="Arial" w:hAnsi="Arial"/>
@@ -18549,7 +18549,7 @@
             <w:pPr>
               <w:spacing w:after="20" w:before="0"/>
             </w:pPr>
-            <w:hyperlink w:history="1" r:id="rIdmk_l1pmx7szfaavtbypjx">
+            <w:hyperlink w:history="1" r:id="rIdaedxi8fndovqvl3wn44tz">
               <w:r>
                 <w:rPr>
                   <w:rFonts w:ascii="Arial" w:cs="Arial" w:eastAsia="Arial" w:hAnsi="Arial"/>
@@ -18582,7 +18582,7 @@
               <w:spacing w:after="10" w:before="0"/>
               <w:ind w:left="120"/>
             </w:pPr>
-            <w:hyperlink w:history="1" r:id="rIdhyi3vid2tpe7g1moocdlu">
+            <w:hyperlink w:history="1" r:id="rIdkv0cx8wgdsoufw6hgbxtt">
               <w:r>
                 <w:rPr>
                   <w:rFonts w:ascii="Arial" w:cs="Arial" w:eastAsia="Arial" w:hAnsi="Arial"/>
@@ -18777,7 +18777,7 @@
             <w:pPr>
               <w:spacing w:after="20" w:before="0"/>
             </w:pPr>
-            <w:hyperlink w:history="1" r:id="rIdoh6kh90maxk-03fmnvpoq">
+            <w:hyperlink w:history="1" r:id="rIdjqwej_mujkjpbdmp-gvod">
               <w:r>
                 <w:rPr>
                   <w:rFonts w:ascii="Arial" w:cs="Arial" w:eastAsia="Arial" w:hAnsi="Arial"/>
@@ -18810,7 +18810,7 @@
               <w:spacing w:after="10" w:before="0"/>
               <w:ind w:left="120"/>
             </w:pPr>
-            <w:hyperlink w:history="1" r:id="rIdjvrk4oc8b_mvdfycpbacg">
+            <w:hyperlink w:history="1" r:id="rIdyxj-1k8u8zqe6_spqduey">
               <w:r>
                 <w:rPr>
                   <w:rFonts w:ascii="Arial" w:cs="Arial" w:eastAsia="Arial" w:hAnsi="Arial"/>
@@ -18855,7 +18855,7 @@
             <w:pPr>
               <w:spacing w:after="20" w:before="0"/>
             </w:pPr>
-            <w:hyperlink w:history="1" r:id="rIdcxhxckefmp2m8cy7lpd0d">
+            <w:hyperlink w:history="1" r:id="rIdkktcmb999tanbuif-uvkl">
               <w:r>
                 <w:rPr>
                   <w:rFonts w:ascii="Arial" w:cs="Arial" w:eastAsia="Arial" w:hAnsi="Arial"/>
@@ -18888,7 +18888,7 @@
               <w:spacing w:after="10" w:before="0"/>
               <w:ind w:left="120"/>
             </w:pPr>
-            <w:hyperlink w:history="1" r:id="rIdkagqo27likhv08wg4ihxf">
+            <w:hyperlink w:history="1" r:id="rIdbdoirqqqbxanwmplfaac3">
               <w:r>
                 <w:rPr>
                   <w:rFonts w:ascii="Arial" w:cs="Arial" w:eastAsia="Arial" w:hAnsi="Arial"/>
@@ -19083,7 +19083,7 @@
             <w:pPr>
               <w:spacing w:after="20" w:before="0"/>
             </w:pPr>
-            <w:hyperlink w:history="1" r:id="rIdabnmnsronqknreyciimt7">
+            <w:hyperlink w:history="1" r:id="rIdppi0gego-npjrhry2bsl-">
               <w:r>
                 <w:rPr>
                   <w:rFonts w:ascii="Arial" w:cs="Arial" w:eastAsia="Arial" w:hAnsi="Arial"/>
@@ -19116,7 +19116,7 @@
               <w:spacing w:after="10" w:before="0"/>
               <w:ind w:left="120"/>
             </w:pPr>
-            <w:hyperlink w:history="1" r:id="rIdxkhah_y0oyfpnn490eixv">
+            <w:hyperlink w:history="1" r:id="rIdqobezfnmxap0zch21ohbb">
               <w:r>
                 <w:rPr>
                   <w:rFonts w:ascii="Arial" w:cs="Arial" w:eastAsia="Arial" w:hAnsi="Arial"/>
@@ -19161,7 +19161,7 @@
             <w:pPr>
               <w:spacing w:after="20" w:before="0"/>
             </w:pPr>
-            <w:hyperlink w:history="1" r:id="rIdyuzcv2fnhircaagicwqno">
+            <w:hyperlink w:history="1" r:id="rId9vwg1mqdjljvn6wvncu6p">
               <w:r>
                 <w:rPr>
                   <w:rFonts w:ascii="Arial" w:cs="Arial" w:eastAsia="Arial" w:hAnsi="Arial"/>
@@ -19194,7 +19194,7 @@
               <w:spacing w:after="10" w:before="0"/>
               <w:ind w:left="120"/>
             </w:pPr>
-            <w:hyperlink w:history="1" r:id="rIdxgo6ivgh3uybzuccd_yiz">
+            <w:hyperlink w:history="1" r:id="rIdahiowlzqa63tnzw96b0-n">
               <w:r>
                 <w:rPr>
                   <w:rFonts w:ascii="Arial" w:cs="Arial" w:eastAsia="Arial" w:hAnsi="Arial"/>
@@ -20681,7 +20681,7 @@
             <w:pPr>
               <w:spacing w:after="20" w:before="0"/>
             </w:pPr>
-            <w:hyperlink w:history="1" r:id="rIdjg-et8wsprszpus09da2q">
+            <w:hyperlink w:history="1" r:id="rIdeckewe78prweaomijzlvs">
               <w:r>
                 <w:rPr>
                   <w:rFonts w:ascii="Arial" w:cs="Arial" w:eastAsia="Arial" w:hAnsi="Arial"/>
@@ -20714,7 +20714,7 @@
               <w:spacing w:after="10" w:before="0"/>
               <w:ind w:left="120"/>
             </w:pPr>
-            <w:hyperlink w:history="1" r:id="rIdxzpmuvo8cs9biqwlvj1mm">
+            <w:hyperlink w:history="1" r:id="rId0c-80qetdipk1ev4-csha">
               <w:r>
                 <w:rPr>
                   <w:rFonts w:ascii="Arial" w:cs="Arial" w:eastAsia="Arial" w:hAnsi="Arial"/>
@@ -20759,7 +20759,7 @@
             <w:pPr>
               <w:spacing w:after="20" w:before="0"/>
             </w:pPr>
-            <w:hyperlink w:history="1" r:id="rIdjupiogszh0nsdhxm3s89o">
+            <w:hyperlink w:history="1" r:id="rIdes5wjgsaqgmlpi8mygogf">
               <w:r>
                 <w:rPr>
                   <w:rFonts w:ascii="Arial" w:cs="Arial" w:eastAsia="Arial" w:hAnsi="Arial"/>
@@ -20792,7 +20792,7 @@
               <w:spacing w:after="10" w:before="0"/>
               <w:ind w:left="120"/>
             </w:pPr>
-            <w:hyperlink w:history="1" r:id="rId4wx3o3kxqtzwtwyahnp1z">
+            <w:hyperlink w:history="1" r:id="rIdgornodhbdyz1upkjtrozq">
               <w:r>
                 <w:rPr>
                   <w:rFonts w:ascii="Arial" w:cs="Arial" w:eastAsia="Arial" w:hAnsi="Arial"/>
@@ -20987,7 +20987,7 @@
             <w:pPr>
               <w:spacing w:after="20" w:before="0"/>
             </w:pPr>
-            <w:hyperlink w:history="1" r:id="rIdqubfakee1b08dv3n7fr_t">
+            <w:hyperlink w:history="1" r:id="rIdtny4rg7dg8wptx4ukzaqp">
               <w:r>
                 <w:rPr>
                   <w:rFonts w:ascii="Arial" w:cs="Arial" w:eastAsia="Arial" w:hAnsi="Arial"/>
@@ -21020,7 +21020,7 @@
               <w:spacing w:after="10" w:before="0"/>
               <w:ind w:left="120"/>
             </w:pPr>
-            <w:hyperlink w:history="1" r:id="rIdrbq3rwblclzk3zomkblc8">
+            <w:hyperlink w:history="1" r:id="rIduguqx5ykooomk4evlhb7q">
               <w:r>
                 <w:rPr>
                   <w:rFonts w:ascii="Arial" w:cs="Arial" w:eastAsia="Arial" w:hAnsi="Arial"/>
@@ -21065,7 +21065,7 @@
             <w:pPr>
               <w:spacing w:after="20" w:before="0"/>
             </w:pPr>
-            <w:hyperlink w:history="1" r:id="rIdy_j7esr2ocx-zsx7o_1kr">
+            <w:hyperlink w:history="1" r:id="rIdpp9hpbt7sz40x8ani2lzd">
               <w:r>
                 <w:rPr>
                   <w:rFonts w:ascii="Arial" w:cs="Arial" w:eastAsia="Arial" w:hAnsi="Arial"/>
@@ -21098,7 +21098,7 @@
               <w:spacing w:after="10" w:before="0"/>
               <w:ind w:left="120"/>
             </w:pPr>
-            <w:hyperlink w:history="1" r:id="rIdakba7chhdurtxt6wjg79v">
+            <w:hyperlink w:history="1" r:id="rId3gjm0nxnenhl_5rhcd70p">
               <w:r>
                 <w:rPr>
                   <w:rFonts w:ascii="Arial" w:cs="Arial" w:eastAsia="Arial" w:hAnsi="Arial"/>
@@ -21407,7 +21407,7 @@
             <w:pPr>
               <w:spacing w:after="20" w:before="0"/>
             </w:pPr>
-            <w:hyperlink w:history="1" r:id="rIdrjescrvib32v-hjc6mqmw">
+            <w:hyperlink w:history="1" r:id="rIdv7wn_81jtejrtpdcvysb7">
               <w:r>
                 <w:rPr>
                   <w:rFonts w:ascii="Arial" w:cs="Arial" w:eastAsia="Arial" w:hAnsi="Arial"/>
@@ -21440,7 +21440,7 @@
               <w:spacing w:after="10" w:before="0"/>
               <w:ind w:left="120"/>
             </w:pPr>
-            <w:hyperlink w:history="1" r:id="rIdflccv9vyc4pzcvjqw4h_d">
+            <w:hyperlink w:history="1" r:id="rIdpemwcoimc1vxh-roxcatp">
               <w:r>
                 <w:rPr>
                   <w:rFonts w:ascii="Arial" w:cs="Arial" w:eastAsia="Arial" w:hAnsi="Arial"/>
@@ -21485,7 +21485,7 @@
             <w:pPr>
               <w:spacing w:after="20" w:before="0"/>
             </w:pPr>
-            <w:hyperlink w:history="1" r:id="rIdxjsm59cseica2npz3wui-">
+            <w:hyperlink w:history="1" r:id="rIdnh_dttdcwnzp9fv2yikja">
               <w:r>
                 <w:rPr>
                   <w:rFonts w:ascii="Arial" w:cs="Arial" w:eastAsia="Arial" w:hAnsi="Arial"/>
@@ -21518,7 +21518,7 @@
               <w:spacing w:after="10" w:before="0"/>
               <w:ind w:left="120"/>
             </w:pPr>
-            <w:hyperlink w:history="1" r:id="rIdqtpqkz-rt0b8kjvaqo6yd">
+            <w:hyperlink w:history="1" r:id="rId3jurpjrljacbu8c_rb8a_">
               <w:r>
                 <w:rPr>
                   <w:rFonts w:ascii="Arial" w:cs="Arial" w:eastAsia="Arial" w:hAnsi="Arial"/>
@@ -21789,7 +21789,7 @@
             <w:pPr>
               <w:spacing w:after="20" w:before="0"/>
             </w:pPr>
-            <w:hyperlink w:history="1" r:id="rId4tnati1lgchyagsqbzzop">
+            <w:hyperlink w:history="1" r:id="rId36i6dethk0ulgcgconupj">
               <w:r>
                 <w:rPr>
                   <w:rFonts w:ascii="Arial" w:cs="Arial" w:eastAsia="Arial" w:hAnsi="Arial"/>
@@ -21822,7 +21822,7 @@
               <w:spacing w:after="10" w:before="0"/>
               <w:ind w:left="120"/>
             </w:pPr>
-            <w:hyperlink w:history="1" r:id="rIdk2hcy2dmvgrvygmavkoqe">
+            <w:hyperlink w:history="1" r:id="rIdb_lhxvt0zihddcnahg9n4">
               <w:r>
                 <w:rPr>
                   <w:rFonts w:ascii="Arial" w:cs="Arial" w:eastAsia="Arial" w:hAnsi="Arial"/>
@@ -21867,7 +21867,7 @@
             <w:pPr>
               <w:spacing w:after="20" w:before="0"/>
             </w:pPr>
-            <w:hyperlink w:history="1" r:id="rIdrgnhz2dxaix90qjdbcsaz">
+            <w:hyperlink w:history="1" r:id="rIdfpix4oypgbvmeoi2apujo">
               <w:r>
                 <w:rPr>
                   <w:rFonts w:ascii="Arial" w:cs="Arial" w:eastAsia="Arial" w:hAnsi="Arial"/>
@@ -21900,7 +21900,7 @@
               <w:spacing w:after="10" w:before="0"/>
               <w:ind w:left="120"/>
             </w:pPr>
-            <w:hyperlink w:history="1" r:id="rIdvmka--l0ynp2uzyzmiulq">
+            <w:hyperlink w:history="1" r:id="rIdtjt4afmsgn2j3wqlwnzjv">
               <w:r>
                 <w:rPr>
                   <w:rFonts w:ascii="Arial" w:cs="Arial" w:eastAsia="Arial" w:hAnsi="Arial"/>
@@ -22133,7 +22133,7 @@
             <w:pPr>
               <w:spacing w:after="20" w:before="0"/>
             </w:pPr>
-            <w:hyperlink w:history="1" r:id="rIdcw4_lqihhzswsaxaeqcmp">
+            <w:hyperlink w:history="1" r:id="rIdmdmkeqzbye57a_dvo9w0u">
               <w:r>
                 <w:rPr>
                   <w:rFonts w:ascii="Arial" w:cs="Arial" w:eastAsia="Arial" w:hAnsi="Arial"/>
@@ -22166,7 +22166,7 @@
               <w:spacing w:after="10" w:before="0"/>
               <w:ind w:left="120"/>
             </w:pPr>
-            <w:hyperlink w:history="1" r:id="rIdyrxwabgvunabjzd6qyokf">
+            <w:hyperlink w:history="1" r:id="rIdvbhxbbqyiesuofvhuo-_s">
               <w:r>
                 <w:rPr>
                   <w:rFonts w:ascii="Arial" w:cs="Arial" w:eastAsia="Arial" w:hAnsi="Arial"/>
@@ -22211,7 +22211,7 @@
             <w:pPr>
               <w:spacing w:after="20" w:before="0"/>
             </w:pPr>
-            <w:hyperlink w:history="1" r:id="rIdrg_cc_2b41iefetr0ubvo">
+            <w:hyperlink w:history="1" r:id="rIdbajzvdvxd1utzhacca1d1">
               <w:r>
                 <w:rPr>
                   <w:rFonts w:ascii="Arial" w:cs="Arial" w:eastAsia="Arial" w:hAnsi="Arial"/>
@@ -22244,7 +22244,7 @@
               <w:spacing w:after="10" w:before="0"/>
               <w:ind w:left="120"/>
             </w:pPr>
-            <w:hyperlink w:history="1" r:id="rIdhofgrr1m2fvhcnamskltc">
+            <w:hyperlink w:history="1" r:id="rIdv0pi7jvl9nqincygyn-gv">
               <w:r>
                 <w:rPr>
                   <w:rFonts w:ascii="Arial" w:cs="Arial" w:eastAsia="Arial" w:hAnsi="Arial"/>
@@ -23826,7 +23826,7 @@
             <w:pPr>
               <w:spacing w:after="20" w:before="0"/>
             </w:pPr>
-            <w:hyperlink w:history="1" r:id="rIdfufslt_jql5oftpoapnto">
+            <w:hyperlink w:history="1" r:id="rId-6ad5mai5k0chaps-c1qz">
               <w:r>
                 <w:rPr>
                   <w:rFonts w:ascii="Arial" w:cs="Arial" w:eastAsia="Arial" w:hAnsi="Arial"/>
@@ -23859,7 +23859,7 @@
               <w:spacing w:after="10" w:before="0"/>
               <w:ind w:left="120"/>
             </w:pPr>
-            <w:hyperlink w:history="1" r:id="rIdiw0ohvdhy58nvqpaxdvta">
+            <w:hyperlink w:history="1" r:id="rIdnue-oowq8kkkm_o0uazyy">
               <w:r>
                 <w:rPr>
                   <w:rFonts w:ascii="Arial" w:cs="Arial" w:eastAsia="Arial" w:hAnsi="Arial"/>
@@ -23904,7 +23904,7 @@
             <w:pPr>
               <w:spacing w:after="20" w:before="0"/>
             </w:pPr>
-            <w:hyperlink w:history="1" r:id="rIdec7pyfyez0-j-5zdkx04j">
+            <w:hyperlink w:history="1" r:id="rIdzlyn9it330srveoeu5wm9">
               <w:r>
                 <w:rPr>
                   <w:rFonts w:ascii="Arial" w:cs="Arial" w:eastAsia="Arial" w:hAnsi="Arial"/>
@@ -23937,7 +23937,7 @@
               <w:spacing w:after="10" w:before="0"/>
               <w:ind w:left="120"/>
             </w:pPr>
-            <w:hyperlink w:history="1" r:id="rIdisop45id1mheuzonsfmpw">
+            <w:hyperlink w:history="1" r:id="rId0bvacadytreocyiosisqy">
               <w:r>
                 <w:rPr>
                   <w:rFonts w:ascii="Arial" w:cs="Arial" w:eastAsia="Arial" w:hAnsi="Arial"/>
@@ -24132,7 +24132,7 @@
             <w:pPr>
               <w:spacing w:after="20" w:before="0"/>
             </w:pPr>
-            <w:hyperlink w:history="1" r:id="rIdarcykgw92eyhchbnnifge">
+            <w:hyperlink w:history="1" r:id="rIdh7budqxmaenfnr-vmr4ct">
               <w:r>
                 <w:rPr>
                   <w:rFonts w:ascii="Arial" w:cs="Arial" w:eastAsia="Arial" w:hAnsi="Arial"/>
@@ -24165,7 +24165,7 @@
               <w:spacing w:after="10" w:before="0"/>
               <w:ind w:left="120"/>
             </w:pPr>
-            <w:hyperlink w:history="1" r:id="rId0wzaxydybxxfdzzgxnluh">
+            <w:hyperlink w:history="1" r:id="rIdculy6zks90s2pxz3r6u1m">
               <w:r>
                 <w:rPr>
                   <w:rFonts w:ascii="Arial" w:cs="Arial" w:eastAsia="Arial" w:hAnsi="Arial"/>
@@ -24210,7 +24210,7 @@
             <w:pPr>
               <w:spacing w:after="20" w:before="0"/>
             </w:pPr>
-            <w:hyperlink w:history="1" r:id="rId5ptjdggywkqmzkwatjqet">
+            <w:hyperlink w:history="1" r:id="rIdsjlgd130ruzleypd0ncvz">
               <w:r>
                 <w:rPr>
                   <w:rFonts w:ascii="Arial" w:cs="Arial" w:eastAsia="Arial" w:hAnsi="Arial"/>
@@ -24243,7 +24243,7 @@
               <w:spacing w:after="10" w:before="0"/>
               <w:ind w:left="120"/>
             </w:pPr>
-            <w:hyperlink w:history="1" r:id="rId8ik8zgqthgctj-ixpoks3">
+            <w:hyperlink w:history="1" r:id="rIdine6k9jw070aekme8dmrl">
               <w:r>
                 <w:rPr>
                   <w:rFonts w:ascii="Arial" w:cs="Arial" w:eastAsia="Arial" w:hAnsi="Arial"/>
@@ -24438,7 +24438,7 @@
             <w:pPr>
               <w:spacing w:after="20" w:before="0"/>
             </w:pPr>
-            <w:hyperlink w:history="1" r:id="rIdvh0knizqbmduqhjma-zeh">
+            <w:hyperlink w:history="1" r:id="rId2gs-v3kgk5rw89cuqg-yi">
               <w:r>
                 <w:rPr>
                   <w:rFonts w:ascii="Arial" w:cs="Arial" w:eastAsia="Arial" w:hAnsi="Arial"/>
@@ -24471,7 +24471,7 @@
               <w:spacing w:after="10" w:before="0"/>
               <w:ind w:left="120"/>
             </w:pPr>
-            <w:hyperlink w:history="1" r:id="rIdshlp5idoeoqycogbentvp">
+            <w:hyperlink w:history="1" r:id="rIdj1xhb2ihqnbvxbbmexhjd">
               <w:r>
                 <w:rPr>
                   <w:rFonts w:ascii="Arial" w:cs="Arial" w:eastAsia="Arial" w:hAnsi="Arial"/>
@@ -24516,7 +24516,7 @@
             <w:pPr>
               <w:spacing w:after="20" w:before="0"/>
             </w:pPr>
-            <w:hyperlink w:history="1" r:id="rIdbvktjczemjswhpzgxrovd">
+            <w:hyperlink w:history="1" r:id="rIdsnqrwjlcu2l1yvi37pxx-">
               <w:r>
                 <w:rPr>
                   <w:rFonts w:ascii="Arial" w:cs="Arial" w:eastAsia="Arial" w:hAnsi="Arial"/>
@@ -24549,7 +24549,7 @@
               <w:spacing w:after="10" w:before="0"/>
               <w:ind w:left="120"/>
             </w:pPr>
-            <w:hyperlink w:history="1" r:id="rId1h0qzpiihwhfabwjho1bi">
+            <w:hyperlink w:history="1" r:id="rId4vvq7lcrqtf2q54srpazz">
               <w:r>
                 <w:rPr>
                   <w:rFonts w:ascii="Arial" w:cs="Arial" w:eastAsia="Arial" w:hAnsi="Arial"/>
@@ -24744,7 +24744,7 @@
             <w:pPr>
               <w:spacing w:after="20" w:before="0"/>
             </w:pPr>
-            <w:hyperlink w:history="1" r:id="rIdaw0azyzoimfmvc_fbhytz">
+            <w:hyperlink w:history="1" r:id="rIdwyrj90mkuj4zaxl5lme3o">
               <w:r>
                 <w:rPr>
                   <w:rFonts w:ascii="Arial" w:cs="Arial" w:eastAsia="Arial" w:hAnsi="Arial"/>
@@ -24777,7 +24777,7 @@
               <w:spacing w:after="10" w:before="0"/>
               <w:ind w:left="120"/>
             </w:pPr>
-            <w:hyperlink w:history="1" r:id="rIdiqshjbpc1c8yejjny7crk">
+            <w:hyperlink w:history="1" r:id="rIdiz7bj-gumak65ubp8tw9n">
               <w:r>
                 <w:rPr>
                   <w:rFonts w:ascii="Arial" w:cs="Arial" w:eastAsia="Arial" w:hAnsi="Arial"/>
@@ -24822,7 +24822,7 @@
             <w:pPr>
               <w:spacing w:after="20" w:before="0"/>
             </w:pPr>
-            <w:hyperlink w:history="1" r:id="rIdtgywazmtmws5u5r5q9wr3">
+            <w:hyperlink w:history="1" r:id="rIdd8xkjcqotqhr5uofhu2uw">
               <w:r>
                 <w:rPr>
                   <w:rFonts w:ascii="Arial" w:cs="Arial" w:eastAsia="Arial" w:hAnsi="Arial"/>
@@ -24855,7 +24855,7 @@
               <w:spacing w:after="10" w:before="0"/>
               <w:ind w:left="120"/>
             </w:pPr>
-            <w:hyperlink w:history="1" r:id="rIdro3u483m0ndadha7zrbid">
+            <w:hyperlink w:history="1" r:id="rIduhjz0dohtirqmk7v3ldmi">
               <w:r>
                 <w:rPr>
                   <w:rFonts w:ascii="Arial" w:cs="Arial" w:eastAsia="Arial" w:hAnsi="Arial"/>
@@ -25050,7 +25050,7 @@
             <w:pPr>
               <w:spacing w:after="20" w:before="0"/>
             </w:pPr>
-            <w:hyperlink w:history="1" r:id="rIddetg78_0prhkox7rlxnrc">
+            <w:hyperlink w:history="1" r:id="rIdwhfts7f61bsqp22nm1oft">
               <w:r>
                 <w:rPr>
                   <w:rFonts w:ascii="Arial" w:cs="Arial" w:eastAsia="Arial" w:hAnsi="Arial"/>
@@ -25083,7 +25083,7 @@
               <w:spacing w:after="10" w:before="0"/>
               <w:ind w:left="120"/>
             </w:pPr>
-            <w:hyperlink w:history="1" r:id="rIdpjxhvco_trt-qv0qmnvh7">
+            <w:hyperlink w:history="1" r:id="rIdz6xbgbw7t90lu916nlidk">
               <w:r>
                 <w:rPr>
                   <w:rFonts w:ascii="Arial" w:cs="Arial" w:eastAsia="Arial" w:hAnsi="Arial"/>
@@ -25128,7 +25128,7 @@
             <w:pPr>
               <w:spacing w:after="20" w:before="0"/>
             </w:pPr>
-            <w:hyperlink w:history="1" r:id="rIdpfdradsslymjfc9d8as5i">
+            <w:hyperlink w:history="1" r:id="rIdltp0wn1hqjpk3raonacff">
               <w:r>
                 <w:rPr>
                   <w:rFonts w:ascii="Arial" w:cs="Arial" w:eastAsia="Arial" w:hAnsi="Arial"/>
@@ -25161,7 +25161,7 @@
               <w:spacing w:after="10" w:before="0"/>
               <w:ind w:left="120"/>
             </w:pPr>
-            <w:hyperlink w:history="1" r:id="rIdggnhfcilgvetwna-5eclm">
+            <w:hyperlink w:history="1" r:id="rIdh4vjsvdbvnbfrs73p4ojl">
               <w:r>
                 <w:rPr>
                   <w:rFonts w:ascii="Arial" w:cs="Arial" w:eastAsia="Arial" w:hAnsi="Arial"/>
